--- a/docs/SM1_аудио_видео.docx
+++ b/docs/SM1_аудио_видео.docx
@@ -29,7 +29,7 @@
           <w:sz w:val="20"/>
           <w:szCs w:val="20"/>
         </w:rPr>
-        <w:t xml:space="preserve">38 файлов: 18 видео и 20 аудио. Класть в бакет classroom-media, папка sm1/u&lt;номер юнита&gt;/ (Final Test — в sm1/u9/), имя — из последней колонки.</w:t>
+        <w:t xml:space="preserve">18 видео, 21 аудио и 3 строки с картинками. Класть в бакет classroom-media, папка sm1/u&lt;номер юнита&gt;/ (Final Test — в sm1/u9/), имя — из последней колонки. Картинки можно сохранить скриншотом.</w:t>
       </w:r>
     </w:p>
     <w:tbl>
@@ -47,10 +47,10 @@
       <w:tblGrid>
         <w:gridCol w:w="420"/>
         <w:gridCol w:w="520"/>
-        <w:gridCol w:w="3000"/>
-        <w:gridCol w:w="1000"/>
-        <w:gridCol w:w="6460"/>
-        <w:gridCol w:w="3000"/>
+        <w:gridCol w:w="2200"/>
+        <w:gridCol w:w="1300"/>
+        <w:gridCol w:w="6660"/>
+        <w:gridCol w:w="3300"/>
       </w:tblGrid>
       <w:tr>
         <w:trPr>
@@ -116,7 +116,7 @@
         </w:tc>
         <w:tc>
           <w:tcPr>
-            <w:tcW w:type="dxa" w:w="3000"/>
+            <w:tcW w:type="dxa" w:w="2200"/>
             <w:shd w:fill="E8EEF7" w:color="auto" w:val="clear"/>
             <w:tcMar>
               <w:top w:type="dxa" w:w="60"/>
@@ -145,7 +145,7 @@
         </w:tc>
         <w:tc>
           <w:tcPr>
-            <w:tcW w:type="dxa" w:w="1000"/>
+            <w:tcW w:type="dxa" w:w="1300"/>
             <w:shd w:fill="E8EEF7" w:color="auto" w:val="clear"/>
             <w:tcMar>
               <w:top w:type="dxa" w:w="60"/>
@@ -174,7 +174,7 @@
         </w:tc>
         <w:tc>
           <w:tcPr>
-            <w:tcW w:type="dxa" w:w="6460"/>
+            <w:tcW w:type="dxa" w:w="6660"/>
             <w:shd w:fill="E8EEF7" w:color="auto" w:val="clear"/>
             <w:tcMar>
               <w:top w:type="dxa" w:w="60"/>
@@ -203,7 +203,7 @@
         </w:tc>
         <w:tc>
           <w:tcPr>
-            <w:tcW w:type="dxa" w:w="3000"/>
+            <w:tcW w:type="dxa" w:w="3300"/>
             <w:shd w:fill="E8EEF7" w:color="auto" w:val="clear"/>
             <w:tcMar>
               <w:top w:type="dxa" w:w="60"/>
@@ -290,7 +290,7 @@
         </w:tc>
         <w:tc>
           <w:tcPr>
-            <w:tcW w:type="dxa" w:w="3000"/>
+            <w:tcW w:type="dxa" w:w="2200"/>
             <w:tcMar>
               <w:top w:type="dxa" w:w="60"/>
               <w:left w:type="dxa" w:w="90"/>
@@ -315,26 +315,10 @@
               <w:t xml:space="preserve">Тест Unit 1</w:t>
             </w:r>
           </w:p>
-          <w:p>
-            <w:pPr>
-              <w:spacing w:after="20" w:before="20"/>
-              <w:jc w:val="left"/>
-            </w:pPr>
-            <w:hyperlink w:history="1" r:id="rIdq2veije4aa8mnnpusjmnt">
-              <w:r>
-                <w:rPr>
-                  <w:rStyle w:val="Hyperlink"/>
-                  <w:sz w:val="16"/>
-                  <w:szCs w:val="16"/>
-                </w:rPr>
-                <w:t xml:space="preserve">https://shkola.app/material/folders/2335906/lesson/update/assessment/gnKzEdMF</w:t>
-              </w:r>
-            </w:hyperlink>
-          </w:p>
-        </w:tc>
-        <w:tc>
-          <w:tcPr>
-            <w:tcW w:type="dxa" w:w="1000"/>
+        </w:tc>
+        <w:tc>
+          <w:tcPr>
+            <w:tcW w:type="dxa" w:w="1300"/>
             <w:tcMar>
               <w:top w:type="dxa" w:w="60"/>
               <w:left w:type="dxa" w:w="90"/>
@@ -362,7 +346,7 @@
         </w:tc>
         <w:tc>
           <w:tcPr>
-            <w:tcW w:type="dxa" w:w="6460"/>
+            <w:tcW w:type="dxa" w:w="6660"/>
             <w:tcMar>
               <w:top w:type="dxa" w:w="60"/>
               <w:left w:type="dxa" w:w="90"/>
@@ -407,7 +391,7 @@
         </w:tc>
         <w:tc>
           <w:tcPr>
-            <w:tcW w:type="dxa" w:w="3000"/>
+            <w:tcW w:type="dxa" w:w="3300"/>
             <w:tcMar>
               <w:top w:type="dxa" w:w="60"/>
               <w:left w:type="dxa" w:w="90"/>
@@ -493,7 +477,7 @@
         </w:tc>
         <w:tc>
           <w:tcPr>
-            <w:tcW w:type="dxa" w:w="3000"/>
+            <w:tcW w:type="dxa" w:w="2200"/>
             <w:tcMar>
               <w:top w:type="dxa" w:w="60"/>
               <w:left w:type="dxa" w:w="90"/>
@@ -518,26 +502,10 @@
               <w:t xml:space="preserve">Тест Unit 1</w:t>
             </w:r>
           </w:p>
-          <w:p>
-            <w:pPr>
-              <w:spacing w:after="20" w:before="20"/>
-              <w:jc w:val="left"/>
-            </w:pPr>
-            <w:hyperlink w:history="1" r:id="rIdrwwwlzkwijchvwva7xnxq">
-              <w:r>
-                <w:rPr>
-                  <w:rStyle w:val="Hyperlink"/>
-                  <w:sz w:val="16"/>
-                  <w:szCs w:val="16"/>
-                </w:rPr>
-                <w:t xml:space="preserve">https://shkola.app/material/folders/2335906/lesson/update/assessment/gnKzEdMF</w:t>
-              </w:r>
-            </w:hyperlink>
-          </w:p>
-        </w:tc>
-        <w:tc>
-          <w:tcPr>
-            <w:tcW w:type="dxa" w:w="1000"/>
+        </w:tc>
+        <w:tc>
+          <w:tcPr>
+            <w:tcW w:type="dxa" w:w="1300"/>
             <w:tcMar>
               <w:top w:type="dxa" w:w="60"/>
               <w:left w:type="dxa" w:w="90"/>
@@ -565,7 +533,7 @@
         </w:tc>
         <w:tc>
           <w:tcPr>
-            <w:tcW w:type="dxa" w:w="6460"/>
+            <w:tcW w:type="dxa" w:w="6660"/>
             <w:tcMar>
               <w:top w:type="dxa" w:w="60"/>
               <w:left w:type="dxa" w:w="90"/>
@@ -610,7 +578,7 @@
         </w:tc>
         <w:tc>
           <w:tcPr>
-            <w:tcW w:type="dxa" w:w="3000"/>
+            <w:tcW w:type="dxa" w:w="3300"/>
             <w:tcMar>
               <w:top w:type="dxa" w:w="60"/>
               <w:left w:type="dxa" w:w="90"/>
@@ -696,7 +664,7 @@
         </w:tc>
         <w:tc>
           <w:tcPr>
-            <w:tcW w:type="dxa" w:w="3000"/>
+            <w:tcW w:type="dxa" w:w="2200"/>
             <w:tcMar>
               <w:top w:type="dxa" w:w="60"/>
               <w:left w:type="dxa" w:w="90"/>
@@ -721,26 +689,10 @@
               <w:t xml:space="preserve">Тест Unit 2</w:t>
             </w:r>
           </w:p>
-          <w:p>
-            <w:pPr>
-              <w:spacing w:after="20" w:before="20"/>
-              <w:jc w:val="left"/>
-            </w:pPr>
-            <w:hyperlink w:history="1" r:id="rIdr3sfiqtrr-8pcr5ky3qpk">
-              <w:r>
-                <w:rPr>
-                  <w:rStyle w:val="Hyperlink"/>
-                  <w:sz w:val="16"/>
-                  <w:szCs w:val="16"/>
-                </w:rPr>
-                <w:t xml:space="preserve">https://shkola.app/material/folders/2335907/lesson/update/assessment/dCYKnCyt</w:t>
-              </w:r>
-            </w:hyperlink>
-          </w:p>
-        </w:tc>
-        <w:tc>
-          <w:tcPr>
-            <w:tcW w:type="dxa" w:w="1000"/>
+        </w:tc>
+        <w:tc>
+          <w:tcPr>
+            <w:tcW w:type="dxa" w:w="1300"/>
             <w:tcMar>
               <w:top w:type="dxa" w:w="60"/>
               <w:left w:type="dxa" w:w="90"/>
@@ -768,7 +720,7 @@
         </w:tc>
         <w:tc>
           <w:tcPr>
-            <w:tcW w:type="dxa" w:w="6460"/>
+            <w:tcW w:type="dxa" w:w="6660"/>
             <w:tcMar>
               <w:top w:type="dxa" w:w="60"/>
               <w:left w:type="dxa" w:w="90"/>
@@ -813,7 +765,7 @@
         </w:tc>
         <w:tc>
           <w:tcPr>
-            <w:tcW w:type="dxa" w:w="3000"/>
+            <w:tcW w:type="dxa" w:w="3300"/>
             <w:tcMar>
               <w:top w:type="dxa" w:w="60"/>
               <w:left w:type="dxa" w:w="90"/>
@@ -899,7 +851,7 @@
         </w:tc>
         <w:tc>
           <w:tcPr>
-            <w:tcW w:type="dxa" w:w="3000"/>
+            <w:tcW w:type="dxa" w:w="2200"/>
             <w:tcMar>
               <w:top w:type="dxa" w:w="60"/>
               <w:left w:type="dxa" w:w="90"/>
@@ -924,26 +876,10 @@
               <w:t xml:space="preserve">Тест Unit 3</w:t>
             </w:r>
           </w:p>
-          <w:p>
-            <w:pPr>
-              <w:spacing w:after="20" w:before="20"/>
-              <w:jc w:val="left"/>
-            </w:pPr>
-            <w:hyperlink w:history="1" r:id="rIdmkm5xqwnbaxrnwomrqnpj">
-              <w:r>
-                <w:rPr>
-                  <w:rStyle w:val="Hyperlink"/>
-                  <w:sz w:val="16"/>
-                  <w:szCs w:val="16"/>
-                </w:rPr>
-                <w:t xml:space="preserve">https://shkola.app/material/folders/2335908/lesson/update/assessment/uc8Xn1JZ</w:t>
-              </w:r>
-            </w:hyperlink>
-          </w:p>
-        </w:tc>
-        <w:tc>
-          <w:tcPr>
-            <w:tcW w:type="dxa" w:w="1000"/>
+        </w:tc>
+        <w:tc>
+          <w:tcPr>
+            <w:tcW w:type="dxa" w:w="1300"/>
             <w:tcMar>
               <w:top w:type="dxa" w:w="60"/>
               <w:left w:type="dxa" w:w="90"/>
@@ -971,7 +907,7 @@
         </w:tc>
         <w:tc>
           <w:tcPr>
-            <w:tcW w:type="dxa" w:w="6460"/>
+            <w:tcW w:type="dxa" w:w="6660"/>
             <w:tcMar>
               <w:top w:type="dxa" w:w="60"/>
               <w:left w:type="dxa" w:w="90"/>
@@ -1016,7 +952,7 @@
         </w:tc>
         <w:tc>
           <w:tcPr>
-            <w:tcW w:type="dxa" w:w="3000"/>
+            <w:tcW w:type="dxa" w:w="3300"/>
             <w:tcMar>
               <w:top w:type="dxa" w:w="60"/>
               <w:left w:type="dxa" w:w="90"/>
@@ -1102,7 +1038,7 @@
         </w:tc>
         <w:tc>
           <w:tcPr>
-            <w:tcW w:type="dxa" w:w="3000"/>
+            <w:tcW w:type="dxa" w:w="2200"/>
             <w:tcMar>
               <w:top w:type="dxa" w:w="60"/>
               <w:left w:type="dxa" w:w="90"/>
@@ -1127,26 +1063,10 @@
               <w:t xml:space="preserve">Тест Unit 4</w:t>
             </w:r>
           </w:p>
-          <w:p>
-            <w:pPr>
-              <w:spacing w:after="20" w:before="20"/>
-              <w:jc w:val="left"/>
-            </w:pPr>
-            <w:hyperlink w:history="1" r:id="rId-tkclj1qnokbsmumhe4zg">
-              <w:r>
-                <w:rPr>
-                  <w:rStyle w:val="Hyperlink"/>
-                  <w:sz w:val="16"/>
-                  <w:szCs w:val="16"/>
-                </w:rPr>
-                <w:t xml:space="preserve">https://shkola.app/material/folders/2335909/lesson/update/assessment/AOxtYJZ0</w:t>
-              </w:r>
-            </w:hyperlink>
-          </w:p>
-        </w:tc>
-        <w:tc>
-          <w:tcPr>
-            <w:tcW w:type="dxa" w:w="1000"/>
+        </w:tc>
+        <w:tc>
+          <w:tcPr>
+            <w:tcW w:type="dxa" w:w="1300"/>
             <w:tcMar>
               <w:top w:type="dxa" w:w="60"/>
               <w:left w:type="dxa" w:w="90"/>
@@ -1174,7 +1094,7 @@
         </w:tc>
         <w:tc>
           <w:tcPr>
-            <w:tcW w:type="dxa" w:w="6460"/>
+            <w:tcW w:type="dxa" w:w="6660"/>
             <w:tcMar>
               <w:top w:type="dxa" w:w="60"/>
               <w:left w:type="dxa" w:w="90"/>
@@ -1219,7 +1139,7 @@
         </w:tc>
         <w:tc>
           <w:tcPr>
-            <w:tcW w:type="dxa" w:w="3000"/>
+            <w:tcW w:type="dxa" w:w="3300"/>
             <w:tcMar>
               <w:top w:type="dxa" w:w="60"/>
               <w:left w:type="dxa" w:w="90"/>
@@ -1305,7 +1225,7 @@
         </w:tc>
         <w:tc>
           <w:tcPr>
-            <w:tcW w:type="dxa" w:w="3000"/>
+            <w:tcW w:type="dxa" w:w="2200"/>
             <w:tcMar>
               <w:top w:type="dxa" w:w="60"/>
               <w:left w:type="dxa" w:w="90"/>
@@ -1330,26 +1250,10 @@
               <w:t xml:space="preserve">Unit 5 · ДЗ 4 (часть 1)</w:t>
             </w:r>
           </w:p>
-          <w:p>
-            <w:pPr>
-              <w:spacing w:after="20" w:before="20"/>
-              <w:jc w:val="left"/>
-            </w:pPr>
-            <w:hyperlink w:history="1" r:id="rIdtnw1u1roveexusx-3m2ws">
-              <w:r>
-                <w:rPr>
-                  <w:rStyle w:val="Hyperlink"/>
-                  <w:sz w:val="16"/>
-                  <w:szCs w:val="16"/>
-                </w:rPr>
-                <w:t xml:space="preserve">https://shkola.app/material/folders/2335859/lesson/update/assessment/epGPP4q0</w:t>
-              </w:r>
-            </w:hyperlink>
-          </w:p>
-        </w:tc>
-        <w:tc>
-          <w:tcPr>
-            <w:tcW w:type="dxa" w:w="1000"/>
+        </w:tc>
+        <w:tc>
+          <w:tcPr>
+            <w:tcW w:type="dxa" w:w="1300"/>
             <w:tcMar>
               <w:top w:type="dxa" w:w="60"/>
               <w:left w:type="dxa" w:w="90"/>
@@ -1377,7 +1281,7 @@
         </w:tc>
         <w:tc>
           <w:tcPr>
-            <w:tcW w:type="dxa" w:w="6460"/>
+            <w:tcW w:type="dxa" w:w="6660"/>
             <w:tcMar>
               <w:top w:type="dxa" w:w="60"/>
               <w:left w:type="dxa" w:w="90"/>
@@ -1422,7 +1326,7 @@
         </w:tc>
         <w:tc>
           <w:tcPr>
-            <w:tcW w:type="dxa" w:w="3000"/>
+            <w:tcW w:type="dxa" w:w="3300"/>
             <w:tcMar>
               <w:top w:type="dxa" w:w="60"/>
               <w:left w:type="dxa" w:w="90"/>
@@ -1508,7 +1412,7 @@
         </w:tc>
         <w:tc>
           <w:tcPr>
-            <w:tcW w:type="dxa" w:w="3000"/>
+            <w:tcW w:type="dxa" w:w="2200"/>
             <w:tcMar>
               <w:top w:type="dxa" w:w="60"/>
               <w:left w:type="dxa" w:w="90"/>
@@ -1533,26 +1437,10 @@
               <w:t xml:space="preserve">Unit 5 · ДЗ 4 (часть 2)</w:t>
             </w:r>
           </w:p>
-          <w:p>
-            <w:pPr>
-              <w:spacing w:after="20" w:before="20"/>
-              <w:jc w:val="left"/>
-            </w:pPr>
-            <w:hyperlink w:history="1" r:id="rId1u55wwvd4szry9o7v4p7d">
-              <w:r>
-                <w:rPr>
-                  <w:rStyle w:val="Hyperlink"/>
-                  <w:sz w:val="16"/>
-                  <w:szCs w:val="16"/>
-                </w:rPr>
-                <w:t xml:space="preserve">https://shkola.app/material/folders/2335859/lesson/update/video/rTv7ARoZ</w:t>
-              </w:r>
-            </w:hyperlink>
-          </w:p>
-        </w:tc>
-        <w:tc>
-          <w:tcPr>
-            <w:tcW w:type="dxa" w:w="1000"/>
+        </w:tc>
+        <w:tc>
+          <w:tcPr>
+            <w:tcW w:type="dxa" w:w="1300"/>
             <w:tcMar>
               <w:top w:type="dxa" w:w="60"/>
               <w:left w:type="dxa" w:w="90"/>
@@ -1580,7 +1468,7 @@
         </w:tc>
         <w:tc>
           <w:tcPr>
-            <w:tcW w:type="dxa" w:w="6460"/>
+            <w:tcW w:type="dxa" w:w="6660"/>
             <w:tcMar>
               <w:top w:type="dxa" w:w="60"/>
               <w:left w:type="dxa" w:w="90"/>
@@ -1625,7 +1513,7 @@
         </w:tc>
         <w:tc>
           <w:tcPr>
-            <w:tcW w:type="dxa" w:w="3000"/>
+            <w:tcW w:type="dxa" w:w="3300"/>
             <w:tcMar>
               <w:top w:type="dxa" w:w="60"/>
               <w:left w:type="dxa" w:w="90"/>
@@ -1711,7 +1599,7 @@
         </w:tc>
         <w:tc>
           <w:tcPr>
-            <w:tcW w:type="dxa" w:w="3000"/>
+            <w:tcW w:type="dxa" w:w="2200"/>
             <w:tcMar>
               <w:top w:type="dxa" w:w="60"/>
               <w:left w:type="dxa" w:w="90"/>
@@ -1739,7 +1627,7 @@
         </w:tc>
         <w:tc>
           <w:tcPr>
-            <w:tcW w:type="dxa" w:w="1000"/>
+            <w:tcW w:type="dxa" w:w="1300"/>
             <w:tcMar>
               <w:top w:type="dxa" w:w="60"/>
               <w:left w:type="dxa" w:w="90"/>
@@ -1767,7 +1655,7 @@
         </w:tc>
         <w:tc>
           <w:tcPr>
-            <w:tcW w:type="dxa" w:w="6460"/>
+            <w:tcW w:type="dxa" w:w="6660"/>
             <w:tcMar>
               <w:top w:type="dxa" w:w="60"/>
               <w:left w:type="dxa" w:w="90"/>
@@ -1812,7 +1700,7 @@
         </w:tc>
         <w:tc>
           <w:tcPr>
-            <w:tcW w:type="dxa" w:w="3000"/>
+            <w:tcW w:type="dxa" w:w="3300"/>
             <w:tcMar>
               <w:top w:type="dxa" w:w="60"/>
               <w:left w:type="dxa" w:w="90"/>
@@ -1898,101 +1786,85 @@
         </w:tc>
         <w:tc>
           <w:tcPr>
-            <w:tcW w:type="dxa" w:w="3000"/>
-            <w:tcMar>
-              <w:top w:type="dxa" w:w="60"/>
-              <w:left w:type="dxa" w:w="90"/>
-              <w:bottom w:type="dxa" w:w="60"/>
-              <w:right w:type="dxa" w:w="90"/>
-            </w:tcMar>
-          </w:tcPr>
-          <w:p>
-            <w:pPr>
-              <w:spacing w:after="20" w:before="20"/>
-              <w:jc w:val="left"/>
-            </w:pPr>
-            <w:r>
-              <w:rPr>
-                <w:b/>
-                <w:bCs/>
-                <w:i w:val="false"/>
-                <w:iCs w:val="false"/>
-                <w:sz w:val="20"/>
-                <w:szCs w:val="20"/>
-              </w:rPr>
-              <w:t xml:space="preserve">Тест Unit 5</w:t>
-            </w:r>
-          </w:p>
-          <w:p>
-            <w:pPr>
-              <w:spacing w:after="20" w:before="20"/>
-              <w:jc w:val="left"/>
-            </w:pPr>
-            <w:hyperlink w:history="1" r:id="rIdk4ad_ip1ydx7djbpzz6fj">
-              <w:r>
-                <w:rPr>
-                  <w:rStyle w:val="Hyperlink"/>
-                  <w:sz w:val="16"/>
-                  <w:szCs w:val="16"/>
-                </w:rPr>
-                <w:t xml:space="preserve">https://shkola.app/material/folders/2335910/lesson/update/assessment/XLAdxhGj</w:t>
-              </w:r>
-            </w:hyperlink>
-          </w:p>
-        </w:tc>
-        <w:tc>
-          <w:tcPr>
-            <w:tcW w:type="dxa" w:w="1000"/>
-            <w:tcMar>
-              <w:top w:type="dxa" w:w="60"/>
-              <w:left w:type="dxa" w:w="90"/>
-              <w:bottom w:type="dxa" w:w="60"/>
-              <w:right w:type="dxa" w:w="90"/>
-            </w:tcMar>
-          </w:tcPr>
-          <w:p>
-            <w:pPr>
-              <w:spacing w:after="20" w:before="20"/>
-              <w:jc w:val="left"/>
-            </w:pPr>
-            <w:r>
-              <w:rPr>
-                <w:b w:val="false"/>
-                <w:bCs w:val="false"/>
-                <w:i w:val="false"/>
-                <w:iCs w:val="false"/>
-                <w:sz w:val="20"/>
-                <w:szCs w:val="20"/>
-              </w:rPr>
-              <w:t xml:space="preserve">🔊 аудио</w:t>
-            </w:r>
-          </w:p>
-        </w:tc>
-        <w:tc>
-          <w:tcPr>
-            <w:tcW w:type="dxa" w:w="6460"/>
-            <w:tcMar>
-              <w:top w:type="dxa" w:w="60"/>
-              <w:left w:type="dxa" w:w="90"/>
-              <w:bottom w:type="dxa" w:w="60"/>
-              <w:right w:type="dxa" w:w="90"/>
-            </w:tcMar>
-          </w:tcPr>
-          <w:p>
-            <w:pPr>
-              <w:spacing w:after="20" w:before="20"/>
-              <w:jc w:val="left"/>
-            </w:pPr>
-            <w:r>
-              <w:rPr>
-                <w:b w:val="false"/>
-                <w:bCs w:val="false"/>
-                <w:i w:val="false"/>
-                <w:iCs w:val="false"/>
-                <w:sz w:val="20"/>
-                <w:szCs w:val="20"/>
-              </w:rPr>
-              <w:t xml:space="preserve">LISTENING: дни и занятия Tom / Lucy / Ben</w:t>
+            <w:tcW w:type="dxa" w:w="2200"/>
+            <w:tcMar>
+              <w:top w:type="dxa" w:w="60"/>
+              <w:left w:type="dxa" w:w="90"/>
+              <w:bottom w:type="dxa" w:w="60"/>
+              <w:right w:type="dxa" w:w="90"/>
+            </w:tcMar>
+          </w:tcPr>
+          <w:p>
+            <w:pPr>
+              <w:spacing w:after="20" w:before="20"/>
+              <w:jc w:val="left"/>
+            </w:pPr>
+            <w:r>
+              <w:rPr>
+                <w:b/>
+                <w:bCs/>
+                <w:i w:val="false"/>
+                <w:iCs w:val="false"/>
+                <w:sz w:val="20"/>
+                <w:szCs w:val="20"/>
+              </w:rPr>
+              <w:t xml:space="preserve">Unit 5 · ДЗ 5</w:t>
+            </w:r>
+          </w:p>
+        </w:tc>
+        <w:tc>
+          <w:tcPr>
+            <w:tcW w:type="dxa" w:w="1300"/>
+            <w:tcMar>
+              <w:top w:type="dxa" w:w="60"/>
+              <w:left w:type="dxa" w:w="90"/>
+              <w:bottom w:type="dxa" w:w="60"/>
+              <w:right w:type="dxa" w:w="90"/>
+            </w:tcMar>
+          </w:tcPr>
+          <w:p>
+            <w:pPr>
+              <w:spacing w:after="20" w:before="20"/>
+              <w:jc w:val="left"/>
+            </w:pPr>
+            <w:r>
+              <w:rPr>
+                <w:b w:val="false"/>
+                <w:bCs w:val="false"/>
+                <w:i w:val="false"/>
+                <w:iCs w:val="false"/>
+                <w:sz w:val="20"/>
+                <w:szCs w:val="20"/>
+              </w:rPr>
+              <w:t xml:space="preserve">🖼 картинка</w:t>
+            </w:r>
+          </w:p>
+        </w:tc>
+        <w:tc>
+          <w:tcPr>
+            <w:tcW w:type="dxa" w:w="6660"/>
+            <w:tcMar>
+              <w:top w:type="dxa" w:w="60"/>
+              <w:left w:type="dxa" w:w="90"/>
+              <w:bottom w:type="dxa" w:w="60"/>
+              <w:right w:type="dxa" w:w="90"/>
+            </w:tcMar>
+          </w:tcPr>
+          <w:p>
+            <w:pPr>
+              <w:spacing w:after="20" w:before="20"/>
+              <w:jc w:val="left"/>
+            </w:pPr>
+            <w:r>
+              <w:rPr>
+                <w:b w:val="false"/>
+                <w:bCs w:val="false"/>
+                <w:i w:val="false"/>
+                <w:iCs w:val="false"/>
+                <w:sz w:val="20"/>
+                <w:szCs w:val="20"/>
+              </w:rPr>
+              <w:t xml:space="preserve">Картинки к этому же заданию LISTENING: по 3 у каждого ребёнка, всего 12. В выгрузке двух не хватает — сохраните все 12 по порядку на экране</w:t>
             </w:r>
           </w:p>
           <w:p>
@@ -2009,35 +1881,35 @@
                 <w:sz w:val="18"/>
                 <w:szCs w:val="18"/>
               </w:rPr>
-              <w:t xml:space="preserve">Аудио внутри задания «Классификация»: «LISTENING. Послушай запись. Перетащи дни недели и занятия в колонку нужного ребёнка» (Tom, Lucy, Ben). Перед ним — READING «Hi! I'm Sam. Here is my week!»</w:t>
-            </w:r>
-          </w:p>
-        </w:tc>
-        <w:tc>
-          <w:tcPr>
-            <w:tcW w:type="dxa" w:w="3000"/>
-            <w:tcMar>
-              <w:top w:type="dxa" w:w="60"/>
-              <w:left w:type="dxa" w:w="90"/>
-              <w:bottom w:type="dxa" w:w="60"/>
-              <w:right w:type="dxa" w:w="90"/>
-            </w:tcMar>
-          </w:tcPr>
-          <w:p>
-            <w:pPr>
-              <w:spacing w:after="20" w:before="20"/>
-              <w:jc w:val="left"/>
-            </w:pPr>
-            <w:r>
-              <w:rPr>
-                <w:b/>
-                <w:bCs/>
-                <w:i w:val="false"/>
-                <w:iCs w:val="false"/>
-                <w:sz w:val="20"/>
-                <w:szCs w:val="20"/>
-              </w:rPr>
-              <w:t xml:space="preserve">sm1_u5_test_b10.mp3</w:t>
+              <w:t xml:space="preserve">пятое задание урока</w:t>
+            </w:r>
+          </w:p>
+        </w:tc>
+        <w:tc>
+          <w:tcPr>
+            <w:tcW w:type="dxa" w:w="3300"/>
+            <w:tcMar>
+              <w:top w:type="dxa" w:w="60"/>
+              <w:left w:type="dxa" w:w="90"/>
+              <w:bottom w:type="dxa" w:w="60"/>
+              <w:right w:type="dxa" w:w="90"/>
+            </w:tcMar>
+          </w:tcPr>
+          <w:p>
+            <w:pPr>
+              <w:spacing w:after="20" w:before="20"/>
+              <w:jc w:val="left"/>
+            </w:pPr>
+            <w:r>
+              <w:rPr>
+                <w:b/>
+                <w:bCs/>
+                <w:i w:val="false"/>
+                <w:iCs w:val="false"/>
+                <w:sz w:val="20"/>
+                <w:szCs w:val="20"/>
+              </w:rPr>
+              <w:t xml:space="preserve">sm1_u5_hw5_b4_1.png … sm1_u5_hw5_b4_12.png</w:t>
             </w:r>
           </w:p>
         </w:tc>
@@ -2101,101 +1973,85 @@
         </w:tc>
         <w:tc>
           <w:tcPr>
-            <w:tcW w:type="dxa" w:w="3000"/>
-            <w:tcMar>
-              <w:top w:type="dxa" w:w="60"/>
-              <w:left w:type="dxa" w:w="90"/>
-              <w:bottom w:type="dxa" w:w="60"/>
-              <w:right w:type="dxa" w:w="90"/>
-            </w:tcMar>
-          </w:tcPr>
-          <w:p>
-            <w:pPr>
-              <w:spacing w:after="20" w:before="20"/>
-              <w:jc w:val="left"/>
-            </w:pPr>
-            <w:r>
-              <w:rPr>
-                <w:b/>
-                <w:bCs/>
-                <w:i w:val="false"/>
-                <w:iCs w:val="false"/>
-                <w:sz w:val="20"/>
-                <w:szCs w:val="20"/>
-              </w:rPr>
-              <w:t xml:space="preserve">Unit 6 · ДЗ 2</w:t>
-            </w:r>
-          </w:p>
-          <w:p>
-            <w:pPr>
-              <w:spacing w:after="20" w:before="20"/>
-              <w:jc w:val="left"/>
-            </w:pPr>
-            <w:hyperlink w:history="1" r:id="rIdvzmihbl3lg2k1aaxcc2wl">
-              <w:r>
-                <w:rPr>
-                  <w:rStyle w:val="Hyperlink"/>
-                  <w:sz w:val="16"/>
-                  <w:szCs w:val="16"/>
-                </w:rPr>
-                <w:t xml:space="preserve">https://shkola.app/material/folders/2335860/lesson/update/assessment/5Bk1bwDi</w:t>
-              </w:r>
-            </w:hyperlink>
-          </w:p>
-        </w:tc>
-        <w:tc>
-          <w:tcPr>
-            <w:tcW w:type="dxa" w:w="1000"/>
-            <w:tcMar>
-              <w:top w:type="dxa" w:w="60"/>
-              <w:left w:type="dxa" w:w="90"/>
-              <w:bottom w:type="dxa" w:w="60"/>
-              <w:right w:type="dxa" w:w="90"/>
-            </w:tcMar>
-          </w:tcPr>
-          <w:p>
-            <w:pPr>
-              <w:spacing w:after="20" w:before="20"/>
-              <w:jc w:val="left"/>
-            </w:pPr>
-            <w:r>
-              <w:rPr>
-                <w:b w:val="false"/>
-                <w:bCs w:val="false"/>
-                <w:i w:val="false"/>
-                <w:iCs w:val="false"/>
-                <w:sz w:val="20"/>
-                <w:szCs w:val="20"/>
-              </w:rPr>
-              <w:t xml:space="preserve">🎬 видео</w:t>
-            </w:r>
-          </w:p>
-        </w:tc>
-        <w:tc>
-          <w:tcPr>
-            <w:tcW w:type="dxa" w:w="6460"/>
-            <w:tcMar>
-              <w:top w:type="dxa" w:w="60"/>
-              <w:left w:type="dxa" w:w="90"/>
-              <w:bottom w:type="dxa" w:w="60"/>
-              <w:right w:type="dxa" w:w="90"/>
-            </w:tcMar>
-          </w:tcPr>
-          <w:p>
-            <w:pPr>
-              <w:spacing w:after="20" w:before="20"/>
-              <w:jc w:val="left"/>
-            </w:pPr>
-            <w:r>
-              <w:rPr>
-                <w:b w:val="false"/>
-                <w:bCs w:val="false"/>
-                <w:i w:val="false"/>
-                <w:iCs w:val="false"/>
-                <w:sz w:val="20"/>
-                <w:szCs w:val="20"/>
-              </w:rPr>
-              <w:t xml:space="preserve">Девочка описывает любимую комнату</w:t>
+            <w:tcW w:type="dxa" w:w="2200"/>
+            <w:tcMar>
+              <w:top w:type="dxa" w:w="60"/>
+              <w:left w:type="dxa" w:w="90"/>
+              <w:bottom w:type="dxa" w:w="60"/>
+              <w:right w:type="dxa" w:w="90"/>
+            </w:tcMar>
+          </w:tcPr>
+          <w:p>
+            <w:pPr>
+              <w:spacing w:after="20" w:before="20"/>
+              <w:jc w:val="left"/>
+            </w:pPr>
+            <w:r>
+              <w:rPr>
+                <w:b/>
+                <w:bCs/>
+                <w:i w:val="false"/>
+                <w:iCs w:val="false"/>
+                <w:sz w:val="20"/>
+                <w:szCs w:val="20"/>
+              </w:rPr>
+              <w:t xml:space="preserve">Тест Unit 5</w:t>
+            </w:r>
+          </w:p>
+        </w:tc>
+        <w:tc>
+          <w:tcPr>
+            <w:tcW w:type="dxa" w:w="1300"/>
+            <w:tcMar>
+              <w:top w:type="dxa" w:w="60"/>
+              <w:left w:type="dxa" w:w="90"/>
+              <w:bottom w:type="dxa" w:w="60"/>
+              <w:right w:type="dxa" w:w="90"/>
+            </w:tcMar>
+          </w:tcPr>
+          <w:p>
+            <w:pPr>
+              <w:spacing w:after="20" w:before="20"/>
+              <w:jc w:val="left"/>
+            </w:pPr>
+            <w:r>
+              <w:rPr>
+                <w:b w:val="false"/>
+                <w:bCs w:val="false"/>
+                <w:i w:val="false"/>
+                <w:iCs w:val="false"/>
+                <w:sz w:val="20"/>
+                <w:szCs w:val="20"/>
+              </w:rPr>
+              <w:t xml:space="preserve">🔊 аудио</w:t>
+            </w:r>
+          </w:p>
+        </w:tc>
+        <w:tc>
+          <w:tcPr>
+            <w:tcW w:type="dxa" w:w="6660"/>
+            <w:tcMar>
+              <w:top w:type="dxa" w:w="60"/>
+              <w:left w:type="dxa" w:w="90"/>
+              <w:bottom w:type="dxa" w:w="60"/>
+              <w:right w:type="dxa" w:w="90"/>
+            </w:tcMar>
+          </w:tcPr>
+          <w:p>
+            <w:pPr>
+              <w:spacing w:after="20" w:before="20"/>
+              <w:jc w:val="left"/>
+            </w:pPr>
+            <w:r>
+              <w:rPr>
+                <w:b w:val="false"/>
+                <w:bCs w:val="false"/>
+                <w:i w:val="false"/>
+                <w:iCs w:val="false"/>
+                <w:sz w:val="20"/>
+                <w:szCs w:val="20"/>
+              </w:rPr>
+              <w:t xml:space="preserve">LISTENING: дни и занятия Tom / Lucy / Ben</w:t>
             </w:r>
           </w:p>
           <w:p>
@@ -2212,35 +2068,35 @@
                 <w:sz w:val="18"/>
                 <w:szCs w:val="18"/>
               </w:rPr>
-              <w:t xml:space="preserve">«Медиафайл» «Для начала посмотри видео. В видео девочка описывает свою любимую комнату»; дальше идёт задание «Найди пару»: «Посмотри видео ещё раз и соедини левый столбик с правым» (There is one bed.)</w:t>
-            </w:r>
-          </w:p>
-        </w:tc>
-        <w:tc>
-          <w:tcPr>
-            <w:tcW w:type="dxa" w:w="3000"/>
-            <w:tcMar>
-              <w:top w:type="dxa" w:w="60"/>
-              <w:left w:type="dxa" w:w="90"/>
-              <w:bottom w:type="dxa" w:w="60"/>
-              <w:right w:type="dxa" w:w="90"/>
-            </w:tcMar>
-          </w:tcPr>
-          <w:p>
-            <w:pPr>
-              <w:spacing w:after="20" w:before="20"/>
-              <w:jc w:val="left"/>
-            </w:pPr>
-            <w:r>
-              <w:rPr>
-                <w:b/>
-                <w:bCs/>
-                <w:i w:val="false"/>
-                <w:iCs w:val="false"/>
-                <w:sz w:val="20"/>
-                <w:szCs w:val="20"/>
-              </w:rPr>
-              <w:t xml:space="preserve">sm1_u6_hw2_b3.mp4</w:t>
+              <w:t xml:space="preserve">Аудио внутри задания «Классификация»: «LISTENING. Послушай запись. Перетащи дни недели и занятия в колонку нужного ребёнка» (Tom, Lucy, Ben). Перед ним — READING «Hi! I'm Sam. Here is my week!»</w:t>
+            </w:r>
+          </w:p>
+        </w:tc>
+        <w:tc>
+          <w:tcPr>
+            <w:tcW w:type="dxa" w:w="3300"/>
+            <w:tcMar>
+              <w:top w:type="dxa" w:w="60"/>
+              <w:left w:type="dxa" w:w="90"/>
+              <w:bottom w:type="dxa" w:w="60"/>
+              <w:right w:type="dxa" w:w="90"/>
+            </w:tcMar>
+          </w:tcPr>
+          <w:p>
+            <w:pPr>
+              <w:spacing w:after="20" w:before="20"/>
+              <w:jc w:val="left"/>
+            </w:pPr>
+            <w:r>
+              <w:rPr>
+                <w:b/>
+                <w:bCs/>
+                <w:i w:val="false"/>
+                <w:iCs w:val="false"/>
+                <w:sz w:val="20"/>
+                <w:szCs w:val="20"/>
+              </w:rPr>
+              <w:t xml:space="preserve">sm1_u5_test_b10.mp3</w:t>
             </w:r>
           </w:p>
         </w:tc>
@@ -2304,35 +2160,35 @@
         </w:tc>
         <w:tc>
           <w:tcPr>
-            <w:tcW w:type="dxa" w:w="3000"/>
-            <w:tcMar>
-              <w:top w:type="dxa" w:w="60"/>
-              <w:left w:type="dxa" w:w="90"/>
-              <w:bottom w:type="dxa" w:w="60"/>
-              <w:right w:type="dxa" w:w="90"/>
-            </w:tcMar>
-          </w:tcPr>
-          <w:p>
-            <w:pPr>
-              <w:spacing w:after="20" w:before="20"/>
-              <w:jc w:val="left"/>
-            </w:pPr>
-            <w:r>
-              <w:rPr>
-                <w:b/>
-                <w:bCs/>
-                <w:i w:val="false"/>
-                <w:iCs w:val="false"/>
-                <w:sz w:val="20"/>
-                <w:szCs w:val="20"/>
-              </w:rPr>
-              <w:t xml:space="preserve">Unit 6 · ДЗ 3</w:t>
-            </w:r>
-          </w:p>
-        </w:tc>
-        <w:tc>
-          <w:tcPr>
-            <w:tcW w:type="dxa" w:w="1000"/>
+            <w:tcW w:type="dxa" w:w="2200"/>
+            <w:tcMar>
+              <w:top w:type="dxa" w:w="60"/>
+              <w:left w:type="dxa" w:w="90"/>
+              <w:bottom w:type="dxa" w:w="60"/>
+              <w:right w:type="dxa" w:w="90"/>
+            </w:tcMar>
+          </w:tcPr>
+          <w:p>
+            <w:pPr>
+              <w:spacing w:after="20" w:before="20"/>
+              <w:jc w:val="left"/>
+            </w:pPr>
+            <w:r>
+              <w:rPr>
+                <w:b/>
+                <w:bCs/>
+                <w:i w:val="false"/>
+                <w:iCs w:val="false"/>
+                <w:sz w:val="20"/>
+                <w:szCs w:val="20"/>
+              </w:rPr>
+              <w:t xml:space="preserve">Unit 6 · ДЗ 2</w:t>
+            </w:r>
+          </w:p>
+        </w:tc>
+        <w:tc>
+          <w:tcPr>
+            <w:tcW w:type="dxa" w:w="1300"/>
             <w:tcMar>
               <w:top w:type="dxa" w:w="60"/>
               <w:left w:type="dxa" w:w="90"/>
@@ -2360,29 +2216,29 @@
         </w:tc>
         <w:tc>
           <w:tcPr>
-            <w:tcW w:type="dxa" w:w="6460"/>
-            <w:tcMar>
-              <w:top w:type="dxa" w:w="60"/>
-              <w:left w:type="dxa" w:w="90"/>
-              <w:bottom w:type="dxa" w:w="60"/>
-              <w:right w:type="dxa" w:w="90"/>
-            </w:tcMar>
-          </w:tcPr>
-          <w:p>
-            <w:pPr>
-              <w:spacing w:after="20" w:before="20"/>
-              <w:jc w:val="left"/>
-            </w:pPr>
-            <w:r>
-              <w:rPr>
-                <w:b w:val="false"/>
-                <w:bCs w:val="false"/>
-                <w:i w:val="false"/>
-                <w:iCs w:val="false"/>
-                <w:sz w:val="20"/>
-                <w:szCs w:val="20"/>
-              </w:rPr>
-              <w:t xml:space="preserve">Животные: Is there…? / Are there…?</w:t>
+            <w:tcW w:type="dxa" w:w="6660"/>
+            <w:tcMar>
+              <w:top w:type="dxa" w:w="60"/>
+              <w:left w:type="dxa" w:w="90"/>
+              <w:bottom w:type="dxa" w:w="60"/>
+              <w:right w:type="dxa" w:w="90"/>
+            </w:tcMar>
+          </w:tcPr>
+          <w:p>
+            <w:pPr>
+              <w:spacing w:after="20" w:before="20"/>
+              <w:jc w:val="left"/>
+            </w:pPr>
+            <w:r>
+              <w:rPr>
+                <w:b w:val="false"/>
+                <w:bCs w:val="false"/>
+                <w:i w:val="false"/>
+                <w:iCs w:val="false"/>
+                <w:sz w:val="20"/>
+                <w:szCs w:val="20"/>
+              </w:rPr>
+              <w:t xml:space="preserve">Девочка описывает любимую комнату</w:t>
             </w:r>
           </w:p>
           <w:p>
@@ -2399,35 +2255,35 @@
                 <w:sz w:val="18"/>
                 <w:szCs w:val="18"/>
               </w:rPr>
-              <w:t xml:space="preserve">Видео после текста «Ура! Мы с тобой посмотрим интересное видео… много животных»; дальше идёт задание «Посмотри видео ещё раз. Соедини вопросы и ответы» (Are there five lions?)</w:t>
-            </w:r>
-          </w:p>
-        </w:tc>
-        <w:tc>
-          <w:tcPr>
-            <w:tcW w:type="dxa" w:w="3000"/>
-            <w:tcMar>
-              <w:top w:type="dxa" w:w="60"/>
-              <w:left w:type="dxa" w:w="90"/>
-              <w:bottom w:type="dxa" w:w="60"/>
-              <w:right w:type="dxa" w:w="90"/>
-            </w:tcMar>
-          </w:tcPr>
-          <w:p>
-            <w:pPr>
-              <w:spacing w:after="20" w:before="20"/>
-              <w:jc w:val="left"/>
-            </w:pPr>
-            <w:r>
-              <w:rPr>
-                <w:b/>
-                <w:bCs/>
-                <w:i w:val="false"/>
-                <w:iCs w:val="false"/>
-                <w:sz w:val="20"/>
-                <w:szCs w:val="20"/>
-              </w:rPr>
-              <w:t xml:space="preserve">sm1_u6_hw3_b3.mp4</w:t>
+              <w:t xml:space="preserve">«Медиафайл» «Для начала посмотри видео. В видео девочка описывает свою любимую комнату»; дальше идёт задание «Найди пару»: «Посмотри видео ещё раз и соедини левый столбик с правым» (There is one bed.)</w:t>
+            </w:r>
+          </w:p>
+        </w:tc>
+        <w:tc>
+          <w:tcPr>
+            <w:tcW w:type="dxa" w:w="3300"/>
+            <w:tcMar>
+              <w:top w:type="dxa" w:w="60"/>
+              <w:left w:type="dxa" w:w="90"/>
+              <w:bottom w:type="dxa" w:w="60"/>
+              <w:right w:type="dxa" w:w="90"/>
+            </w:tcMar>
+          </w:tcPr>
+          <w:p>
+            <w:pPr>
+              <w:spacing w:after="20" w:before="20"/>
+              <w:jc w:val="left"/>
+            </w:pPr>
+            <w:r>
+              <w:rPr>
+                <w:b/>
+                <w:bCs/>
+                <w:i w:val="false"/>
+                <w:iCs w:val="false"/>
+                <w:sz w:val="20"/>
+                <w:szCs w:val="20"/>
+              </w:rPr>
+              <w:t xml:space="preserve">sm1_u6_hw2_b3.mp4</w:t>
             </w:r>
           </w:p>
         </w:tc>
@@ -2491,101 +2347,85 @@
         </w:tc>
         <w:tc>
           <w:tcPr>
-            <w:tcW w:type="dxa" w:w="3000"/>
-            <w:tcMar>
-              <w:top w:type="dxa" w:w="60"/>
-              <w:left w:type="dxa" w:w="90"/>
-              <w:bottom w:type="dxa" w:w="60"/>
-              <w:right w:type="dxa" w:w="90"/>
-            </w:tcMar>
-          </w:tcPr>
-          <w:p>
-            <w:pPr>
-              <w:spacing w:after="20" w:before="20"/>
-              <w:jc w:val="left"/>
-            </w:pPr>
-            <w:r>
-              <w:rPr>
-                <w:b/>
-                <w:bCs/>
-                <w:i w:val="false"/>
-                <w:iCs w:val="false"/>
-                <w:sz w:val="20"/>
-                <w:szCs w:val="20"/>
-              </w:rPr>
-              <w:t xml:space="preserve">Unit 6 · ДЗ 4</w:t>
-            </w:r>
-          </w:p>
-          <w:p>
-            <w:pPr>
-              <w:spacing w:after="20" w:before="20"/>
-              <w:jc w:val="left"/>
-            </w:pPr>
-            <w:hyperlink w:history="1" r:id="rIdl9dqhjh1osfhsviw-y89_">
-              <w:r>
-                <w:rPr>
-                  <w:rStyle w:val="Hyperlink"/>
-                  <w:sz w:val="16"/>
-                  <w:szCs w:val="16"/>
-                </w:rPr>
-                <w:t xml:space="preserve">https://shkola.app/material/folders/2335860/lesson/update/assessment/o0fS86xc</w:t>
-              </w:r>
-            </w:hyperlink>
-          </w:p>
-        </w:tc>
-        <w:tc>
-          <w:tcPr>
-            <w:tcW w:type="dxa" w:w="1000"/>
-            <w:tcMar>
-              <w:top w:type="dxa" w:w="60"/>
-              <w:left w:type="dxa" w:w="90"/>
-              <w:bottom w:type="dxa" w:w="60"/>
-              <w:right w:type="dxa" w:w="90"/>
-            </w:tcMar>
-          </w:tcPr>
-          <w:p>
-            <w:pPr>
-              <w:spacing w:after="20" w:before="20"/>
-              <w:jc w:val="left"/>
-            </w:pPr>
-            <w:r>
-              <w:rPr>
-                <w:b w:val="false"/>
-                <w:bCs w:val="false"/>
-                <w:i w:val="false"/>
-                <w:iCs w:val="false"/>
-                <w:sz w:val="20"/>
-                <w:szCs w:val="20"/>
-              </w:rPr>
-              <w:t xml:space="preserve">🔊 аудио</w:t>
-            </w:r>
-          </w:p>
-        </w:tc>
-        <w:tc>
-          <w:tcPr>
-            <w:tcW w:type="dxa" w:w="6460"/>
-            <w:tcMar>
-              <w:top w:type="dxa" w:w="60"/>
-              <w:left w:type="dxa" w:w="90"/>
-              <w:bottom w:type="dxa" w:w="60"/>
-              <w:right w:type="dxa" w:w="90"/>
-            </w:tcMar>
-          </w:tcPr>
-          <w:p>
-            <w:pPr>
-              <w:spacing w:after="20" w:before="20"/>
-              <w:jc w:val="left"/>
-            </w:pPr>
-            <w:r>
-              <w:rPr>
-                <w:b w:val="false"/>
-                <w:bCs w:val="false"/>
-                <w:i w:val="false"/>
-                <w:iCs w:val="false"/>
-                <w:sz w:val="20"/>
-                <w:szCs w:val="20"/>
-              </w:rPr>
-              <w:t xml:space="preserve">История «The old house»</w:t>
+            <w:tcW w:type="dxa" w:w="2200"/>
+            <w:tcMar>
+              <w:top w:type="dxa" w:w="60"/>
+              <w:left w:type="dxa" w:w="90"/>
+              <w:bottom w:type="dxa" w:w="60"/>
+              <w:right w:type="dxa" w:w="90"/>
+            </w:tcMar>
+          </w:tcPr>
+          <w:p>
+            <w:pPr>
+              <w:spacing w:after="20" w:before="20"/>
+              <w:jc w:val="left"/>
+            </w:pPr>
+            <w:r>
+              <w:rPr>
+                <w:b/>
+                <w:bCs/>
+                <w:i w:val="false"/>
+                <w:iCs w:val="false"/>
+                <w:sz w:val="20"/>
+                <w:szCs w:val="20"/>
+              </w:rPr>
+              <w:t xml:space="preserve">Unit 6 · ДЗ 3</w:t>
+            </w:r>
+          </w:p>
+        </w:tc>
+        <w:tc>
+          <w:tcPr>
+            <w:tcW w:type="dxa" w:w="1300"/>
+            <w:tcMar>
+              <w:top w:type="dxa" w:w="60"/>
+              <w:left w:type="dxa" w:w="90"/>
+              <w:bottom w:type="dxa" w:w="60"/>
+              <w:right w:type="dxa" w:w="90"/>
+            </w:tcMar>
+          </w:tcPr>
+          <w:p>
+            <w:pPr>
+              <w:spacing w:after="20" w:before="20"/>
+              <w:jc w:val="left"/>
+            </w:pPr>
+            <w:r>
+              <w:rPr>
+                <w:b w:val="false"/>
+                <w:bCs w:val="false"/>
+                <w:i w:val="false"/>
+                <w:iCs w:val="false"/>
+                <w:sz w:val="20"/>
+                <w:szCs w:val="20"/>
+              </w:rPr>
+              <w:t xml:space="preserve">🎬 видео</w:t>
+            </w:r>
+          </w:p>
+        </w:tc>
+        <w:tc>
+          <w:tcPr>
+            <w:tcW w:type="dxa" w:w="6660"/>
+            <w:tcMar>
+              <w:top w:type="dxa" w:w="60"/>
+              <w:left w:type="dxa" w:w="90"/>
+              <w:bottom w:type="dxa" w:w="60"/>
+              <w:right w:type="dxa" w:w="90"/>
+            </w:tcMar>
+          </w:tcPr>
+          <w:p>
+            <w:pPr>
+              <w:spacing w:after="20" w:before="20"/>
+              <w:jc w:val="left"/>
+            </w:pPr>
+            <w:r>
+              <w:rPr>
+                <w:b w:val="false"/>
+                <w:bCs w:val="false"/>
+                <w:i w:val="false"/>
+                <w:iCs w:val="false"/>
+                <w:sz w:val="20"/>
+                <w:szCs w:val="20"/>
+              </w:rPr>
+              <w:t xml:space="preserve">Животные: Is there…? / Are there…?</w:t>
             </w:r>
           </w:p>
           <w:p>
@@ -2602,35 +2442,35 @@
                 <w:sz w:val="18"/>
                 <w:szCs w:val="18"/>
               </w:rPr>
-              <w:t xml:space="preserve">«Медиафайл» «Для начала прослушай аудио и выполни задание» — после текста «Наши супер друзья… отправляются в жуткий дом»; дальше идёт «Тест»: «Прослушай историю ещё раз. Какие слова упоминаются в истории?» (house, stairs, kitchen…)</w:t>
-            </w:r>
-          </w:p>
-        </w:tc>
-        <w:tc>
-          <w:tcPr>
-            <w:tcW w:type="dxa" w:w="3000"/>
-            <w:tcMar>
-              <w:top w:type="dxa" w:w="60"/>
-              <w:left w:type="dxa" w:w="90"/>
-              <w:bottom w:type="dxa" w:w="60"/>
-              <w:right w:type="dxa" w:w="90"/>
-            </w:tcMar>
-          </w:tcPr>
-          <w:p>
-            <w:pPr>
-              <w:spacing w:after="20" w:before="20"/>
-              <w:jc w:val="left"/>
-            </w:pPr>
-            <w:r>
-              <w:rPr>
-                <w:b/>
-                <w:bCs/>
-                <w:i w:val="false"/>
-                <w:iCs w:val="false"/>
-                <w:sz w:val="20"/>
-                <w:szCs w:val="20"/>
-              </w:rPr>
-              <w:t xml:space="preserve">sm1_u6_hw4_b4.mp3</w:t>
+              <w:t xml:space="preserve">Видео после текста «Ура! Мы с тобой посмотрим интересное видео… много животных»; дальше идёт задание «Посмотри видео ещё раз. Соедини вопросы и ответы» (Are there five lions?)</w:t>
+            </w:r>
+          </w:p>
+        </w:tc>
+        <w:tc>
+          <w:tcPr>
+            <w:tcW w:type="dxa" w:w="3300"/>
+            <w:tcMar>
+              <w:top w:type="dxa" w:w="60"/>
+              <w:left w:type="dxa" w:w="90"/>
+              <w:bottom w:type="dxa" w:w="60"/>
+              <w:right w:type="dxa" w:w="90"/>
+            </w:tcMar>
+          </w:tcPr>
+          <w:p>
+            <w:pPr>
+              <w:spacing w:after="20" w:before="20"/>
+              <w:jc w:val="left"/>
+            </w:pPr>
+            <w:r>
+              <w:rPr>
+                <w:b/>
+                <w:bCs/>
+                <w:i w:val="false"/>
+                <w:iCs w:val="false"/>
+                <w:sz w:val="20"/>
+                <w:szCs w:val="20"/>
+              </w:rPr>
+              <w:t xml:space="preserve">sm1_u6_hw3_b3.mp4</w:t>
             </w:r>
           </w:p>
         </w:tc>
@@ -2694,7 +2534,7 @@
         </w:tc>
         <w:tc>
           <w:tcPr>
-            <w:tcW w:type="dxa" w:w="3000"/>
+            <w:tcW w:type="dxa" w:w="2200"/>
             <w:tcMar>
               <w:top w:type="dxa" w:w="60"/>
               <w:left w:type="dxa" w:w="90"/>
@@ -2719,76 +2559,60 @@
               <w:t xml:space="preserve">Unit 6 · ДЗ 4</w:t>
             </w:r>
           </w:p>
-          <w:p>
-            <w:pPr>
-              <w:spacing w:after="20" w:before="20"/>
-              <w:jc w:val="left"/>
-            </w:pPr>
-            <w:hyperlink w:history="1" r:id="rIdvm8hjqfiplv-x0qmbbzju">
-              <w:r>
-                <w:rPr>
-                  <w:rStyle w:val="Hyperlink"/>
-                  <w:sz w:val="16"/>
-                  <w:szCs w:val="16"/>
-                </w:rPr>
-                <w:t xml:space="preserve">https://shkola.app/material/folders/2335860/lesson/update/assessment/o0fS86xc</w:t>
-              </w:r>
-            </w:hyperlink>
-          </w:p>
-        </w:tc>
-        <w:tc>
-          <w:tcPr>
-            <w:tcW w:type="dxa" w:w="1000"/>
-            <w:tcMar>
-              <w:top w:type="dxa" w:w="60"/>
-              <w:left w:type="dxa" w:w="90"/>
-              <w:bottom w:type="dxa" w:w="60"/>
-              <w:right w:type="dxa" w:w="90"/>
-            </w:tcMar>
-          </w:tcPr>
-          <w:p>
-            <w:pPr>
-              <w:spacing w:after="20" w:before="20"/>
-              <w:jc w:val="left"/>
-            </w:pPr>
-            <w:r>
-              <w:rPr>
-                <w:b w:val="false"/>
-                <w:bCs w:val="false"/>
-                <w:i w:val="false"/>
-                <w:iCs w:val="false"/>
-                <w:sz w:val="20"/>
-                <w:szCs w:val="20"/>
-              </w:rPr>
-              <w:t xml:space="preserve">🎬 видео</w:t>
-            </w:r>
-          </w:p>
-        </w:tc>
-        <w:tc>
-          <w:tcPr>
-            <w:tcW w:type="dxa" w:w="6460"/>
-            <w:tcMar>
-              <w:top w:type="dxa" w:w="60"/>
-              <w:left w:type="dxa" w:w="90"/>
-              <w:bottom w:type="dxa" w:w="60"/>
-              <w:right w:type="dxa" w:w="90"/>
-            </w:tcMar>
-          </w:tcPr>
-          <w:p>
-            <w:pPr>
-              <w:spacing w:after="20" w:before="20"/>
-              <w:jc w:val="left"/>
-            </w:pPr>
-            <w:r>
-              <w:rPr>
-                <w:b w:val="false"/>
-                <w:bCs w:val="false"/>
-                <w:i w:val="false"/>
-                <w:iCs w:val="false"/>
-                <w:sz w:val="20"/>
-                <w:szCs w:val="20"/>
-              </w:rPr>
-              <w:t xml:space="preserve">Мультфильм по истории «The old house» (доп. задание)</w:t>
+        </w:tc>
+        <w:tc>
+          <w:tcPr>
+            <w:tcW w:type="dxa" w:w="1300"/>
+            <w:tcMar>
+              <w:top w:type="dxa" w:w="60"/>
+              <w:left w:type="dxa" w:w="90"/>
+              <w:bottom w:type="dxa" w:w="60"/>
+              <w:right w:type="dxa" w:w="90"/>
+            </w:tcMar>
+          </w:tcPr>
+          <w:p>
+            <w:pPr>
+              <w:spacing w:after="20" w:before="20"/>
+              <w:jc w:val="left"/>
+            </w:pPr>
+            <w:r>
+              <w:rPr>
+                <w:b w:val="false"/>
+                <w:bCs w:val="false"/>
+                <w:i w:val="false"/>
+                <w:iCs w:val="false"/>
+                <w:sz w:val="20"/>
+                <w:szCs w:val="20"/>
+              </w:rPr>
+              <w:t xml:space="preserve">🔊 аудио</w:t>
+            </w:r>
+          </w:p>
+        </w:tc>
+        <w:tc>
+          <w:tcPr>
+            <w:tcW w:type="dxa" w:w="6660"/>
+            <w:tcMar>
+              <w:top w:type="dxa" w:w="60"/>
+              <w:left w:type="dxa" w:w="90"/>
+              <w:bottom w:type="dxa" w:w="60"/>
+              <w:right w:type="dxa" w:w="90"/>
+            </w:tcMar>
+          </w:tcPr>
+          <w:p>
+            <w:pPr>
+              <w:spacing w:after="20" w:before="20"/>
+              <w:jc w:val="left"/>
+            </w:pPr>
+            <w:r>
+              <w:rPr>
+                <w:b w:val="false"/>
+                <w:bCs w:val="false"/>
+                <w:i w:val="false"/>
+                <w:iCs w:val="false"/>
+                <w:sz w:val="20"/>
+                <w:szCs w:val="20"/>
+              </w:rPr>
+              <w:t xml:space="preserve">История «The old house»</w:t>
             </w:r>
           </w:p>
           <w:p>
@@ -2805,35 +2629,35 @@
                 <w:sz w:val="18"/>
                 <w:szCs w:val="18"/>
               </w:rPr>
-              <w:t xml:space="preserve">«Медиафайл» «Смотри, наша история ожила и превратилась в мультик!»; дальше идёт «Порядок предложений»: «Посмотри видео ещё раз. Расставь предложения из видео» (There's the old house.)</w:t>
-            </w:r>
-          </w:p>
-        </w:tc>
-        <w:tc>
-          <w:tcPr>
-            <w:tcW w:type="dxa" w:w="3000"/>
-            <w:tcMar>
-              <w:top w:type="dxa" w:w="60"/>
-              <w:left w:type="dxa" w:w="90"/>
-              <w:bottom w:type="dxa" w:w="60"/>
-              <w:right w:type="dxa" w:w="90"/>
-            </w:tcMar>
-          </w:tcPr>
-          <w:p>
-            <w:pPr>
-              <w:spacing w:after="20" w:before="20"/>
-              <w:jc w:val="left"/>
-            </w:pPr>
-            <w:r>
-              <w:rPr>
-                <w:b/>
-                <w:bCs/>
-                <w:i w:val="false"/>
-                <w:iCs w:val="false"/>
-                <w:sz w:val="20"/>
-                <w:szCs w:val="20"/>
-              </w:rPr>
-              <w:t xml:space="preserve">sm1_u6_hw4_b9.mp4</w:t>
+              <w:t xml:space="preserve">«Медиафайл» «Для начала прослушай аудио и выполни задание» — после текста «Наши супер друзья… отправляются в жуткий дом»; дальше идёт «Тест»: «Прослушай историю ещё раз. Какие слова упоминаются в истории?» (house, stairs, kitchen…)</w:t>
+            </w:r>
+          </w:p>
+        </w:tc>
+        <w:tc>
+          <w:tcPr>
+            <w:tcW w:type="dxa" w:w="3300"/>
+            <w:tcMar>
+              <w:top w:type="dxa" w:w="60"/>
+              <w:left w:type="dxa" w:w="90"/>
+              <w:bottom w:type="dxa" w:w="60"/>
+              <w:right w:type="dxa" w:w="90"/>
+            </w:tcMar>
+          </w:tcPr>
+          <w:p>
+            <w:pPr>
+              <w:spacing w:after="20" w:before="20"/>
+              <w:jc w:val="left"/>
+            </w:pPr>
+            <w:r>
+              <w:rPr>
+                <w:b/>
+                <w:bCs/>
+                <w:i w:val="false"/>
+                <w:iCs w:val="false"/>
+                <w:sz w:val="20"/>
+                <w:szCs w:val="20"/>
+              </w:rPr>
+              <w:t xml:space="preserve">sm1_u6_hw4_b4.mp3</w:t>
             </w:r>
           </w:p>
         </w:tc>
@@ -2897,35 +2721,35 @@
         </w:tc>
         <w:tc>
           <w:tcPr>
-            <w:tcW w:type="dxa" w:w="3000"/>
-            <w:tcMar>
-              <w:top w:type="dxa" w:w="60"/>
-              <w:left w:type="dxa" w:w="90"/>
-              <w:bottom w:type="dxa" w:w="60"/>
-              <w:right w:type="dxa" w:w="90"/>
-            </w:tcMar>
-          </w:tcPr>
-          <w:p>
-            <w:pPr>
-              <w:spacing w:after="20" w:before="20"/>
-              <w:jc w:val="left"/>
-            </w:pPr>
-            <w:r>
-              <w:rPr>
-                <w:b/>
-                <w:bCs/>
-                <w:i w:val="false"/>
-                <w:iCs w:val="false"/>
-                <w:sz w:val="20"/>
-                <w:szCs w:val="20"/>
-              </w:rPr>
-              <w:t xml:space="preserve">Unit 6 · ДЗ 5</w:t>
-            </w:r>
-          </w:p>
-        </w:tc>
-        <w:tc>
-          <w:tcPr>
-            <w:tcW w:type="dxa" w:w="1000"/>
+            <w:tcW w:type="dxa" w:w="2200"/>
+            <w:tcMar>
+              <w:top w:type="dxa" w:w="60"/>
+              <w:left w:type="dxa" w:w="90"/>
+              <w:bottom w:type="dxa" w:w="60"/>
+              <w:right w:type="dxa" w:w="90"/>
+            </w:tcMar>
+          </w:tcPr>
+          <w:p>
+            <w:pPr>
+              <w:spacing w:after="20" w:before="20"/>
+              <w:jc w:val="left"/>
+            </w:pPr>
+            <w:r>
+              <w:rPr>
+                <w:b/>
+                <w:bCs/>
+                <w:i w:val="false"/>
+                <w:iCs w:val="false"/>
+                <w:sz w:val="20"/>
+                <w:szCs w:val="20"/>
+              </w:rPr>
+              <w:t xml:space="preserve">Unit 6 · ДЗ 4</w:t>
+            </w:r>
+          </w:p>
+        </w:tc>
+        <w:tc>
+          <w:tcPr>
+            <w:tcW w:type="dxa" w:w="1300"/>
             <w:tcMar>
               <w:top w:type="dxa" w:w="60"/>
               <w:left w:type="dxa" w:w="90"/>
@@ -2953,29 +2777,29 @@
         </w:tc>
         <w:tc>
           <w:tcPr>
-            <w:tcW w:type="dxa" w:w="6460"/>
-            <w:tcMar>
-              <w:top w:type="dxa" w:w="60"/>
-              <w:left w:type="dxa" w:w="90"/>
-              <w:bottom w:type="dxa" w:w="60"/>
-              <w:right w:type="dxa" w:w="90"/>
-            </w:tcMar>
-          </w:tcPr>
-          <w:p>
-            <w:pPr>
-              <w:spacing w:after="20" w:before="20"/>
-              <w:jc w:val="left"/>
-            </w:pPr>
-            <w:r>
-              <w:rPr>
-                <w:b w:val="false"/>
-                <w:bCs w:val="false"/>
-                <w:i w:val="false"/>
-                <w:iCs w:val="false"/>
-                <w:sz w:val="20"/>
-                <w:szCs w:val="20"/>
-              </w:rPr>
-              <w:t xml:space="preserve">Экскурсия по дому</w:t>
+            <w:tcW w:type="dxa" w:w="6660"/>
+            <w:tcMar>
+              <w:top w:type="dxa" w:w="60"/>
+              <w:left w:type="dxa" w:w="90"/>
+              <w:bottom w:type="dxa" w:w="60"/>
+              <w:right w:type="dxa" w:w="90"/>
+            </w:tcMar>
+          </w:tcPr>
+          <w:p>
+            <w:pPr>
+              <w:spacing w:after="20" w:before="20"/>
+              <w:jc w:val="left"/>
+            </w:pPr>
+            <w:r>
+              <w:rPr>
+                <w:b w:val="false"/>
+                <w:bCs w:val="false"/>
+                <w:i w:val="false"/>
+                <w:iCs w:val="false"/>
+                <w:sz w:val="20"/>
+                <w:szCs w:val="20"/>
+              </w:rPr>
+              <w:t xml:space="preserve">Мультфильм по истории «The old house» (доп. задание)</w:t>
             </w:r>
           </w:p>
           <w:p>
@@ -2992,35 +2816,35 @@
                 <w:sz w:val="18"/>
                 <w:szCs w:val="18"/>
               </w:rPr>
-              <w:t xml:space="preserve">Видео «Герой видео проведёт небольшую экскурсию по своему дому. Попробуй угадать, какие комнаты есть у него в доме»; дальше идёт «Тест»: «Отметь, какие комнаты показывал герой видео» (a hall, a bedroom…)</w:t>
-            </w:r>
-          </w:p>
-        </w:tc>
-        <w:tc>
-          <w:tcPr>
-            <w:tcW w:type="dxa" w:w="3000"/>
-            <w:tcMar>
-              <w:top w:type="dxa" w:w="60"/>
-              <w:left w:type="dxa" w:w="90"/>
-              <w:bottom w:type="dxa" w:w="60"/>
-              <w:right w:type="dxa" w:w="90"/>
-            </w:tcMar>
-          </w:tcPr>
-          <w:p>
-            <w:pPr>
-              <w:spacing w:after="20" w:before="20"/>
-              <w:jc w:val="left"/>
-            </w:pPr>
-            <w:r>
-              <w:rPr>
-                <w:b/>
-                <w:bCs/>
-                <w:i w:val="false"/>
-                <w:iCs w:val="false"/>
-                <w:sz w:val="20"/>
-                <w:szCs w:val="20"/>
-              </w:rPr>
-              <w:t xml:space="preserve">sm1_u6_hw5_b2.mp4</w:t>
+              <w:t xml:space="preserve">«Медиафайл» «Смотри, наша история ожила и превратилась в мультик!»; дальше идёт «Порядок предложений»: «Посмотри видео ещё раз. Расставь предложения из видео» (There's the old house.)</w:t>
+            </w:r>
+          </w:p>
+        </w:tc>
+        <w:tc>
+          <w:tcPr>
+            <w:tcW w:type="dxa" w:w="3300"/>
+            <w:tcMar>
+              <w:top w:type="dxa" w:w="60"/>
+              <w:left w:type="dxa" w:w="90"/>
+              <w:bottom w:type="dxa" w:w="60"/>
+              <w:right w:type="dxa" w:w="90"/>
+            </w:tcMar>
+          </w:tcPr>
+          <w:p>
+            <w:pPr>
+              <w:spacing w:after="20" w:before="20"/>
+              <w:jc w:val="left"/>
+            </w:pPr>
+            <w:r>
+              <w:rPr>
+                <w:b/>
+                <w:bCs/>
+                <w:i w:val="false"/>
+                <w:iCs w:val="false"/>
+                <w:sz w:val="20"/>
+                <w:szCs w:val="20"/>
+              </w:rPr>
+              <w:t xml:space="preserve">sm1_u6_hw4_b9.mp4</w:t>
             </w:r>
           </w:p>
         </w:tc>
@@ -3084,35 +2908,35 @@
         </w:tc>
         <w:tc>
           <w:tcPr>
-            <w:tcW w:type="dxa" w:w="3000"/>
-            <w:tcMar>
-              <w:top w:type="dxa" w:w="60"/>
-              <w:left w:type="dxa" w:w="90"/>
-              <w:bottom w:type="dxa" w:w="60"/>
-              <w:right w:type="dxa" w:w="90"/>
-            </w:tcMar>
-          </w:tcPr>
-          <w:p>
-            <w:pPr>
-              <w:spacing w:after="20" w:before="20"/>
-              <w:jc w:val="left"/>
-            </w:pPr>
-            <w:r>
-              <w:rPr>
-                <w:b/>
-                <w:bCs/>
-                <w:i w:val="false"/>
-                <w:iCs w:val="false"/>
-                <w:sz w:val="20"/>
-                <w:szCs w:val="20"/>
-              </w:rPr>
-              <w:t xml:space="preserve">Unit 6 · ДЗ 6</w:t>
-            </w:r>
-          </w:p>
-        </w:tc>
-        <w:tc>
-          <w:tcPr>
-            <w:tcW w:type="dxa" w:w="1000"/>
+            <w:tcW w:type="dxa" w:w="2200"/>
+            <w:tcMar>
+              <w:top w:type="dxa" w:w="60"/>
+              <w:left w:type="dxa" w:w="90"/>
+              <w:bottom w:type="dxa" w:w="60"/>
+              <w:right w:type="dxa" w:w="90"/>
+            </w:tcMar>
+          </w:tcPr>
+          <w:p>
+            <w:pPr>
+              <w:spacing w:after="20" w:before="20"/>
+              <w:jc w:val="left"/>
+            </w:pPr>
+            <w:r>
+              <w:rPr>
+                <w:b/>
+                <w:bCs/>
+                <w:i w:val="false"/>
+                <w:iCs w:val="false"/>
+                <w:sz w:val="20"/>
+                <w:szCs w:val="20"/>
+              </w:rPr>
+              <w:t xml:space="preserve">Unit 6 · ДЗ 5</w:t>
+            </w:r>
+          </w:p>
+        </w:tc>
+        <w:tc>
+          <w:tcPr>
+            <w:tcW w:type="dxa" w:w="1300"/>
             <w:tcMar>
               <w:top w:type="dxa" w:w="60"/>
               <w:left w:type="dxa" w:w="90"/>
@@ -3140,29 +2964,29 @@
         </w:tc>
         <w:tc>
           <w:tcPr>
-            <w:tcW w:type="dxa" w:w="6460"/>
-            <w:tcMar>
-              <w:top w:type="dxa" w:w="60"/>
-              <w:left w:type="dxa" w:w="90"/>
-              <w:bottom w:type="dxa" w:w="60"/>
-              <w:right w:type="dxa" w:w="90"/>
-            </w:tcMar>
-          </w:tcPr>
-          <w:p>
-            <w:pPr>
-              <w:spacing w:after="20" w:before="20"/>
-              <w:jc w:val="left"/>
-            </w:pPr>
-            <w:r>
-              <w:rPr>
-                <w:b w:val="false"/>
-                <w:bCs w:val="false"/>
-                <w:i w:val="false"/>
-                <w:iCs w:val="false"/>
-                <w:sz w:val="20"/>
-                <w:szCs w:val="20"/>
-              </w:rPr>
-              <w:t xml:space="preserve">Сэм путешествует по миру, виды домов</w:t>
+            <w:tcW w:type="dxa" w:w="6660"/>
+            <w:tcMar>
+              <w:top w:type="dxa" w:w="60"/>
+              <w:left w:type="dxa" w:w="90"/>
+              <w:bottom w:type="dxa" w:w="60"/>
+              <w:right w:type="dxa" w:w="90"/>
+            </w:tcMar>
+          </w:tcPr>
+          <w:p>
+            <w:pPr>
+              <w:spacing w:after="20" w:before="20"/>
+              <w:jc w:val="left"/>
+            </w:pPr>
+            <w:r>
+              <w:rPr>
+                <w:b w:val="false"/>
+                <w:bCs w:val="false"/>
+                <w:i w:val="false"/>
+                <w:iCs w:val="false"/>
+                <w:sz w:val="20"/>
+                <w:szCs w:val="20"/>
+              </w:rPr>
+              <w:t xml:space="preserve">Экскурсия по дому</w:t>
             </w:r>
           </w:p>
           <w:p>
@@ -3179,35 +3003,35 @@
                 <w:sz w:val="18"/>
                 <w:szCs w:val="18"/>
               </w:rPr>
-              <w:t xml:space="preserve">Видео «Посмотри видео ниже… Сэм путешествует по всему миру и узнаёт о различных видах домов»; дальше идёт «Тест»: «Выбери только те виды домов, которые звучали в видео» (castle, hut, cave house…)</w:t>
-            </w:r>
-          </w:p>
-        </w:tc>
-        <w:tc>
-          <w:tcPr>
-            <w:tcW w:type="dxa" w:w="3000"/>
-            <w:tcMar>
-              <w:top w:type="dxa" w:w="60"/>
-              <w:left w:type="dxa" w:w="90"/>
-              <w:bottom w:type="dxa" w:w="60"/>
-              <w:right w:type="dxa" w:w="90"/>
-            </w:tcMar>
-          </w:tcPr>
-          <w:p>
-            <w:pPr>
-              <w:spacing w:after="20" w:before="20"/>
-              <w:jc w:val="left"/>
-            </w:pPr>
-            <w:r>
-              <w:rPr>
-                <w:b/>
-                <w:bCs/>
-                <w:i w:val="false"/>
-                <w:iCs w:val="false"/>
-                <w:sz w:val="20"/>
-                <w:szCs w:val="20"/>
-              </w:rPr>
-              <w:t xml:space="preserve">sm1_u6_hw6_b3.mp4</w:t>
+              <w:t xml:space="preserve">Видео «Герой видео проведёт небольшую экскурсию по своему дому. Попробуй угадать, какие комнаты есть у него в доме»; дальше идёт «Тест»: «Отметь, какие комнаты показывал герой видео» (a hall, a bedroom…)</w:t>
+            </w:r>
+          </w:p>
+        </w:tc>
+        <w:tc>
+          <w:tcPr>
+            <w:tcW w:type="dxa" w:w="3300"/>
+            <w:tcMar>
+              <w:top w:type="dxa" w:w="60"/>
+              <w:left w:type="dxa" w:w="90"/>
+              <w:bottom w:type="dxa" w:w="60"/>
+              <w:right w:type="dxa" w:w="90"/>
+            </w:tcMar>
+          </w:tcPr>
+          <w:p>
+            <w:pPr>
+              <w:spacing w:after="20" w:before="20"/>
+              <w:jc w:val="left"/>
+            </w:pPr>
+            <w:r>
+              <w:rPr>
+                <w:b/>
+                <w:bCs/>
+                <w:i w:val="false"/>
+                <w:iCs w:val="false"/>
+                <w:sz w:val="20"/>
+                <w:szCs w:val="20"/>
+              </w:rPr>
+              <w:t xml:space="preserve">sm1_u6_hw5_b2.mp4</w:t>
             </w:r>
           </w:p>
         </w:tc>
@@ -3271,101 +3095,85 @@
         </w:tc>
         <w:tc>
           <w:tcPr>
-            <w:tcW w:type="dxa" w:w="3000"/>
-            <w:tcMar>
-              <w:top w:type="dxa" w:w="60"/>
-              <w:left w:type="dxa" w:w="90"/>
-              <w:bottom w:type="dxa" w:w="60"/>
-              <w:right w:type="dxa" w:w="90"/>
-            </w:tcMar>
-          </w:tcPr>
-          <w:p>
-            <w:pPr>
-              <w:spacing w:after="20" w:before="20"/>
-              <w:jc w:val="left"/>
-            </w:pPr>
-            <w:r>
-              <w:rPr>
-                <w:b/>
-                <w:bCs/>
-                <w:i w:val="false"/>
-                <w:iCs w:val="false"/>
-                <w:sz w:val="20"/>
-                <w:szCs w:val="20"/>
-              </w:rPr>
-              <w:t xml:space="preserve">Тест Unit 6</w:t>
-            </w:r>
-          </w:p>
-          <w:p>
-            <w:pPr>
-              <w:spacing w:after="20" w:before="20"/>
-              <w:jc w:val="left"/>
-            </w:pPr>
-            <w:hyperlink w:history="1" r:id="rIdyemiq-rgvdpbclt5bqkee">
-              <w:r>
-                <w:rPr>
-                  <w:rStyle w:val="Hyperlink"/>
-                  <w:sz w:val="16"/>
-                  <w:szCs w:val="16"/>
-                </w:rPr>
-                <w:t xml:space="preserve">https://shkola.app/material/folders/2335911/lesson/update/assessment/9KWrIrYx</w:t>
-              </w:r>
-            </w:hyperlink>
-          </w:p>
-        </w:tc>
-        <w:tc>
-          <w:tcPr>
-            <w:tcW w:type="dxa" w:w="1000"/>
-            <w:tcMar>
-              <w:top w:type="dxa" w:w="60"/>
-              <w:left w:type="dxa" w:w="90"/>
-              <w:bottom w:type="dxa" w:w="60"/>
-              <w:right w:type="dxa" w:w="90"/>
-            </w:tcMar>
-          </w:tcPr>
-          <w:p>
-            <w:pPr>
-              <w:spacing w:after="20" w:before="20"/>
-              <w:jc w:val="left"/>
-            </w:pPr>
-            <w:r>
-              <w:rPr>
-                <w:b w:val="false"/>
-                <w:bCs w:val="false"/>
-                <w:i w:val="false"/>
-                <w:iCs w:val="false"/>
-                <w:sz w:val="20"/>
-                <w:szCs w:val="20"/>
-              </w:rPr>
-              <w:t xml:space="preserve">🔊 аудио</w:t>
-            </w:r>
-          </w:p>
-        </w:tc>
-        <w:tc>
-          <w:tcPr>
-            <w:tcW w:type="dxa" w:w="6460"/>
-            <w:tcMar>
-              <w:top w:type="dxa" w:w="60"/>
-              <w:left w:type="dxa" w:w="90"/>
-              <w:bottom w:type="dxa" w:w="60"/>
-              <w:right w:type="dxa" w:w="90"/>
-            </w:tcMar>
-          </w:tcPr>
-          <w:p>
-            <w:pPr>
-              <w:spacing w:after="20" w:before="20"/>
-              <w:jc w:val="left"/>
-            </w:pPr>
-            <w:r>
-              <w:rPr>
-                <w:b w:val="false"/>
-                <w:bCs w:val="false"/>
-                <w:i w:val="false"/>
-                <w:iCs w:val="false"/>
-                <w:sz w:val="20"/>
-                <w:szCs w:val="20"/>
-              </w:rPr>
-              <w:t xml:space="preserve">Диалог Тома и Сары: Том пришёл к Саре в гости</w:t>
+            <w:tcW w:type="dxa" w:w="2200"/>
+            <w:tcMar>
+              <w:top w:type="dxa" w:w="60"/>
+              <w:left w:type="dxa" w:w="90"/>
+              <w:bottom w:type="dxa" w:w="60"/>
+              <w:right w:type="dxa" w:w="90"/>
+            </w:tcMar>
+          </w:tcPr>
+          <w:p>
+            <w:pPr>
+              <w:spacing w:after="20" w:before="20"/>
+              <w:jc w:val="left"/>
+            </w:pPr>
+            <w:r>
+              <w:rPr>
+                <w:b/>
+                <w:bCs/>
+                <w:i w:val="false"/>
+                <w:iCs w:val="false"/>
+                <w:sz w:val="20"/>
+                <w:szCs w:val="20"/>
+              </w:rPr>
+              <w:t xml:space="preserve">Unit 6 · ДЗ 6</w:t>
+            </w:r>
+          </w:p>
+        </w:tc>
+        <w:tc>
+          <w:tcPr>
+            <w:tcW w:type="dxa" w:w="1300"/>
+            <w:tcMar>
+              <w:top w:type="dxa" w:w="60"/>
+              <w:left w:type="dxa" w:w="90"/>
+              <w:bottom w:type="dxa" w:w="60"/>
+              <w:right w:type="dxa" w:w="90"/>
+            </w:tcMar>
+          </w:tcPr>
+          <w:p>
+            <w:pPr>
+              <w:spacing w:after="20" w:before="20"/>
+              <w:jc w:val="left"/>
+            </w:pPr>
+            <w:r>
+              <w:rPr>
+                <w:b w:val="false"/>
+                <w:bCs w:val="false"/>
+                <w:i w:val="false"/>
+                <w:iCs w:val="false"/>
+                <w:sz w:val="20"/>
+                <w:szCs w:val="20"/>
+              </w:rPr>
+              <w:t xml:space="preserve">🎬 видео</w:t>
+            </w:r>
+          </w:p>
+        </w:tc>
+        <w:tc>
+          <w:tcPr>
+            <w:tcW w:type="dxa" w:w="6660"/>
+            <w:tcMar>
+              <w:top w:type="dxa" w:w="60"/>
+              <w:left w:type="dxa" w:w="90"/>
+              <w:bottom w:type="dxa" w:w="60"/>
+              <w:right w:type="dxa" w:w="90"/>
+            </w:tcMar>
+          </w:tcPr>
+          <w:p>
+            <w:pPr>
+              <w:spacing w:after="20" w:before="20"/>
+              <w:jc w:val="left"/>
+            </w:pPr>
+            <w:r>
+              <w:rPr>
+                <w:b w:val="false"/>
+                <w:bCs w:val="false"/>
+                <w:i w:val="false"/>
+                <w:iCs w:val="false"/>
+                <w:sz w:val="20"/>
+                <w:szCs w:val="20"/>
+              </w:rPr>
+              <w:t xml:space="preserve">Сэм путешествует по миру, виды домов</w:t>
             </w:r>
           </w:p>
           <w:p>
@@ -3382,35 +3190,35 @@
                 <w:sz w:val="18"/>
                 <w:szCs w:val="18"/>
               </w:rPr>
-              <w:t xml:space="preserve">Аудио внутри задания «Верно / неверно»: «Послушай диалог Тома и Сары… отметь True или False» (1. The kitchen is big.). Перед ним — «Заполни пропуски» «This is Ben's house»</w:t>
-            </w:r>
-          </w:p>
-        </w:tc>
-        <w:tc>
-          <w:tcPr>
-            <w:tcW w:type="dxa" w:w="3000"/>
-            <w:tcMar>
-              <w:top w:type="dxa" w:w="60"/>
-              <w:left w:type="dxa" w:w="90"/>
-              <w:bottom w:type="dxa" w:w="60"/>
-              <w:right w:type="dxa" w:w="90"/>
-            </w:tcMar>
-          </w:tcPr>
-          <w:p>
-            <w:pPr>
-              <w:spacing w:after="20" w:before="20"/>
-              <w:jc w:val="left"/>
-            </w:pPr>
-            <w:r>
-              <w:rPr>
-                <w:b/>
-                <w:bCs/>
-                <w:i w:val="false"/>
-                <w:iCs w:val="false"/>
-                <w:sz w:val="20"/>
-                <w:szCs w:val="20"/>
-              </w:rPr>
-              <w:t xml:space="preserve">sm1_u6_test_b10.mp3</w:t>
+              <w:t xml:space="preserve">Видео «Посмотри видео ниже… Сэм путешествует по всему миру и узнаёт о различных видах домов»; дальше идёт «Тест»: «Выбери только те виды домов, которые звучали в видео» (castle, hut, cave house…)</w:t>
+            </w:r>
+          </w:p>
+        </w:tc>
+        <w:tc>
+          <w:tcPr>
+            <w:tcW w:type="dxa" w:w="3300"/>
+            <w:tcMar>
+              <w:top w:type="dxa" w:w="60"/>
+              <w:left w:type="dxa" w:w="90"/>
+              <w:bottom w:type="dxa" w:w="60"/>
+              <w:right w:type="dxa" w:w="90"/>
+            </w:tcMar>
+          </w:tcPr>
+          <w:p>
+            <w:pPr>
+              <w:spacing w:after="20" w:before="20"/>
+              <w:jc w:val="left"/>
+            </w:pPr>
+            <w:r>
+              <w:rPr>
+                <w:b/>
+                <w:bCs/>
+                <w:i w:val="false"/>
+                <w:iCs w:val="false"/>
+                <w:sz w:val="20"/>
+                <w:szCs w:val="20"/>
+              </w:rPr>
+              <w:t xml:space="preserve">sm1_u6_hw6_b3.mp4</w:t>
             </w:r>
           </w:p>
         </w:tc>
@@ -3474,101 +3282,85 @@
         </w:tc>
         <w:tc>
           <w:tcPr>
-            <w:tcW w:type="dxa" w:w="3000"/>
-            <w:tcMar>
-              <w:top w:type="dxa" w:w="60"/>
-              <w:left w:type="dxa" w:w="90"/>
-              <w:bottom w:type="dxa" w:w="60"/>
-              <w:right w:type="dxa" w:w="90"/>
-            </w:tcMar>
-          </w:tcPr>
-          <w:p>
-            <w:pPr>
-              <w:spacing w:after="20" w:before="20"/>
-              <w:jc w:val="left"/>
-            </w:pPr>
-            <w:r>
-              <w:rPr>
-                <w:b/>
-                <w:bCs/>
-                <w:i w:val="false"/>
-                <w:iCs w:val="false"/>
-                <w:sz w:val="20"/>
-                <w:szCs w:val="20"/>
-              </w:rPr>
-              <w:t xml:space="preserve">Unit 7 · ДЗ 2</w:t>
-            </w:r>
-          </w:p>
-          <w:p>
-            <w:pPr>
-              <w:spacing w:after="20" w:before="20"/>
-              <w:jc w:val="left"/>
-            </w:pPr>
-            <w:hyperlink w:history="1" r:id="rId-tjeczx78q6xniysyteog">
-              <w:r>
-                <w:rPr>
-                  <w:rStyle w:val="Hyperlink"/>
-                  <w:sz w:val="16"/>
-                  <w:szCs w:val="16"/>
-                </w:rPr>
-                <w:t xml:space="preserve">https://shkola.app/material/folders/2335861/lesson/update/assessment/eigmFxG3</w:t>
-              </w:r>
-            </w:hyperlink>
-          </w:p>
-        </w:tc>
-        <w:tc>
-          <w:tcPr>
-            <w:tcW w:type="dxa" w:w="1000"/>
-            <w:tcMar>
-              <w:top w:type="dxa" w:w="60"/>
-              <w:left w:type="dxa" w:w="90"/>
-              <w:bottom w:type="dxa" w:w="60"/>
-              <w:right w:type="dxa" w:w="90"/>
-            </w:tcMar>
-          </w:tcPr>
-          <w:p>
-            <w:pPr>
-              <w:spacing w:after="20" w:before="20"/>
-              <w:jc w:val="left"/>
-            </w:pPr>
-            <w:r>
-              <w:rPr>
-                <w:b w:val="false"/>
-                <w:bCs w:val="false"/>
-                <w:i w:val="false"/>
-                <w:iCs w:val="false"/>
-                <w:sz w:val="20"/>
-                <w:szCs w:val="20"/>
-              </w:rPr>
-              <w:t xml:space="preserve">🎬 видео</w:t>
-            </w:r>
-          </w:p>
-        </w:tc>
-        <w:tc>
-          <w:tcPr>
-            <w:tcW w:type="dxa" w:w="6460"/>
-            <w:tcMar>
-              <w:top w:type="dxa" w:w="60"/>
-              <w:left w:type="dxa" w:w="90"/>
-              <w:bottom w:type="dxa" w:w="60"/>
-              <w:right w:type="dxa" w:w="90"/>
-            </w:tcMar>
-          </w:tcPr>
-          <w:p>
-            <w:pPr>
-              <w:spacing w:after="20" w:before="20"/>
-              <w:jc w:val="left"/>
-            </w:pPr>
-            <w:r>
-              <w:rPr>
-                <w:b w:val="false"/>
-                <w:bCs w:val="false"/>
-                <w:i w:val="false"/>
-                <w:iCs w:val="false"/>
-                <w:sz w:val="20"/>
-                <w:szCs w:val="20"/>
-              </w:rPr>
-              <w:t xml:space="preserve">Видео 1: This is a flower / These are rabbits</w:t>
+            <w:tcW w:type="dxa" w:w="2200"/>
+            <w:tcMar>
+              <w:top w:type="dxa" w:w="60"/>
+              <w:left w:type="dxa" w:w="90"/>
+              <w:bottom w:type="dxa" w:w="60"/>
+              <w:right w:type="dxa" w:w="90"/>
+            </w:tcMar>
+          </w:tcPr>
+          <w:p>
+            <w:pPr>
+              <w:spacing w:after="20" w:before="20"/>
+              <w:jc w:val="left"/>
+            </w:pPr>
+            <w:r>
+              <w:rPr>
+                <w:b/>
+                <w:bCs/>
+                <w:i w:val="false"/>
+                <w:iCs w:val="false"/>
+                <w:sz w:val="20"/>
+                <w:szCs w:val="20"/>
+              </w:rPr>
+              <w:t xml:space="preserve">Тест Unit 6</w:t>
+            </w:r>
+          </w:p>
+        </w:tc>
+        <w:tc>
+          <w:tcPr>
+            <w:tcW w:type="dxa" w:w="1300"/>
+            <w:tcMar>
+              <w:top w:type="dxa" w:w="60"/>
+              <w:left w:type="dxa" w:w="90"/>
+              <w:bottom w:type="dxa" w:w="60"/>
+              <w:right w:type="dxa" w:w="90"/>
+            </w:tcMar>
+          </w:tcPr>
+          <w:p>
+            <w:pPr>
+              <w:spacing w:after="20" w:before="20"/>
+              <w:jc w:val="left"/>
+            </w:pPr>
+            <w:r>
+              <w:rPr>
+                <w:b w:val="false"/>
+                <w:bCs w:val="false"/>
+                <w:i w:val="false"/>
+                <w:iCs w:val="false"/>
+                <w:sz w:val="20"/>
+                <w:szCs w:val="20"/>
+              </w:rPr>
+              <w:t xml:space="preserve">🔊 аудио</w:t>
+            </w:r>
+          </w:p>
+        </w:tc>
+        <w:tc>
+          <w:tcPr>
+            <w:tcW w:type="dxa" w:w="6660"/>
+            <w:tcMar>
+              <w:top w:type="dxa" w:w="60"/>
+              <w:left w:type="dxa" w:w="90"/>
+              <w:bottom w:type="dxa" w:w="60"/>
+              <w:right w:type="dxa" w:w="90"/>
+            </w:tcMar>
+          </w:tcPr>
+          <w:p>
+            <w:pPr>
+              <w:spacing w:after="20" w:before="20"/>
+              <w:jc w:val="left"/>
+            </w:pPr>
+            <w:r>
+              <w:rPr>
+                <w:b w:val="false"/>
+                <w:bCs w:val="false"/>
+                <w:i w:val="false"/>
+                <w:iCs w:val="false"/>
+                <w:sz w:val="20"/>
+                <w:szCs w:val="20"/>
+              </w:rPr>
+              <w:t xml:space="preserve">Диалог Тома и Сары: Том пришёл к Саре в гости</w:t>
             </w:r>
           </w:p>
           <w:p>
@@ -3585,35 +3377,35 @@
                 <w:sz w:val="18"/>
                 <w:szCs w:val="18"/>
               </w:rPr>
-              <w:t xml:space="preserve">«Медиафайл» после текста «Мы начнём с видео… какие предметы есть у главного героя?»; дальше идёт «Найди пару»: «Посмотри видео ещё раз и соедини предложения и подходящие картинки» (This is a flower.)</w:t>
-            </w:r>
-          </w:p>
-        </w:tc>
-        <w:tc>
-          <w:tcPr>
-            <w:tcW w:type="dxa" w:w="3000"/>
-            <w:tcMar>
-              <w:top w:type="dxa" w:w="60"/>
-              <w:left w:type="dxa" w:w="90"/>
-              <w:bottom w:type="dxa" w:w="60"/>
-              <w:right w:type="dxa" w:w="90"/>
-            </w:tcMar>
-          </w:tcPr>
-          <w:p>
-            <w:pPr>
-              <w:spacing w:after="20" w:before="20"/>
-              <w:jc w:val="left"/>
-            </w:pPr>
-            <w:r>
-              <w:rPr>
-                <w:b/>
-                <w:bCs/>
-                <w:i w:val="false"/>
-                <w:iCs w:val="false"/>
-                <w:sz w:val="20"/>
-                <w:szCs w:val="20"/>
-              </w:rPr>
-              <w:t xml:space="preserve">sm1_u7_hw2_b4.mp4</w:t>
+              <w:t xml:space="preserve">Аудио внутри задания «Верно / неверно»: «Послушай диалог Тома и Сары… отметь True или False» (1. The kitchen is big.). Перед ним — «Заполни пропуски» «This is Ben's house»</w:t>
+            </w:r>
+          </w:p>
+        </w:tc>
+        <w:tc>
+          <w:tcPr>
+            <w:tcW w:type="dxa" w:w="3300"/>
+            <w:tcMar>
+              <w:top w:type="dxa" w:w="60"/>
+              <w:left w:type="dxa" w:w="90"/>
+              <w:bottom w:type="dxa" w:w="60"/>
+              <w:right w:type="dxa" w:w="90"/>
+            </w:tcMar>
+          </w:tcPr>
+          <w:p>
+            <w:pPr>
+              <w:spacing w:after="20" w:before="20"/>
+              <w:jc w:val="left"/>
+            </w:pPr>
+            <w:r>
+              <w:rPr>
+                <w:b/>
+                <w:bCs/>
+                <w:i w:val="false"/>
+                <w:iCs w:val="false"/>
+                <w:sz w:val="20"/>
+                <w:szCs w:val="20"/>
+              </w:rPr>
+              <w:t xml:space="preserve">sm1_u6_test_b10.mp3</w:t>
             </w:r>
           </w:p>
         </w:tc>
@@ -3677,7 +3469,7 @@
         </w:tc>
         <w:tc>
           <w:tcPr>
-            <w:tcW w:type="dxa" w:w="3000"/>
+            <w:tcW w:type="dxa" w:w="2200"/>
             <w:tcMar>
               <w:top w:type="dxa" w:w="60"/>
               <w:left w:type="dxa" w:w="90"/>
@@ -3702,26 +3494,10 @@
               <w:t xml:space="preserve">Unit 7 · ДЗ 2</w:t>
             </w:r>
           </w:p>
-          <w:p>
-            <w:pPr>
-              <w:spacing w:after="20" w:before="20"/>
-              <w:jc w:val="left"/>
-            </w:pPr>
-            <w:hyperlink w:history="1" r:id="rIdvn4eiadsdekkj48fu7j7o">
-              <w:r>
-                <w:rPr>
-                  <w:rStyle w:val="Hyperlink"/>
-                  <w:sz w:val="16"/>
-                  <w:szCs w:val="16"/>
-                </w:rPr>
-                <w:t xml:space="preserve">https://shkola.app/material/folders/2335861/lesson/update/assessment/eigmFxG3</w:t>
-              </w:r>
-            </w:hyperlink>
-          </w:p>
-        </w:tc>
-        <w:tc>
-          <w:tcPr>
-            <w:tcW w:type="dxa" w:w="1000"/>
+        </w:tc>
+        <w:tc>
+          <w:tcPr>
+            <w:tcW w:type="dxa" w:w="1300"/>
             <w:tcMar>
               <w:top w:type="dxa" w:w="60"/>
               <w:left w:type="dxa" w:w="90"/>
@@ -3749,29 +3525,29 @@
         </w:tc>
         <w:tc>
           <w:tcPr>
-            <w:tcW w:type="dxa" w:w="6460"/>
-            <w:tcMar>
-              <w:top w:type="dxa" w:w="60"/>
-              <w:left w:type="dxa" w:w="90"/>
-              <w:bottom w:type="dxa" w:w="60"/>
-              <w:right w:type="dxa" w:w="90"/>
-            </w:tcMar>
-          </w:tcPr>
-          <w:p>
-            <w:pPr>
-              <w:spacing w:after="20" w:before="20"/>
-              <w:jc w:val="left"/>
-            </w:pPr>
-            <w:r>
-              <w:rPr>
-                <w:b w:val="false"/>
-                <w:bCs w:val="false"/>
-                <w:i w:val="false"/>
-                <w:iCs w:val="false"/>
-                <w:sz w:val="20"/>
-                <w:szCs w:val="20"/>
-              </w:rPr>
-              <w:t xml:space="preserve">Видео 2: Do you like this cap?</w:t>
+            <w:tcW w:type="dxa" w:w="6660"/>
+            <w:tcMar>
+              <w:top w:type="dxa" w:w="60"/>
+              <w:left w:type="dxa" w:w="90"/>
+              <w:bottom w:type="dxa" w:w="60"/>
+              <w:right w:type="dxa" w:w="90"/>
+            </w:tcMar>
+          </w:tcPr>
+          <w:p>
+            <w:pPr>
+              <w:spacing w:after="20" w:before="20"/>
+              <w:jc w:val="left"/>
+            </w:pPr>
+            <w:r>
+              <w:rPr>
+                <w:b w:val="false"/>
+                <w:bCs w:val="false"/>
+                <w:i w:val="false"/>
+                <w:iCs w:val="false"/>
+                <w:sz w:val="20"/>
+                <w:szCs w:val="20"/>
+              </w:rPr>
+              <w:t xml:space="preserve">Видео 1: This is a flower / These are rabbits</w:t>
             </w:r>
           </w:p>
           <w:p>
@@ -3788,35 +3564,35 @@
                 <w:sz w:val="18"/>
                 <w:szCs w:val="18"/>
               </w:rPr>
-              <w:t xml:space="preserve">«Медиафайл» «Посмотри ещё одно видео… какую одежду ты в нём увидишь? A T-shirt? A cap? Shoes?»; дальше идёт «Найди пару»: «Обрати внимание, какая одежда нравится герою видео» (Do you like this cap? — Yes, I do.)</w:t>
-            </w:r>
-          </w:p>
-        </w:tc>
-        <w:tc>
-          <w:tcPr>
-            <w:tcW w:type="dxa" w:w="3000"/>
-            <w:tcMar>
-              <w:top w:type="dxa" w:w="60"/>
-              <w:left w:type="dxa" w:w="90"/>
-              <w:bottom w:type="dxa" w:w="60"/>
-              <w:right w:type="dxa" w:w="90"/>
-            </w:tcMar>
-          </w:tcPr>
-          <w:p>
-            <w:pPr>
-              <w:spacing w:after="20" w:before="20"/>
-              <w:jc w:val="left"/>
-            </w:pPr>
-            <w:r>
-              <w:rPr>
-                <w:b/>
-                <w:bCs/>
-                <w:i w:val="false"/>
-                <w:iCs w:val="false"/>
-                <w:sz w:val="20"/>
-                <w:szCs w:val="20"/>
-              </w:rPr>
-              <w:t xml:space="preserve">sm1_u7_hw2_b7.mp4</w:t>
+              <w:t xml:space="preserve">«Медиафайл» после текста «Мы начнём с видео… какие предметы есть у главного героя?»; дальше идёт «Найди пару»: «Посмотри видео ещё раз и соедини предложения и подходящие картинки» (This is a flower.)</w:t>
+            </w:r>
+          </w:p>
+        </w:tc>
+        <w:tc>
+          <w:tcPr>
+            <w:tcW w:type="dxa" w:w="3300"/>
+            <w:tcMar>
+              <w:top w:type="dxa" w:w="60"/>
+              <w:left w:type="dxa" w:w="90"/>
+              <w:bottom w:type="dxa" w:w="60"/>
+              <w:right w:type="dxa" w:w="90"/>
+            </w:tcMar>
+          </w:tcPr>
+          <w:p>
+            <w:pPr>
+              <w:spacing w:after="20" w:before="20"/>
+              <w:jc w:val="left"/>
+            </w:pPr>
+            <w:r>
+              <w:rPr>
+                <w:b/>
+                <w:bCs/>
+                <w:i w:val="false"/>
+                <w:iCs w:val="false"/>
+                <w:sz w:val="20"/>
+                <w:szCs w:val="20"/>
+              </w:rPr>
+              <w:t xml:space="preserve">sm1_u7_hw2_b4.mp4</w:t>
             </w:r>
           </w:p>
         </w:tc>
@@ -3880,35 +3656,35 @@
         </w:tc>
         <w:tc>
           <w:tcPr>
-            <w:tcW w:type="dxa" w:w="3000"/>
-            <w:tcMar>
-              <w:top w:type="dxa" w:w="60"/>
-              <w:left w:type="dxa" w:w="90"/>
-              <w:bottom w:type="dxa" w:w="60"/>
-              <w:right w:type="dxa" w:w="90"/>
-            </w:tcMar>
-          </w:tcPr>
-          <w:p>
-            <w:pPr>
-              <w:spacing w:after="20" w:before="20"/>
-              <w:jc w:val="left"/>
-            </w:pPr>
-            <w:r>
-              <w:rPr>
-                <w:b/>
-                <w:bCs/>
-                <w:i w:val="false"/>
-                <w:iCs w:val="false"/>
-                <w:sz w:val="20"/>
-                <w:szCs w:val="20"/>
-              </w:rPr>
-              <w:t xml:space="preserve">Unit 7 · ДЗ 3</w:t>
-            </w:r>
-          </w:p>
-        </w:tc>
-        <w:tc>
-          <w:tcPr>
-            <w:tcW w:type="dxa" w:w="1000"/>
+            <w:tcW w:type="dxa" w:w="2200"/>
+            <w:tcMar>
+              <w:top w:type="dxa" w:w="60"/>
+              <w:left w:type="dxa" w:w="90"/>
+              <w:bottom w:type="dxa" w:w="60"/>
+              <w:right w:type="dxa" w:w="90"/>
+            </w:tcMar>
+          </w:tcPr>
+          <w:p>
+            <w:pPr>
+              <w:spacing w:after="20" w:before="20"/>
+              <w:jc w:val="left"/>
+            </w:pPr>
+            <w:r>
+              <w:rPr>
+                <w:b/>
+                <w:bCs/>
+                <w:i w:val="false"/>
+                <w:iCs w:val="false"/>
+                <w:sz w:val="20"/>
+                <w:szCs w:val="20"/>
+              </w:rPr>
+              <w:t xml:space="preserve">Unit 7 · ДЗ 2</w:t>
+            </w:r>
+          </w:p>
+        </w:tc>
+        <w:tc>
+          <w:tcPr>
+            <w:tcW w:type="dxa" w:w="1300"/>
             <w:tcMar>
               <w:top w:type="dxa" w:w="60"/>
               <w:left w:type="dxa" w:w="90"/>
@@ -3936,29 +3712,29 @@
         </w:tc>
         <w:tc>
           <w:tcPr>
-            <w:tcW w:type="dxa" w:w="6460"/>
-            <w:tcMar>
-              <w:top w:type="dxa" w:w="60"/>
-              <w:left w:type="dxa" w:w="90"/>
-              <w:bottom w:type="dxa" w:w="60"/>
-              <w:right w:type="dxa" w:w="90"/>
-            </w:tcMar>
-          </w:tcPr>
-          <w:p>
-            <w:pPr>
-              <w:spacing w:after="20" w:before="20"/>
-              <w:jc w:val="left"/>
-            </w:pPr>
-            <w:r>
-              <w:rPr>
-                <w:b w:val="false"/>
-                <w:bCs w:val="false"/>
-                <w:i w:val="false"/>
-                <w:iCs w:val="false"/>
-                <w:sz w:val="20"/>
-                <w:szCs w:val="20"/>
-              </w:rPr>
-              <w:t xml:space="preserve">Видео 1: Mabel — pink jumper, purple skirt</w:t>
+            <w:tcW w:type="dxa" w:w="6660"/>
+            <w:tcMar>
+              <w:top w:type="dxa" w:w="60"/>
+              <w:left w:type="dxa" w:w="90"/>
+              <w:bottom w:type="dxa" w:w="60"/>
+              <w:right w:type="dxa" w:w="90"/>
+            </w:tcMar>
+          </w:tcPr>
+          <w:p>
+            <w:pPr>
+              <w:spacing w:after="20" w:before="20"/>
+              <w:jc w:val="left"/>
+            </w:pPr>
+            <w:r>
+              <w:rPr>
+                <w:b w:val="false"/>
+                <w:bCs w:val="false"/>
+                <w:i w:val="false"/>
+                <w:iCs w:val="false"/>
+                <w:sz w:val="20"/>
+                <w:szCs w:val="20"/>
+              </w:rPr>
+              <w:t xml:space="preserve">Видео 2: Do you like this cap?</w:t>
             </w:r>
           </w:p>
           <w:p>
@@ -3975,35 +3751,35 @@
                 <w:sz w:val="18"/>
                 <w:szCs w:val="18"/>
               </w:rPr>
-              <w:t xml:space="preserve">Видео после текста «Мы начнём с видео… во что одеты главные персонажи? A T-shirt? A skirt? A cap?»; дальше идёт «Соедини предложения и подходящие картинки» (He's wearing a white T-shirt — Darius)</w:t>
-            </w:r>
-          </w:p>
-        </w:tc>
-        <w:tc>
-          <w:tcPr>
-            <w:tcW w:type="dxa" w:w="3000"/>
-            <w:tcMar>
-              <w:top w:type="dxa" w:w="60"/>
-              <w:left w:type="dxa" w:w="90"/>
-              <w:bottom w:type="dxa" w:w="60"/>
-              <w:right w:type="dxa" w:w="90"/>
-            </w:tcMar>
-          </w:tcPr>
-          <w:p>
-            <w:pPr>
-              <w:spacing w:after="20" w:before="20"/>
-              <w:jc w:val="left"/>
-            </w:pPr>
-            <w:r>
-              <w:rPr>
-                <w:b/>
-                <w:bCs/>
-                <w:i w:val="false"/>
-                <w:iCs w:val="false"/>
-                <w:sz w:val="20"/>
-                <w:szCs w:val="20"/>
-              </w:rPr>
-              <w:t xml:space="preserve">sm1_u7_hw3_b4.mp4</w:t>
+              <w:t xml:space="preserve">«Медиафайл» «Посмотри ещё одно видео… какую одежду ты в нём увидишь? A T-shirt? A cap? Shoes?»; дальше идёт «Найди пару»: «Обрати внимание, какая одежда нравится герою видео» (Do you like this cap? — Yes, I do.)</w:t>
+            </w:r>
+          </w:p>
+        </w:tc>
+        <w:tc>
+          <w:tcPr>
+            <w:tcW w:type="dxa" w:w="3300"/>
+            <w:tcMar>
+              <w:top w:type="dxa" w:w="60"/>
+              <w:left w:type="dxa" w:w="90"/>
+              <w:bottom w:type="dxa" w:w="60"/>
+              <w:right w:type="dxa" w:w="90"/>
+            </w:tcMar>
+          </w:tcPr>
+          <w:p>
+            <w:pPr>
+              <w:spacing w:after="20" w:before="20"/>
+              <w:jc w:val="left"/>
+            </w:pPr>
+            <w:r>
+              <w:rPr>
+                <w:b/>
+                <w:bCs/>
+                <w:i w:val="false"/>
+                <w:iCs w:val="false"/>
+                <w:sz w:val="20"/>
+                <w:szCs w:val="20"/>
+              </w:rPr>
+              <w:t xml:space="preserve">sm1_u7_hw2_b7.mp4</w:t>
             </w:r>
           </w:p>
         </w:tc>
@@ -4067,7 +3843,7 @@
         </w:tc>
         <w:tc>
           <w:tcPr>
-            <w:tcW w:type="dxa" w:w="3000"/>
+            <w:tcW w:type="dxa" w:w="2200"/>
             <w:tcMar>
               <w:top w:type="dxa" w:w="60"/>
               <w:left w:type="dxa" w:w="90"/>
@@ -4095,7 +3871,7 @@
         </w:tc>
         <w:tc>
           <w:tcPr>
-            <w:tcW w:type="dxa" w:w="1000"/>
+            <w:tcW w:type="dxa" w:w="1300"/>
             <w:tcMar>
               <w:top w:type="dxa" w:w="60"/>
               <w:left w:type="dxa" w:w="90"/>
@@ -4123,29 +3899,29 @@
         </w:tc>
         <w:tc>
           <w:tcPr>
-            <w:tcW w:type="dxa" w:w="6460"/>
-            <w:tcMar>
-              <w:top w:type="dxa" w:w="60"/>
-              <w:left w:type="dxa" w:w="90"/>
-              <w:bottom w:type="dxa" w:w="60"/>
-              <w:right w:type="dxa" w:w="90"/>
-            </w:tcMar>
-          </w:tcPr>
-          <w:p>
-            <w:pPr>
-              <w:spacing w:after="20" w:before="20"/>
-              <w:jc w:val="left"/>
-            </w:pPr>
-            <w:r>
-              <w:rPr>
-                <w:b w:val="false"/>
-                <w:bCs w:val="false"/>
-                <w:i w:val="false"/>
-                <w:iCs w:val="false"/>
-                <w:sz w:val="20"/>
-                <w:szCs w:val="20"/>
-              </w:rPr>
-              <w:t xml:space="preserve">Видео 2: Gravity Falls</w:t>
+            <w:tcW w:type="dxa" w:w="6660"/>
+            <w:tcMar>
+              <w:top w:type="dxa" w:w="60"/>
+              <w:left w:type="dxa" w:w="90"/>
+              <w:bottom w:type="dxa" w:w="60"/>
+              <w:right w:type="dxa" w:w="90"/>
+            </w:tcMar>
+          </w:tcPr>
+          <w:p>
+            <w:pPr>
+              <w:spacing w:after="20" w:before="20"/>
+              <w:jc w:val="left"/>
+            </w:pPr>
+            <w:r>
+              <w:rPr>
+                <w:b w:val="false"/>
+                <w:bCs w:val="false"/>
+                <w:i w:val="false"/>
+                <w:iCs w:val="false"/>
+                <w:sz w:val="20"/>
+                <w:szCs w:val="20"/>
+              </w:rPr>
+              <w:t xml:space="preserve">Видео 1: Mabel — pink jumper, purple skirt</w:t>
             </w:r>
           </w:p>
           <w:p>
@@ -4162,35 +3938,35 @@
                 <w:sz w:val="18"/>
                 <w:szCs w:val="18"/>
               </w:rPr>
-              <w:t xml:space="preserve">Видео «Посмотри ещё одно видео. Но сначала посмотри на картинку и угадай…»; дальше идёт «Соедини вопрос с правильным ответом» (Is Dipper wearing a cap?)</w:t>
-            </w:r>
-          </w:p>
-        </w:tc>
-        <w:tc>
-          <w:tcPr>
-            <w:tcW w:type="dxa" w:w="3000"/>
-            <w:tcMar>
-              <w:top w:type="dxa" w:w="60"/>
-              <w:left w:type="dxa" w:w="90"/>
-              <w:bottom w:type="dxa" w:w="60"/>
-              <w:right w:type="dxa" w:w="90"/>
-            </w:tcMar>
-          </w:tcPr>
-          <w:p>
-            <w:pPr>
-              <w:spacing w:after="20" w:before="20"/>
-              <w:jc w:val="left"/>
-            </w:pPr>
-            <w:r>
-              <w:rPr>
-                <w:b/>
-                <w:bCs/>
-                <w:i w:val="false"/>
-                <w:iCs w:val="false"/>
-                <w:sz w:val="20"/>
-                <w:szCs w:val="20"/>
-              </w:rPr>
-              <w:t xml:space="preserve">sm1_u7_hw3_b7.mp4</w:t>
+              <w:t xml:space="preserve">Видео после текста «Мы начнём с видео… во что одеты главные персонажи? A T-shirt? A skirt? A cap?»; дальше идёт «Соедини предложения и подходящие картинки» (He's wearing a white T-shirt — Darius)</w:t>
+            </w:r>
+          </w:p>
+        </w:tc>
+        <w:tc>
+          <w:tcPr>
+            <w:tcW w:type="dxa" w:w="3300"/>
+            <w:tcMar>
+              <w:top w:type="dxa" w:w="60"/>
+              <w:left w:type="dxa" w:w="90"/>
+              <w:bottom w:type="dxa" w:w="60"/>
+              <w:right w:type="dxa" w:w="90"/>
+            </w:tcMar>
+          </w:tcPr>
+          <w:p>
+            <w:pPr>
+              <w:spacing w:after="20" w:before="20"/>
+              <w:jc w:val="left"/>
+            </w:pPr>
+            <w:r>
+              <w:rPr>
+                <w:b/>
+                <w:bCs/>
+                <w:i w:val="false"/>
+                <w:iCs w:val="false"/>
+                <w:sz w:val="20"/>
+                <w:szCs w:val="20"/>
+              </w:rPr>
+              <w:t xml:space="preserve">sm1_u7_hw3_b4.mp4</w:t>
             </w:r>
           </w:p>
         </w:tc>
@@ -4254,85 +4030,85 @@
         </w:tc>
         <w:tc>
           <w:tcPr>
-            <w:tcW w:type="dxa" w:w="3000"/>
-            <w:tcMar>
-              <w:top w:type="dxa" w:w="60"/>
-              <w:left w:type="dxa" w:w="90"/>
-              <w:bottom w:type="dxa" w:w="60"/>
-              <w:right w:type="dxa" w:w="90"/>
-            </w:tcMar>
-          </w:tcPr>
-          <w:p>
-            <w:pPr>
-              <w:spacing w:after="20" w:before="20"/>
-              <w:jc w:val="left"/>
-            </w:pPr>
-            <w:r>
-              <w:rPr>
-                <w:b/>
-                <w:bCs/>
-                <w:i w:val="false"/>
-                <w:iCs w:val="false"/>
-                <w:sz w:val="20"/>
-                <w:szCs w:val="20"/>
-              </w:rPr>
-              <w:t xml:space="preserve">Unit 7 · ДЗ 4 (часть 1)</w:t>
-            </w:r>
-          </w:p>
-        </w:tc>
-        <w:tc>
-          <w:tcPr>
-            <w:tcW w:type="dxa" w:w="1000"/>
-            <w:tcMar>
-              <w:top w:type="dxa" w:w="60"/>
-              <w:left w:type="dxa" w:w="90"/>
-              <w:bottom w:type="dxa" w:w="60"/>
-              <w:right w:type="dxa" w:w="90"/>
-            </w:tcMar>
-          </w:tcPr>
-          <w:p>
-            <w:pPr>
-              <w:spacing w:after="20" w:before="20"/>
-              <w:jc w:val="left"/>
-            </w:pPr>
-            <w:r>
-              <w:rPr>
-                <w:b w:val="false"/>
-                <w:bCs w:val="false"/>
-                <w:i w:val="false"/>
-                <w:iCs w:val="false"/>
-                <w:sz w:val="20"/>
-                <w:szCs w:val="20"/>
-              </w:rPr>
-              <w:t xml:space="preserve">🔊 аудио</w:t>
-            </w:r>
-          </w:p>
-        </w:tc>
-        <w:tc>
-          <w:tcPr>
-            <w:tcW w:type="dxa" w:w="6460"/>
-            <w:tcMar>
-              <w:top w:type="dxa" w:w="60"/>
-              <w:left w:type="dxa" w:w="90"/>
-              <w:bottom w:type="dxa" w:w="60"/>
-              <w:right w:type="dxa" w:w="90"/>
-            </w:tcMar>
-          </w:tcPr>
-          <w:p>
-            <w:pPr>
-              <w:spacing w:after="20" w:before="20"/>
-              <w:jc w:val="left"/>
-            </w:pPr>
-            <w:r>
-              <w:rPr>
-                <w:b w:val="false"/>
-                <w:bCs w:val="false"/>
-                <w:i w:val="false"/>
-                <w:iCs w:val="false"/>
-                <w:sz w:val="20"/>
-                <w:szCs w:val="20"/>
-              </w:rPr>
-              <w:t xml:space="preserve">История «The cap»</w:t>
+            <w:tcW w:type="dxa" w:w="2200"/>
+            <w:tcMar>
+              <w:top w:type="dxa" w:w="60"/>
+              <w:left w:type="dxa" w:w="90"/>
+              <w:bottom w:type="dxa" w:w="60"/>
+              <w:right w:type="dxa" w:w="90"/>
+            </w:tcMar>
+          </w:tcPr>
+          <w:p>
+            <w:pPr>
+              <w:spacing w:after="20" w:before="20"/>
+              <w:jc w:val="left"/>
+            </w:pPr>
+            <w:r>
+              <w:rPr>
+                <w:b/>
+                <w:bCs/>
+                <w:i w:val="false"/>
+                <w:iCs w:val="false"/>
+                <w:sz w:val="20"/>
+                <w:szCs w:val="20"/>
+              </w:rPr>
+              <w:t xml:space="preserve">Unit 7 · ДЗ 3</w:t>
+            </w:r>
+          </w:p>
+        </w:tc>
+        <w:tc>
+          <w:tcPr>
+            <w:tcW w:type="dxa" w:w="1300"/>
+            <w:tcMar>
+              <w:top w:type="dxa" w:w="60"/>
+              <w:left w:type="dxa" w:w="90"/>
+              <w:bottom w:type="dxa" w:w="60"/>
+              <w:right w:type="dxa" w:w="90"/>
+            </w:tcMar>
+          </w:tcPr>
+          <w:p>
+            <w:pPr>
+              <w:spacing w:after="20" w:before="20"/>
+              <w:jc w:val="left"/>
+            </w:pPr>
+            <w:r>
+              <w:rPr>
+                <w:b w:val="false"/>
+                <w:bCs w:val="false"/>
+                <w:i w:val="false"/>
+                <w:iCs w:val="false"/>
+                <w:sz w:val="20"/>
+                <w:szCs w:val="20"/>
+              </w:rPr>
+              <w:t xml:space="preserve">🎬 видео</w:t>
+            </w:r>
+          </w:p>
+        </w:tc>
+        <w:tc>
+          <w:tcPr>
+            <w:tcW w:type="dxa" w:w="6660"/>
+            <w:tcMar>
+              <w:top w:type="dxa" w:w="60"/>
+              <w:left w:type="dxa" w:w="90"/>
+              <w:bottom w:type="dxa" w:w="60"/>
+              <w:right w:type="dxa" w:w="90"/>
+            </w:tcMar>
+          </w:tcPr>
+          <w:p>
+            <w:pPr>
+              <w:spacing w:after="20" w:before="20"/>
+              <w:jc w:val="left"/>
+            </w:pPr>
+            <w:r>
+              <w:rPr>
+                <w:b w:val="false"/>
+                <w:bCs w:val="false"/>
+                <w:i w:val="false"/>
+                <w:iCs w:val="false"/>
+                <w:sz w:val="20"/>
+                <w:szCs w:val="20"/>
+              </w:rPr>
+              <w:t xml:space="preserve">Видео 2: Gravity Falls</w:t>
             </w:r>
           </w:p>
           <w:p>
@@ -4349,35 +4125,35 @@
                 <w:sz w:val="18"/>
                 <w:szCs w:val="18"/>
               </w:rPr>
-              <w:t xml:space="preserve">Аудио «Твоё первое задание — послушать аудио… Название истории — The cap»; дальше идёт «Тест»: «Посчитай, сколько раз звучит слово cap»</w:t>
-            </w:r>
-          </w:p>
-        </w:tc>
-        <w:tc>
-          <w:tcPr>
-            <w:tcW w:type="dxa" w:w="3000"/>
-            <w:tcMar>
-              <w:top w:type="dxa" w:w="60"/>
-              <w:left w:type="dxa" w:w="90"/>
-              <w:bottom w:type="dxa" w:w="60"/>
-              <w:right w:type="dxa" w:w="90"/>
-            </w:tcMar>
-          </w:tcPr>
-          <w:p>
-            <w:pPr>
-              <w:spacing w:after="20" w:before="20"/>
-              <w:jc w:val="left"/>
-            </w:pPr>
-            <w:r>
-              <w:rPr>
-                <w:b/>
-                <w:bCs/>
-                <w:i w:val="false"/>
-                <w:iCs w:val="false"/>
-                <w:sz w:val="20"/>
-                <w:szCs w:val="20"/>
-              </w:rPr>
-              <w:t xml:space="preserve">sm1_u7_hw4_b3.mp3</w:t>
+              <w:t xml:space="preserve">Видео «Посмотри ещё одно видео. Но сначала посмотри на картинку и угадай…»; дальше идёт «Соедини вопрос с правильным ответом» (Is Dipper wearing a cap?)</w:t>
+            </w:r>
+          </w:p>
+        </w:tc>
+        <w:tc>
+          <w:tcPr>
+            <w:tcW w:type="dxa" w:w="3300"/>
+            <w:tcMar>
+              <w:top w:type="dxa" w:w="60"/>
+              <w:left w:type="dxa" w:w="90"/>
+              <w:bottom w:type="dxa" w:w="60"/>
+              <w:right w:type="dxa" w:w="90"/>
+            </w:tcMar>
+          </w:tcPr>
+          <w:p>
+            <w:pPr>
+              <w:spacing w:after="20" w:before="20"/>
+              <w:jc w:val="left"/>
+            </w:pPr>
+            <w:r>
+              <w:rPr>
+                <w:b/>
+                <w:bCs/>
+                <w:i w:val="false"/>
+                <w:iCs w:val="false"/>
+                <w:sz w:val="20"/>
+                <w:szCs w:val="20"/>
+              </w:rPr>
+              <w:t xml:space="preserve">sm1_u7_hw3_b7.mp4</w:t>
             </w:r>
           </w:p>
         </w:tc>
@@ -4441,101 +4217,85 @@
         </w:tc>
         <w:tc>
           <w:tcPr>
-            <w:tcW w:type="dxa" w:w="3000"/>
-            <w:tcMar>
-              <w:top w:type="dxa" w:w="60"/>
-              <w:left w:type="dxa" w:w="90"/>
-              <w:bottom w:type="dxa" w:w="60"/>
-              <w:right w:type="dxa" w:w="90"/>
-            </w:tcMar>
-          </w:tcPr>
-          <w:p>
-            <w:pPr>
-              <w:spacing w:after="20" w:before="20"/>
-              <w:jc w:val="left"/>
-            </w:pPr>
-            <w:r>
-              <w:rPr>
-                <w:b/>
-                <w:bCs/>
-                <w:i w:val="false"/>
-                <w:iCs w:val="false"/>
-                <w:sz w:val="20"/>
-                <w:szCs w:val="20"/>
-              </w:rPr>
-              <w:t xml:space="preserve">Unit 7 · ДЗ 4 (часть 2)</w:t>
-            </w:r>
-          </w:p>
-          <w:p>
-            <w:pPr>
-              <w:spacing w:after="20" w:before="20"/>
-              <w:jc w:val="left"/>
-            </w:pPr>
-            <w:hyperlink w:history="1" r:id="rIdclhte16ox3atp8gjx4zzu">
-              <w:r>
-                <w:rPr>
-                  <w:rStyle w:val="Hyperlink"/>
-                  <w:sz w:val="16"/>
-                  <w:szCs w:val="16"/>
-                </w:rPr>
-                <w:t xml:space="preserve">https://shkola.app/material/folders/2335861/lesson/update/video/ZaQlCgz2</w:t>
-              </w:r>
-            </w:hyperlink>
-          </w:p>
-        </w:tc>
-        <w:tc>
-          <w:tcPr>
-            <w:tcW w:type="dxa" w:w="1000"/>
-            <w:tcMar>
-              <w:top w:type="dxa" w:w="60"/>
-              <w:left w:type="dxa" w:w="90"/>
-              <w:bottom w:type="dxa" w:w="60"/>
-              <w:right w:type="dxa" w:w="90"/>
-            </w:tcMar>
-          </w:tcPr>
-          <w:p>
-            <w:pPr>
-              <w:spacing w:after="20" w:before="20"/>
-              <w:jc w:val="left"/>
-            </w:pPr>
-            <w:r>
-              <w:rPr>
-                <w:b w:val="false"/>
-                <w:bCs w:val="false"/>
-                <w:i w:val="false"/>
-                <w:iCs w:val="false"/>
-                <w:sz w:val="20"/>
-                <w:szCs w:val="20"/>
-              </w:rPr>
-              <w:t xml:space="preserve">🎬 видео</w:t>
-            </w:r>
-          </w:p>
-        </w:tc>
-        <w:tc>
-          <w:tcPr>
-            <w:tcW w:type="dxa" w:w="6460"/>
-            <w:tcMar>
-              <w:top w:type="dxa" w:w="60"/>
-              <w:left w:type="dxa" w:w="90"/>
-              <w:bottom w:type="dxa" w:w="60"/>
-              <w:right w:type="dxa" w:w="90"/>
-            </w:tcMar>
-          </w:tcPr>
-          <w:p>
-            <w:pPr>
-              <w:spacing w:after="20" w:before="20"/>
-              <w:jc w:val="left"/>
-            </w:pPr>
-            <w:r>
-              <w:rPr>
-                <w:b w:val="false"/>
-                <w:bCs w:val="false"/>
-                <w:i w:val="false"/>
-                <w:iCs w:val="false"/>
-                <w:sz w:val="20"/>
-                <w:szCs w:val="20"/>
-              </w:rPr>
-              <w:t xml:space="preserve">Мультфильм Unit 7 «SM2ed Animated story video» (1:39)</w:t>
+            <w:tcW w:type="dxa" w:w="2200"/>
+            <w:tcMar>
+              <w:top w:type="dxa" w:w="60"/>
+              <w:left w:type="dxa" w:w="90"/>
+              <w:bottom w:type="dxa" w:w="60"/>
+              <w:right w:type="dxa" w:w="90"/>
+            </w:tcMar>
+          </w:tcPr>
+          <w:p>
+            <w:pPr>
+              <w:spacing w:after="20" w:before="20"/>
+              <w:jc w:val="left"/>
+            </w:pPr>
+            <w:r>
+              <w:rPr>
+                <w:b/>
+                <w:bCs/>
+                <w:i w:val="false"/>
+                <w:iCs w:val="false"/>
+                <w:sz w:val="20"/>
+                <w:szCs w:val="20"/>
+              </w:rPr>
+              <w:t xml:space="preserve">Unit 7 · ДЗ 4 (часть 1)</w:t>
+            </w:r>
+          </w:p>
+        </w:tc>
+        <w:tc>
+          <w:tcPr>
+            <w:tcW w:type="dxa" w:w="1300"/>
+            <w:tcMar>
+              <w:top w:type="dxa" w:w="60"/>
+              <w:left w:type="dxa" w:w="90"/>
+              <w:bottom w:type="dxa" w:w="60"/>
+              <w:right w:type="dxa" w:w="90"/>
+            </w:tcMar>
+          </w:tcPr>
+          <w:p>
+            <w:pPr>
+              <w:spacing w:after="20" w:before="20"/>
+              <w:jc w:val="left"/>
+            </w:pPr>
+            <w:r>
+              <w:rPr>
+                <w:b w:val="false"/>
+                <w:bCs w:val="false"/>
+                <w:i w:val="false"/>
+                <w:iCs w:val="false"/>
+                <w:sz w:val="20"/>
+                <w:szCs w:val="20"/>
+              </w:rPr>
+              <w:t xml:space="preserve">🔊 аудио</w:t>
+            </w:r>
+          </w:p>
+        </w:tc>
+        <w:tc>
+          <w:tcPr>
+            <w:tcW w:type="dxa" w:w="6660"/>
+            <w:tcMar>
+              <w:top w:type="dxa" w:w="60"/>
+              <w:left w:type="dxa" w:w="90"/>
+              <w:bottom w:type="dxa" w:w="60"/>
+              <w:right w:type="dxa" w:w="90"/>
+            </w:tcMar>
+          </w:tcPr>
+          <w:p>
+            <w:pPr>
+              <w:spacing w:after="20" w:before="20"/>
+              <w:jc w:val="left"/>
+            </w:pPr>
+            <w:r>
+              <w:rPr>
+                <w:b w:val="false"/>
+                <w:bCs w:val="false"/>
+                <w:i w:val="false"/>
+                <w:iCs w:val="false"/>
+                <w:sz w:val="20"/>
+                <w:szCs w:val="20"/>
+              </w:rPr>
+              <w:t xml:space="preserve">История «The cap»</w:t>
             </w:r>
           </w:p>
           <w:p>
@@ -4552,35 +4312,35 @@
                 <w:sz w:val="18"/>
                 <w:szCs w:val="18"/>
               </w:rPr>
-              <w:t xml:space="preserve">Это вся вторая часть домашки: интерактивное видео с вопросами по ходу просмотра (9 заданий)</w:t>
-            </w:r>
-          </w:p>
-        </w:tc>
-        <w:tc>
-          <w:tcPr>
-            <w:tcW w:type="dxa" w:w="3000"/>
-            <w:tcMar>
-              <w:top w:type="dxa" w:w="60"/>
-              <w:left w:type="dxa" w:w="90"/>
-              <w:bottom w:type="dxa" w:w="60"/>
-              <w:right w:type="dxa" w:w="90"/>
-            </w:tcMar>
-          </w:tcPr>
-          <w:p>
-            <w:pPr>
-              <w:spacing w:after="20" w:before="20"/>
-              <w:jc w:val="left"/>
-            </w:pPr>
-            <w:r>
-              <w:rPr>
-                <w:b/>
-                <w:bCs/>
-                <w:i w:val="false"/>
-                <w:iCs w:val="false"/>
-                <w:sz w:val="20"/>
-                <w:szCs w:val="20"/>
-              </w:rPr>
-              <w:t xml:space="preserve">sm1_u7_hw4_b8.mp4</w:t>
+              <w:t xml:space="preserve">Аудио «Твоё первое задание — послушать аудио… Название истории — The cap»; дальше идёт «Тест»: «Посчитай, сколько раз звучит слово cap»</w:t>
+            </w:r>
+          </w:p>
+        </w:tc>
+        <w:tc>
+          <w:tcPr>
+            <w:tcW w:type="dxa" w:w="3300"/>
+            <w:tcMar>
+              <w:top w:type="dxa" w:w="60"/>
+              <w:left w:type="dxa" w:w="90"/>
+              <w:bottom w:type="dxa" w:w="60"/>
+              <w:right w:type="dxa" w:w="90"/>
+            </w:tcMar>
+          </w:tcPr>
+          <w:p>
+            <w:pPr>
+              <w:spacing w:after="20" w:before="20"/>
+              <w:jc w:val="left"/>
+            </w:pPr>
+            <w:r>
+              <w:rPr>
+                <w:b/>
+                <w:bCs/>
+                <w:i w:val="false"/>
+                <w:iCs w:val="false"/>
+                <w:sz w:val="20"/>
+                <w:szCs w:val="20"/>
+              </w:rPr>
+              <w:t xml:space="preserve">sm1_u7_hw4_b3.mp3</w:t>
             </w:r>
           </w:p>
         </w:tc>
@@ -4644,35 +4404,35 @@
         </w:tc>
         <w:tc>
           <w:tcPr>
-            <w:tcW w:type="dxa" w:w="3000"/>
-            <w:tcMar>
-              <w:top w:type="dxa" w:w="60"/>
-              <w:left w:type="dxa" w:w="90"/>
-              <w:bottom w:type="dxa" w:w="60"/>
-              <w:right w:type="dxa" w:w="90"/>
-            </w:tcMar>
-          </w:tcPr>
-          <w:p>
-            <w:pPr>
-              <w:spacing w:after="20" w:before="20"/>
-              <w:jc w:val="left"/>
-            </w:pPr>
-            <w:r>
-              <w:rPr>
-                <w:b/>
-                <w:bCs/>
-                <w:i w:val="false"/>
-                <w:iCs w:val="false"/>
-                <w:sz w:val="20"/>
-                <w:szCs w:val="20"/>
-              </w:rPr>
-              <w:t xml:space="preserve">Unit 7 · ДЗ 5</w:t>
-            </w:r>
-          </w:p>
-        </w:tc>
-        <w:tc>
-          <w:tcPr>
-            <w:tcW w:type="dxa" w:w="1000"/>
+            <w:tcW w:type="dxa" w:w="2200"/>
+            <w:tcMar>
+              <w:top w:type="dxa" w:w="60"/>
+              <w:left w:type="dxa" w:w="90"/>
+              <w:bottom w:type="dxa" w:w="60"/>
+              <w:right w:type="dxa" w:w="90"/>
+            </w:tcMar>
+          </w:tcPr>
+          <w:p>
+            <w:pPr>
+              <w:spacing w:after="20" w:before="20"/>
+              <w:jc w:val="left"/>
+            </w:pPr>
+            <w:r>
+              <w:rPr>
+                <w:b/>
+                <w:bCs/>
+                <w:i w:val="false"/>
+                <w:iCs w:val="false"/>
+                <w:sz w:val="20"/>
+                <w:szCs w:val="20"/>
+              </w:rPr>
+              <w:t xml:space="preserve">Unit 7 · ДЗ 4 (часть 2)</w:t>
+            </w:r>
+          </w:p>
+        </w:tc>
+        <w:tc>
+          <w:tcPr>
+            <w:tcW w:type="dxa" w:w="1300"/>
             <w:tcMar>
               <w:top w:type="dxa" w:w="60"/>
               <w:left w:type="dxa" w:w="90"/>
@@ -4700,29 +4460,29 @@
         </w:tc>
         <w:tc>
           <w:tcPr>
-            <w:tcW w:type="dxa" w:w="6460"/>
-            <w:tcMar>
-              <w:top w:type="dxa" w:w="60"/>
-              <w:left w:type="dxa" w:w="90"/>
-              <w:bottom w:type="dxa" w:w="60"/>
-              <w:right w:type="dxa" w:w="90"/>
-            </w:tcMar>
-          </w:tcPr>
-          <w:p>
-            <w:pPr>
-              <w:spacing w:after="20" w:before="20"/>
-              <w:jc w:val="left"/>
-            </w:pPr>
-            <w:r>
-              <w:rPr>
-                <w:b w:val="false"/>
-                <w:bCs w:val="false"/>
-                <w:i w:val="false"/>
-                <w:iCs w:val="false"/>
-                <w:sz w:val="20"/>
-                <w:szCs w:val="20"/>
-              </w:rPr>
-              <w:t xml:space="preserve">Шоу талантов</w:t>
+            <w:tcW w:type="dxa" w:w="6660"/>
+            <w:tcMar>
+              <w:top w:type="dxa" w:w="60"/>
+              <w:left w:type="dxa" w:w="90"/>
+              <w:bottom w:type="dxa" w:w="60"/>
+              <w:right w:type="dxa" w:w="90"/>
+            </w:tcMar>
+          </w:tcPr>
+          <w:p>
+            <w:pPr>
+              <w:spacing w:after="20" w:before="20"/>
+              <w:jc w:val="left"/>
+            </w:pPr>
+            <w:r>
+              <w:rPr>
+                <w:b w:val="false"/>
+                <w:bCs w:val="false"/>
+                <w:i w:val="false"/>
+                <w:iCs w:val="false"/>
+                <w:sz w:val="20"/>
+                <w:szCs w:val="20"/>
+              </w:rPr>
+              <w:t xml:space="preserve">Мультфильм Unit 7 «SM2ed Animated story video» (1:39)</w:t>
             </w:r>
           </w:p>
           <w:p>
@@ -4739,35 +4499,35 @@
                 <w:sz w:val="18"/>
                 <w:szCs w:val="18"/>
               </w:rPr>
-              <w:t xml:space="preserve">Видео «Главные герои видео выступают на шоу талантов и показывают фокусы с помощью одежды»; дальше идёт «Тест»: «Отметь, какая одежда была на главных героях видео» (trousers, skirt, shorts…)</w:t>
-            </w:r>
-          </w:p>
-        </w:tc>
-        <w:tc>
-          <w:tcPr>
-            <w:tcW w:type="dxa" w:w="3000"/>
-            <w:tcMar>
-              <w:top w:type="dxa" w:w="60"/>
-              <w:left w:type="dxa" w:w="90"/>
-              <w:bottom w:type="dxa" w:w="60"/>
-              <w:right w:type="dxa" w:w="90"/>
-            </w:tcMar>
-          </w:tcPr>
-          <w:p>
-            <w:pPr>
-              <w:spacing w:after="20" w:before="20"/>
-              <w:jc w:val="left"/>
-            </w:pPr>
-            <w:r>
-              <w:rPr>
-                <w:b/>
-                <w:bCs/>
-                <w:i w:val="false"/>
-                <w:iCs w:val="false"/>
-                <w:sz w:val="20"/>
-                <w:szCs w:val="20"/>
-              </w:rPr>
-              <w:t xml:space="preserve">sm1_u7_hw5_b3.mp4</w:t>
+              <w:t xml:space="preserve">Это вся вторая часть домашки: интерактивное видео с вопросами по ходу просмотра (9 заданий)</w:t>
+            </w:r>
+          </w:p>
+        </w:tc>
+        <w:tc>
+          <w:tcPr>
+            <w:tcW w:type="dxa" w:w="3300"/>
+            <w:tcMar>
+              <w:top w:type="dxa" w:w="60"/>
+              <w:left w:type="dxa" w:w="90"/>
+              <w:bottom w:type="dxa" w:w="60"/>
+              <w:right w:type="dxa" w:w="90"/>
+            </w:tcMar>
+          </w:tcPr>
+          <w:p>
+            <w:pPr>
+              <w:spacing w:after="20" w:before="20"/>
+              <w:jc w:val="left"/>
+            </w:pPr>
+            <w:r>
+              <w:rPr>
+                <w:b/>
+                <w:bCs/>
+                <w:i w:val="false"/>
+                <w:iCs w:val="false"/>
+                <w:sz w:val="20"/>
+                <w:szCs w:val="20"/>
+              </w:rPr>
+              <w:t xml:space="preserve">sm1_u7_hw4_b8.mp4</w:t>
             </w:r>
           </w:p>
         </w:tc>
@@ -4831,51 +4591,35 @@
         </w:tc>
         <w:tc>
           <w:tcPr>
-            <w:tcW w:type="dxa" w:w="3000"/>
-            <w:tcMar>
-              <w:top w:type="dxa" w:w="60"/>
-              <w:left w:type="dxa" w:w="90"/>
-              <w:bottom w:type="dxa" w:w="60"/>
-              <w:right w:type="dxa" w:w="90"/>
-            </w:tcMar>
-          </w:tcPr>
-          <w:p>
-            <w:pPr>
-              <w:spacing w:after="20" w:before="20"/>
-              <w:jc w:val="left"/>
-            </w:pPr>
-            <w:r>
-              <w:rPr>
-                <w:b/>
-                <w:bCs/>
-                <w:i w:val="false"/>
-                <w:iCs w:val="false"/>
-                <w:sz w:val="20"/>
-                <w:szCs w:val="20"/>
-              </w:rPr>
-              <w:t xml:space="preserve">Unit 8 · ДЗ 2</w:t>
-            </w:r>
-          </w:p>
-          <w:p>
-            <w:pPr>
-              <w:spacing w:after="20" w:before="20"/>
-              <w:jc w:val="left"/>
-            </w:pPr>
-            <w:hyperlink w:history="1" r:id="rId6hpqmtofqjdjqdxhhpzuo">
-              <w:r>
-                <w:rPr>
-                  <w:rStyle w:val="Hyperlink"/>
-                  <w:sz w:val="16"/>
-                  <w:szCs w:val="16"/>
-                </w:rPr>
-                <w:t xml:space="preserve">https://shkola.app/material/folders/2335862/lesson/update/assessment/oR7PmzIa</w:t>
-              </w:r>
-            </w:hyperlink>
-          </w:p>
-        </w:tc>
-        <w:tc>
-          <w:tcPr>
-            <w:tcW w:type="dxa" w:w="1000"/>
+            <w:tcW w:type="dxa" w:w="2200"/>
+            <w:tcMar>
+              <w:top w:type="dxa" w:w="60"/>
+              <w:left w:type="dxa" w:w="90"/>
+              <w:bottom w:type="dxa" w:w="60"/>
+              <w:right w:type="dxa" w:w="90"/>
+            </w:tcMar>
+          </w:tcPr>
+          <w:p>
+            <w:pPr>
+              <w:spacing w:after="20" w:before="20"/>
+              <w:jc w:val="left"/>
+            </w:pPr>
+            <w:r>
+              <w:rPr>
+                <w:b/>
+                <w:bCs/>
+                <w:i w:val="false"/>
+                <w:iCs w:val="false"/>
+                <w:sz w:val="20"/>
+                <w:szCs w:val="20"/>
+              </w:rPr>
+              <w:t xml:space="preserve">Unit 7 · ДЗ 5</w:t>
+            </w:r>
+          </w:p>
+        </w:tc>
+        <w:tc>
+          <w:tcPr>
+            <w:tcW w:type="dxa" w:w="1300"/>
             <w:tcMar>
               <w:top w:type="dxa" w:w="60"/>
               <w:left w:type="dxa" w:w="90"/>
@@ -4903,29 +4647,29 @@
         </w:tc>
         <w:tc>
           <w:tcPr>
-            <w:tcW w:type="dxa" w:w="6460"/>
-            <w:tcMar>
-              <w:top w:type="dxa" w:w="60"/>
-              <w:left w:type="dxa" w:w="90"/>
-              <w:bottom w:type="dxa" w:w="60"/>
-              <w:right w:type="dxa" w:w="90"/>
-            </w:tcMar>
-          </w:tcPr>
-          <w:p>
-            <w:pPr>
-              <w:spacing w:after="20" w:before="20"/>
-              <w:jc w:val="left"/>
-            </w:pPr>
-            <w:r>
-              <w:rPr>
-                <w:b w:val="false"/>
-                <w:bCs w:val="false"/>
-                <w:i w:val="false"/>
-                <w:iCs w:val="false"/>
-                <w:sz w:val="20"/>
-                <w:szCs w:val="20"/>
-              </w:rPr>
-              <w:t xml:space="preserve">Что умеют животные</w:t>
+            <w:tcW w:type="dxa" w:w="6660"/>
+            <w:tcMar>
+              <w:top w:type="dxa" w:w="60"/>
+              <w:left w:type="dxa" w:w="90"/>
+              <w:bottom w:type="dxa" w:w="60"/>
+              <w:right w:type="dxa" w:w="90"/>
+            </w:tcMar>
+          </w:tcPr>
+          <w:p>
+            <w:pPr>
+              <w:spacing w:after="20" w:before="20"/>
+              <w:jc w:val="left"/>
+            </w:pPr>
+            <w:r>
+              <w:rPr>
+                <w:b w:val="false"/>
+                <w:bCs w:val="false"/>
+                <w:i w:val="false"/>
+                <w:iCs w:val="false"/>
+                <w:sz w:val="20"/>
+                <w:szCs w:val="20"/>
+              </w:rPr>
+              <w:t xml:space="preserve">Шоу талантов</w:t>
             </w:r>
           </w:p>
           <w:p>
@@ -4942,35 +4686,35 @@
                 <w:sz w:val="18"/>
                 <w:szCs w:val="18"/>
               </w:rPr>
-              <w:t xml:space="preserve">«Медиафайл» «Для начала давай посмотрим видео! Как думаешь, каких животных ты увидишь там?»; дальше текст «What can you do?» и «Найди пару»: «Посмотри видео ещё раз и соедини картинки и предложения» (I can swim…)</w:t>
-            </w:r>
-          </w:p>
-        </w:tc>
-        <w:tc>
-          <w:tcPr>
-            <w:tcW w:type="dxa" w:w="3000"/>
-            <w:tcMar>
-              <w:top w:type="dxa" w:w="60"/>
-              <w:left w:type="dxa" w:w="90"/>
-              <w:bottom w:type="dxa" w:w="60"/>
-              <w:right w:type="dxa" w:w="90"/>
-            </w:tcMar>
-          </w:tcPr>
-          <w:p>
-            <w:pPr>
-              <w:spacing w:after="20" w:before="20"/>
-              <w:jc w:val="left"/>
-            </w:pPr>
-            <w:r>
-              <w:rPr>
-                <w:b/>
-                <w:bCs/>
-                <w:i w:val="false"/>
-                <w:iCs w:val="false"/>
-                <w:sz w:val="20"/>
-                <w:szCs w:val="20"/>
-              </w:rPr>
-              <w:t xml:space="preserve">sm1_u8_hw2_b4.mp4</w:t>
+              <w:t xml:space="preserve">Видео «Главные герои видео выступают на шоу талантов и показывают фокусы с помощью одежды»; дальше идёт «Тест»: «Отметь, какая одежда была на главных героях видео» (trousers, skirt, shorts…)</w:t>
+            </w:r>
+          </w:p>
+        </w:tc>
+        <w:tc>
+          <w:tcPr>
+            <w:tcW w:type="dxa" w:w="3300"/>
+            <w:tcMar>
+              <w:top w:type="dxa" w:w="60"/>
+              <w:left w:type="dxa" w:w="90"/>
+              <w:bottom w:type="dxa" w:w="60"/>
+              <w:right w:type="dxa" w:w="90"/>
+            </w:tcMar>
+          </w:tcPr>
+          <w:p>
+            <w:pPr>
+              <w:spacing w:after="20" w:before="20"/>
+              <w:jc w:val="left"/>
+            </w:pPr>
+            <w:r>
+              <w:rPr>
+                <w:b/>
+                <w:bCs/>
+                <w:i w:val="false"/>
+                <w:iCs w:val="false"/>
+                <w:sz w:val="20"/>
+                <w:szCs w:val="20"/>
+              </w:rPr>
+              <w:t xml:space="preserve">sm1_u7_hw5_b3.mp4</w:t>
             </w:r>
           </w:p>
         </w:tc>
@@ -5034,51 +4778,35 @@
         </w:tc>
         <w:tc>
           <w:tcPr>
-            <w:tcW w:type="dxa" w:w="3000"/>
-            <w:tcMar>
-              <w:top w:type="dxa" w:w="60"/>
-              <w:left w:type="dxa" w:w="90"/>
-              <w:bottom w:type="dxa" w:w="60"/>
-              <w:right w:type="dxa" w:w="90"/>
-            </w:tcMar>
-          </w:tcPr>
-          <w:p>
-            <w:pPr>
-              <w:spacing w:after="20" w:before="20"/>
-              <w:jc w:val="left"/>
-            </w:pPr>
-            <w:r>
-              <w:rPr>
-                <w:b/>
-                <w:bCs/>
-                <w:i w:val="false"/>
-                <w:iCs w:val="false"/>
-                <w:sz w:val="20"/>
-                <w:szCs w:val="20"/>
-              </w:rPr>
-              <w:t xml:space="preserve">Unit 8 · ДЗ 2</w:t>
-            </w:r>
-          </w:p>
-          <w:p>
-            <w:pPr>
-              <w:spacing w:after="20" w:before="20"/>
-              <w:jc w:val="left"/>
-            </w:pPr>
-            <w:hyperlink w:history="1" r:id="rIdcp_rn_6jruambue233f_x">
-              <w:r>
-                <w:rPr>
-                  <w:rStyle w:val="Hyperlink"/>
-                  <w:sz w:val="16"/>
-                  <w:szCs w:val="16"/>
-                </w:rPr>
-                <w:t xml:space="preserve">https://shkola.app/material/folders/2335862/lesson/update/assessment/oR7PmzIa</w:t>
-              </w:r>
-            </w:hyperlink>
-          </w:p>
-        </w:tc>
-        <w:tc>
-          <w:tcPr>
-            <w:tcW w:type="dxa" w:w="1000"/>
+            <w:tcW w:type="dxa" w:w="2200"/>
+            <w:tcMar>
+              <w:top w:type="dxa" w:w="60"/>
+              <w:left w:type="dxa" w:w="90"/>
+              <w:bottom w:type="dxa" w:w="60"/>
+              <w:right w:type="dxa" w:w="90"/>
+            </w:tcMar>
+          </w:tcPr>
+          <w:p>
+            <w:pPr>
+              <w:spacing w:after="20" w:before="20"/>
+              <w:jc w:val="left"/>
+            </w:pPr>
+            <w:r>
+              <w:rPr>
+                <w:b/>
+                <w:bCs/>
+                <w:i w:val="false"/>
+                <w:iCs w:val="false"/>
+                <w:sz w:val="20"/>
+                <w:szCs w:val="20"/>
+              </w:rPr>
+              <w:t xml:space="preserve">Тест Unit 7</w:t>
+            </w:r>
+          </w:p>
+        </w:tc>
+        <w:tc>
+          <w:tcPr>
+            <w:tcW w:type="dxa" w:w="1300"/>
             <w:tcMar>
               <w:top w:type="dxa" w:w="60"/>
               <w:left w:type="dxa" w:w="90"/>
@@ -5106,29 +4834,29 @@
         </w:tc>
         <w:tc>
           <w:tcPr>
-            <w:tcW w:type="dxa" w:w="6460"/>
-            <w:tcMar>
-              <w:top w:type="dxa" w:w="60"/>
-              <w:left w:type="dxa" w:w="90"/>
-              <w:bottom w:type="dxa" w:w="60"/>
-              <w:right w:type="dxa" w:w="90"/>
-            </w:tcMar>
-          </w:tcPr>
-          <w:p>
-            <w:pPr>
-              <w:spacing w:after="20" w:before="20"/>
-              <w:jc w:val="left"/>
-            </w:pPr>
-            <w:r>
-              <w:rPr>
-                <w:b w:val="false"/>
-                <w:bCs w:val="false"/>
-                <w:i w:val="false"/>
-                <w:iCs w:val="false"/>
-                <w:sz w:val="20"/>
-                <w:szCs w:val="20"/>
-              </w:rPr>
-              <w:t xml:space="preserve">Боб рассказывает, что умеет</w:t>
+            <w:tcW w:type="dxa" w:w="6660"/>
+            <w:tcMar>
+              <w:top w:type="dxa" w:w="60"/>
+              <w:left w:type="dxa" w:w="90"/>
+              <w:bottom w:type="dxa" w:w="60"/>
+              <w:right w:type="dxa" w:w="90"/>
+            </w:tcMar>
+          </w:tcPr>
+          <w:p>
+            <w:pPr>
+              <w:spacing w:after="20" w:before="20"/>
+              <w:jc w:val="left"/>
+            </w:pPr>
+            <w:r>
+              <w:rPr>
+                <w:b w:val="false"/>
+                <w:bCs w:val="false"/>
+                <w:i w:val="false"/>
+                <w:iCs w:val="false"/>
+                <w:sz w:val="20"/>
+                <w:szCs w:val="20"/>
+              </w:rPr>
+              <w:t xml:space="preserve">Аудирование «Speaker 1–5 + Extra» — кто что говорит</w:t>
             </w:r>
           </w:p>
           <w:p>
@@ -5145,35 +4873,35 @@
                 <w:sz w:val="18"/>
                 <w:szCs w:val="18"/>
               </w:rPr>
-              <w:t xml:space="preserve">Аудио внутри «Записи голоса»: «Давай познакомимся с новым героем! Это — Боб… Послушай запись и узнай, что умеет Боб». Перед ним — «Выбери правильный вариант» (I ski. can / can't)</w:t>
-            </w:r>
-          </w:p>
-        </w:tc>
-        <w:tc>
-          <w:tcPr>
-            <w:tcW w:type="dxa" w:w="3000"/>
-            <w:tcMar>
-              <w:top w:type="dxa" w:w="60"/>
-              <w:left w:type="dxa" w:w="90"/>
-              <w:bottom w:type="dxa" w:w="60"/>
-              <w:right w:type="dxa" w:w="90"/>
-            </w:tcMar>
-          </w:tcPr>
-          <w:p>
-            <w:pPr>
-              <w:spacing w:after="20" w:before="20"/>
-              <w:jc w:val="left"/>
-            </w:pPr>
-            <w:r>
-              <w:rPr>
-                <w:b/>
-                <w:bCs/>
-                <w:i w:val="false"/>
-                <w:iCs w:val="false"/>
-                <w:sz w:val="20"/>
-                <w:szCs w:val="20"/>
-              </w:rPr>
-              <w:t xml:space="preserve">sm1_u8_hw2_b7.mp3</w:t>
+              <w:t xml:space="preserve">пятое задание теста в ShkolaApp</w:t>
+            </w:r>
+          </w:p>
+        </w:tc>
+        <w:tc>
+          <w:tcPr>
+            <w:tcW w:type="dxa" w:w="3300"/>
+            <w:tcMar>
+              <w:top w:type="dxa" w:w="60"/>
+              <w:left w:type="dxa" w:w="90"/>
+              <w:bottom w:type="dxa" w:w="60"/>
+              <w:right w:type="dxa" w:w="90"/>
+            </w:tcMar>
+          </w:tcPr>
+          <w:p>
+            <w:pPr>
+              <w:spacing w:after="20" w:before="20"/>
+              <w:jc w:val="left"/>
+            </w:pPr>
+            <w:r>
+              <w:rPr>
+                <w:b/>
+                <w:bCs/>
+                <w:i w:val="false"/>
+                <w:iCs w:val="false"/>
+                <w:sz w:val="20"/>
+                <w:szCs w:val="20"/>
+              </w:rPr>
+              <w:t xml:space="preserve">sm1_u7_test_b9.mp3</w:t>
             </w:r>
           </w:p>
         </w:tc>
@@ -5237,101 +4965,85 @@
         </w:tc>
         <w:tc>
           <w:tcPr>
-            <w:tcW w:type="dxa" w:w="3000"/>
-            <w:tcMar>
-              <w:top w:type="dxa" w:w="60"/>
-              <w:left w:type="dxa" w:w="90"/>
-              <w:bottom w:type="dxa" w:w="60"/>
-              <w:right w:type="dxa" w:w="90"/>
-            </w:tcMar>
-          </w:tcPr>
-          <w:p>
-            <w:pPr>
-              <w:spacing w:after="20" w:before="20"/>
-              <w:jc w:val="left"/>
-            </w:pPr>
-            <w:r>
-              <w:rPr>
-                <w:b/>
-                <w:bCs/>
-                <w:i w:val="false"/>
-                <w:iCs w:val="false"/>
-                <w:sz w:val="20"/>
-                <w:szCs w:val="20"/>
-              </w:rPr>
-              <w:t xml:space="preserve">Unit 8 · ДЗ 3</w:t>
-            </w:r>
-          </w:p>
-          <w:p>
-            <w:pPr>
-              <w:spacing w:after="20" w:before="20"/>
-              <w:jc w:val="left"/>
-            </w:pPr>
-            <w:hyperlink w:history="1" r:id="rIdcsu1m-qokp9yjrsiyqnha">
-              <w:r>
-                <w:rPr>
-                  <w:rStyle w:val="Hyperlink"/>
-                  <w:sz w:val="16"/>
-                  <w:szCs w:val="16"/>
-                </w:rPr>
-                <w:t xml:space="preserve">https://shkola.app/material/folders/2335862/lesson/update/assessment/e0Vh6oEq</w:t>
-              </w:r>
-            </w:hyperlink>
-          </w:p>
-        </w:tc>
-        <w:tc>
-          <w:tcPr>
-            <w:tcW w:type="dxa" w:w="1000"/>
-            <w:tcMar>
-              <w:top w:type="dxa" w:w="60"/>
-              <w:left w:type="dxa" w:w="90"/>
-              <w:bottom w:type="dxa" w:w="60"/>
-              <w:right w:type="dxa" w:w="90"/>
-            </w:tcMar>
-          </w:tcPr>
-          <w:p>
-            <w:pPr>
-              <w:spacing w:after="20" w:before="20"/>
-              <w:jc w:val="left"/>
-            </w:pPr>
-            <w:r>
-              <w:rPr>
-                <w:b w:val="false"/>
-                <w:bCs w:val="false"/>
-                <w:i w:val="false"/>
-                <w:iCs w:val="false"/>
-                <w:sz w:val="20"/>
-                <w:szCs w:val="20"/>
-              </w:rPr>
-              <w:t xml:space="preserve">🎬 видео</w:t>
-            </w:r>
-          </w:p>
-        </w:tc>
-        <w:tc>
-          <w:tcPr>
-            <w:tcW w:type="dxa" w:w="6460"/>
-            <w:tcMar>
-              <w:top w:type="dxa" w:w="60"/>
-              <w:left w:type="dxa" w:w="90"/>
-              <w:bottom w:type="dxa" w:w="60"/>
-              <w:right w:type="dxa" w:w="90"/>
-            </w:tcMar>
-          </w:tcPr>
-          <w:p>
-            <w:pPr>
-              <w:spacing w:after="20" w:before="20"/>
-              <w:jc w:val="left"/>
-            </w:pPr>
-            <w:r>
-              <w:rPr>
-                <w:b w:val="false"/>
-                <w:bCs w:val="false"/>
-                <w:i w:val="false"/>
-                <w:iCs w:val="false"/>
-                <w:sz w:val="20"/>
-                <w:szCs w:val="20"/>
-              </w:rPr>
-              <w:t xml:space="preserve">Can you …?</w:t>
+            <w:tcW w:type="dxa" w:w="2200"/>
+            <w:tcMar>
+              <w:top w:type="dxa" w:w="60"/>
+              <w:left w:type="dxa" w:w="90"/>
+              <w:bottom w:type="dxa" w:w="60"/>
+              <w:right w:type="dxa" w:w="90"/>
+            </w:tcMar>
+          </w:tcPr>
+          <w:p>
+            <w:pPr>
+              <w:spacing w:after="20" w:before="20"/>
+              <w:jc w:val="left"/>
+            </w:pPr>
+            <w:r>
+              <w:rPr>
+                <w:b/>
+                <w:bCs/>
+                <w:i w:val="false"/>
+                <w:iCs w:val="false"/>
+                <w:sz w:val="20"/>
+                <w:szCs w:val="20"/>
+              </w:rPr>
+              <w:t xml:space="preserve">Тест Unit 7</w:t>
+            </w:r>
+          </w:p>
+        </w:tc>
+        <w:tc>
+          <w:tcPr>
+            <w:tcW w:type="dxa" w:w="1300"/>
+            <w:tcMar>
+              <w:top w:type="dxa" w:w="60"/>
+              <w:left w:type="dxa" w:w="90"/>
+              <w:bottom w:type="dxa" w:w="60"/>
+              <w:right w:type="dxa" w:w="90"/>
+            </w:tcMar>
+          </w:tcPr>
+          <w:p>
+            <w:pPr>
+              <w:spacing w:after="20" w:before="20"/>
+              <w:jc w:val="left"/>
+            </w:pPr>
+            <w:r>
+              <w:rPr>
+                <w:b w:val="false"/>
+                <w:bCs w:val="false"/>
+                <w:i w:val="false"/>
+                <w:iCs w:val="false"/>
+                <w:sz w:val="20"/>
+                <w:szCs w:val="20"/>
+              </w:rPr>
+              <w:t xml:space="preserve">🖼 картинка</w:t>
+            </w:r>
+          </w:p>
+        </w:tc>
+        <w:tc>
+          <w:tcPr>
+            <w:tcW w:type="dxa" w:w="6660"/>
+            <w:tcMar>
+              <w:top w:type="dxa" w:w="60"/>
+              <w:left w:type="dxa" w:w="90"/>
+              <w:bottom w:type="dxa" w:w="60"/>
+              <w:right w:type="dxa" w:w="90"/>
+            </w:tcMar>
+          </w:tcPr>
+          <w:p>
+            <w:pPr>
+              <w:spacing w:after="20" w:before="20"/>
+              <w:jc w:val="left"/>
+            </w:pPr>
+            <w:r>
+              <w:rPr>
+                <w:b w:val="false"/>
+                <w:bCs w:val="false"/>
+                <w:i w:val="false"/>
+                <w:iCs w:val="false"/>
+                <w:sz w:val="20"/>
+                <w:szCs w:val="20"/>
+              </w:rPr>
+              <w:t xml:space="preserve">Картинка к аудированию «Speaker 1–5 + Extra»</w:t>
             </w:r>
           </w:p>
           <w:p>
@@ -5348,35 +5060,35 @@
                 <w:sz w:val="18"/>
                 <w:szCs w:val="18"/>
               </w:rPr>
-              <w:t xml:space="preserve">«Медиафайл» «Ура! Мы посмотрим видео! Как думаешь, с какими персонажами ты познакомишься?»; дальше идёт «Найди пару»: «Посмотри видео ещё раз и соедини вопросы и ответы» (Can you swim?)</w:t>
-            </w:r>
-          </w:p>
-        </w:tc>
-        <w:tc>
-          <w:tcPr>
-            <w:tcW w:type="dxa" w:w="3000"/>
-            <w:tcMar>
-              <w:top w:type="dxa" w:w="60"/>
-              <w:left w:type="dxa" w:w="90"/>
-              <w:bottom w:type="dxa" w:w="60"/>
-              <w:right w:type="dxa" w:w="90"/>
-            </w:tcMar>
-          </w:tcPr>
-          <w:p>
-            <w:pPr>
-              <w:spacing w:after="20" w:before="20"/>
-              <w:jc w:val="left"/>
-            </w:pPr>
-            <w:r>
-              <w:rPr>
-                <w:b/>
-                <w:bCs/>
-                <w:i w:val="false"/>
-                <w:iCs w:val="false"/>
-                <w:sz w:val="20"/>
-                <w:szCs w:val="20"/>
-              </w:rPr>
-              <w:t xml:space="preserve">sm1_u8_hw3_b4.mp4</w:t>
+              <w:t xml:space="preserve">пятое задание теста в ShkolaApp</w:t>
+            </w:r>
+          </w:p>
+        </w:tc>
+        <w:tc>
+          <w:tcPr>
+            <w:tcW w:type="dxa" w:w="3300"/>
+            <w:tcMar>
+              <w:top w:type="dxa" w:w="60"/>
+              <w:left w:type="dxa" w:w="90"/>
+              <w:bottom w:type="dxa" w:w="60"/>
+              <w:right w:type="dxa" w:w="90"/>
+            </w:tcMar>
+          </w:tcPr>
+          <w:p>
+            <w:pPr>
+              <w:spacing w:after="20" w:before="20"/>
+              <w:jc w:val="left"/>
+            </w:pPr>
+            <w:r>
+              <w:rPr>
+                <w:b/>
+                <w:bCs/>
+                <w:i w:val="false"/>
+                <w:iCs w:val="false"/>
+                <w:sz w:val="20"/>
+                <w:szCs w:val="20"/>
+              </w:rPr>
+              <w:t xml:space="preserve">sm1_u7_test_b9.png</w:t>
             </w:r>
           </w:p>
         </w:tc>
@@ -5440,101 +5152,85 @@
         </w:tc>
         <w:tc>
           <w:tcPr>
-            <w:tcW w:type="dxa" w:w="3000"/>
-            <w:tcMar>
-              <w:top w:type="dxa" w:w="60"/>
-              <w:left w:type="dxa" w:w="90"/>
-              <w:bottom w:type="dxa" w:w="60"/>
-              <w:right w:type="dxa" w:w="90"/>
-            </w:tcMar>
-          </w:tcPr>
-          <w:p>
-            <w:pPr>
-              <w:spacing w:after="20" w:before="20"/>
-              <w:jc w:val="left"/>
-            </w:pPr>
-            <w:r>
-              <w:rPr>
-                <w:b/>
-                <w:bCs/>
-                <w:i w:val="false"/>
-                <w:iCs w:val="false"/>
-                <w:sz w:val="20"/>
-                <w:szCs w:val="20"/>
-              </w:rPr>
-              <w:t xml:space="preserve">Unit 8 · ДЗ 3</w:t>
-            </w:r>
-          </w:p>
-          <w:p>
-            <w:pPr>
-              <w:spacing w:after="20" w:before="20"/>
-              <w:jc w:val="left"/>
-            </w:pPr>
-            <w:hyperlink w:history="1" r:id="rIdgpvznvnkuuuoehir4-mzd">
-              <w:r>
-                <w:rPr>
-                  <w:rStyle w:val="Hyperlink"/>
-                  <w:sz w:val="16"/>
-                  <w:szCs w:val="16"/>
-                </w:rPr>
-                <w:t xml:space="preserve">https://shkola.app/material/folders/2335862/lesson/update/assessment/e0Vh6oEq</w:t>
-              </w:r>
-            </w:hyperlink>
-          </w:p>
-        </w:tc>
-        <w:tc>
-          <w:tcPr>
-            <w:tcW w:type="dxa" w:w="1000"/>
-            <w:tcMar>
-              <w:top w:type="dxa" w:w="60"/>
-              <w:left w:type="dxa" w:w="90"/>
-              <w:bottom w:type="dxa" w:w="60"/>
-              <w:right w:type="dxa" w:w="90"/>
-            </w:tcMar>
-          </w:tcPr>
-          <w:p>
-            <w:pPr>
-              <w:spacing w:after="20" w:before="20"/>
-              <w:jc w:val="left"/>
-            </w:pPr>
-            <w:r>
-              <w:rPr>
-                <w:b w:val="false"/>
-                <w:bCs w:val="false"/>
-                <w:i w:val="false"/>
-                <w:iCs w:val="false"/>
-                <w:sz w:val="20"/>
-                <w:szCs w:val="20"/>
-              </w:rPr>
-              <w:t xml:space="preserve">🔊 аудио</w:t>
-            </w:r>
-          </w:p>
-        </w:tc>
-        <w:tc>
-          <w:tcPr>
-            <w:tcW w:type="dxa" w:w="6460"/>
-            <w:tcMar>
-              <w:top w:type="dxa" w:w="60"/>
-              <w:left w:type="dxa" w:w="90"/>
-              <w:bottom w:type="dxa" w:w="60"/>
-              <w:right w:type="dxa" w:w="90"/>
-            </w:tcMar>
-          </w:tcPr>
-          <w:p>
-            <w:pPr>
-              <w:spacing w:after="20" w:before="20"/>
-              <w:jc w:val="left"/>
-            </w:pPr>
-            <w:r>
-              <w:rPr>
-                <w:b w:val="false"/>
-                <w:bCs w:val="false"/>
-                <w:i w:val="false"/>
-                <w:iCs w:val="false"/>
-                <w:sz w:val="20"/>
-                <w:szCs w:val="20"/>
-              </w:rPr>
-              <w:t xml:space="preserve">«Что умеет мой монстрик»</w:t>
+            <w:tcW w:type="dxa" w:w="2200"/>
+            <w:tcMar>
+              <w:top w:type="dxa" w:w="60"/>
+              <w:left w:type="dxa" w:w="90"/>
+              <w:bottom w:type="dxa" w:w="60"/>
+              <w:right w:type="dxa" w:w="90"/>
+            </w:tcMar>
+          </w:tcPr>
+          <w:p>
+            <w:pPr>
+              <w:spacing w:after="20" w:before="20"/>
+              <w:jc w:val="left"/>
+            </w:pPr>
+            <w:r>
+              <w:rPr>
+                <w:b/>
+                <w:bCs/>
+                <w:i w:val="false"/>
+                <w:iCs w:val="false"/>
+                <w:sz w:val="20"/>
+                <w:szCs w:val="20"/>
+              </w:rPr>
+              <w:t xml:space="preserve">Unit 8 · ДЗ 2</w:t>
+            </w:r>
+          </w:p>
+        </w:tc>
+        <w:tc>
+          <w:tcPr>
+            <w:tcW w:type="dxa" w:w="1300"/>
+            <w:tcMar>
+              <w:top w:type="dxa" w:w="60"/>
+              <w:left w:type="dxa" w:w="90"/>
+              <w:bottom w:type="dxa" w:w="60"/>
+              <w:right w:type="dxa" w:w="90"/>
+            </w:tcMar>
+          </w:tcPr>
+          <w:p>
+            <w:pPr>
+              <w:spacing w:after="20" w:before="20"/>
+              <w:jc w:val="left"/>
+            </w:pPr>
+            <w:r>
+              <w:rPr>
+                <w:b w:val="false"/>
+                <w:bCs w:val="false"/>
+                <w:i w:val="false"/>
+                <w:iCs w:val="false"/>
+                <w:sz w:val="20"/>
+                <w:szCs w:val="20"/>
+              </w:rPr>
+              <w:t xml:space="preserve">🎬 видео</w:t>
+            </w:r>
+          </w:p>
+        </w:tc>
+        <w:tc>
+          <w:tcPr>
+            <w:tcW w:type="dxa" w:w="6660"/>
+            <w:tcMar>
+              <w:top w:type="dxa" w:w="60"/>
+              <w:left w:type="dxa" w:w="90"/>
+              <w:bottom w:type="dxa" w:w="60"/>
+              <w:right w:type="dxa" w:w="90"/>
+            </w:tcMar>
+          </w:tcPr>
+          <w:p>
+            <w:pPr>
+              <w:spacing w:after="20" w:before="20"/>
+              <w:jc w:val="left"/>
+            </w:pPr>
+            <w:r>
+              <w:rPr>
+                <w:b w:val="false"/>
+                <w:bCs w:val="false"/>
+                <w:i w:val="false"/>
+                <w:iCs w:val="false"/>
+                <w:sz w:val="20"/>
+                <w:szCs w:val="20"/>
+              </w:rPr>
+              <w:t xml:space="preserve">Что умеют животные</w:t>
             </w:r>
           </w:p>
           <w:p>
@@ -5551,35 +5247,35 @@
                 <w:sz w:val="18"/>
                 <w:szCs w:val="18"/>
               </w:rPr>
-              <w:t xml:space="preserve">Аудио внутри «Записи голоса»: «Посмотри, это мой монстрик! Послушай, как я описываю, что он умеет делать». Перед ним — «Выбери правильный вариант» (✓ She __ do ballet.)</w:t>
-            </w:r>
-          </w:p>
-        </w:tc>
-        <w:tc>
-          <w:tcPr>
-            <w:tcW w:type="dxa" w:w="3000"/>
-            <w:tcMar>
-              <w:top w:type="dxa" w:w="60"/>
-              <w:left w:type="dxa" w:w="90"/>
-              <w:bottom w:type="dxa" w:w="60"/>
-              <w:right w:type="dxa" w:w="90"/>
-            </w:tcMar>
-          </w:tcPr>
-          <w:p>
-            <w:pPr>
-              <w:spacing w:after="20" w:before="20"/>
-              <w:jc w:val="left"/>
-            </w:pPr>
-            <w:r>
-              <w:rPr>
-                <w:b/>
-                <w:bCs/>
-                <w:i w:val="false"/>
-                <w:iCs w:val="false"/>
-                <w:sz w:val="20"/>
-                <w:szCs w:val="20"/>
-              </w:rPr>
-              <w:t xml:space="preserve">sm1_u8_hw3_b8.mp3</w:t>
+              <w:t xml:space="preserve">«Медиафайл» «Для начала давай посмотрим видео! Как думаешь, каких животных ты увидишь там?»; дальше текст «What can you do?» и «Найди пару»: «Посмотри видео ещё раз и соедини картинки и предложения» (I can swim…)</w:t>
+            </w:r>
+          </w:p>
+        </w:tc>
+        <w:tc>
+          <w:tcPr>
+            <w:tcW w:type="dxa" w:w="3300"/>
+            <w:tcMar>
+              <w:top w:type="dxa" w:w="60"/>
+              <w:left w:type="dxa" w:w="90"/>
+              <w:bottom w:type="dxa" w:w="60"/>
+              <w:right w:type="dxa" w:w="90"/>
+            </w:tcMar>
+          </w:tcPr>
+          <w:p>
+            <w:pPr>
+              <w:spacing w:after="20" w:before="20"/>
+              <w:jc w:val="left"/>
+            </w:pPr>
+            <w:r>
+              <w:rPr>
+                <w:b/>
+                <w:bCs/>
+                <w:i w:val="false"/>
+                <w:iCs w:val="false"/>
+                <w:sz w:val="20"/>
+                <w:szCs w:val="20"/>
+              </w:rPr>
+              <w:t xml:space="preserve">sm1_u8_hw2_b4.mp4</w:t>
             </w:r>
           </w:p>
         </w:tc>
@@ -5643,51 +5339,35 @@
         </w:tc>
         <w:tc>
           <w:tcPr>
-            <w:tcW w:type="dxa" w:w="3000"/>
-            <w:tcMar>
-              <w:top w:type="dxa" w:w="60"/>
-              <w:left w:type="dxa" w:w="90"/>
-              <w:bottom w:type="dxa" w:w="60"/>
-              <w:right w:type="dxa" w:w="90"/>
-            </w:tcMar>
-          </w:tcPr>
-          <w:p>
-            <w:pPr>
-              <w:spacing w:after="20" w:before="20"/>
-              <w:jc w:val="left"/>
-            </w:pPr>
-            <w:r>
-              <w:rPr>
-                <w:b/>
-                <w:bCs/>
-                <w:i w:val="false"/>
-                <w:iCs w:val="false"/>
-                <w:sz w:val="20"/>
-                <w:szCs w:val="20"/>
-              </w:rPr>
-              <w:t xml:space="preserve">Unit 8 · ДЗ 4 (часть 1)</w:t>
-            </w:r>
-          </w:p>
-          <w:p>
-            <w:pPr>
-              <w:spacing w:after="20" w:before="20"/>
-              <w:jc w:val="left"/>
-            </w:pPr>
-            <w:hyperlink w:history="1" r:id="rIdyd_sazmzxkyqiga9y2wpx">
-              <w:r>
-                <w:rPr>
-                  <w:rStyle w:val="Hyperlink"/>
-                  <w:sz w:val="16"/>
-                  <w:szCs w:val="16"/>
-                </w:rPr>
-                <w:t xml:space="preserve">https://shkola.app/material/folders/2335862/lesson/update/assessment/64Nml9dX</w:t>
-              </w:r>
-            </w:hyperlink>
-          </w:p>
-        </w:tc>
-        <w:tc>
-          <w:tcPr>
-            <w:tcW w:type="dxa" w:w="1000"/>
+            <w:tcW w:type="dxa" w:w="2200"/>
+            <w:tcMar>
+              <w:top w:type="dxa" w:w="60"/>
+              <w:left w:type="dxa" w:w="90"/>
+              <w:bottom w:type="dxa" w:w="60"/>
+              <w:right w:type="dxa" w:w="90"/>
+            </w:tcMar>
+          </w:tcPr>
+          <w:p>
+            <w:pPr>
+              <w:spacing w:after="20" w:before="20"/>
+              <w:jc w:val="left"/>
+            </w:pPr>
+            <w:r>
+              <w:rPr>
+                <w:b/>
+                <w:bCs/>
+                <w:i w:val="false"/>
+                <w:iCs w:val="false"/>
+                <w:sz w:val="20"/>
+                <w:szCs w:val="20"/>
+              </w:rPr>
+              <w:t xml:space="preserve">Unit 8 · ДЗ 2</w:t>
+            </w:r>
+          </w:p>
+        </w:tc>
+        <w:tc>
+          <w:tcPr>
+            <w:tcW w:type="dxa" w:w="1300"/>
             <w:tcMar>
               <w:top w:type="dxa" w:w="60"/>
               <w:left w:type="dxa" w:w="90"/>
@@ -5715,29 +5395,29 @@
         </w:tc>
         <w:tc>
           <w:tcPr>
-            <w:tcW w:type="dxa" w:w="6460"/>
-            <w:tcMar>
-              <w:top w:type="dxa" w:w="60"/>
-              <w:left w:type="dxa" w:w="90"/>
-              <w:bottom w:type="dxa" w:w="60"/>
-              <w:right w:type="dxa" w:w="90"/>
-            </w:tcMar>
-          </w:tcPr>
-          <w:p>
-            <w:pPr>
-              <w:spacing w:after="20" w:before="20"/>
-              <w:jc w:val="left"/>
-            </w:pPr>
-            <w:r>
-              <w:rPr>
-                <w:b w:val="false"/>
-                <w:bCs w:val="false"/>
-                <w:i w:val="false"/>
-                <w:iCs w:val="false"/>
-                <w:sz w:val="20"/>
-                <w:szCs w:val="20"/>
-              </w:rPr>
-              <w:t xml:space="preserve">История «The Problem»</w:t>
+            <w:tcW w:type="dxa" w:w="6660"/>
+            <w:tcMar>
+              <w:top w:type="dxa" w:w="60"/>
+              <w:left w:type="dxa" w:w="90"/>
+              <w:bottom w:type="dxa" w:w="60"/>
+              <w:right w:type="dxa" w:w="90"/>
+            </w:tcMar>
+          </w:tcPr>
+          <w:p>
+            <w:pPr>
+              <w:spacing w:after="20" w:before="20"/>
+              <w:jc w:val="left"/>
+            </w:pPr>
+            <w:r>
+              <w:rPr>
+                <w:b w:val="false"/>
+                <w:bCs w:val="false"/>
+                <w:i w:val="false"/>
+                <w:iCs w:val="false"/>
+                <w:sz w:val="20"/>
+                <w:szCs w:val="20"/>
+              </w:rPr>
+              <w:t xml:space="preserve">Боб рассказывает, что умеет</w:t>
             </w:r>
           </w:p>
           <w:p>
@@ -5754,35 +5434,35 @@
                 <w:sz w:val="18"/>
                 <w:szCs w:val="18"/>
               </w:rPr>
-              <w:t xml:space="preserve">«Медиафайл» после текста «Сегодня Misty, Flash, Thunder и Whisper подготовили для тебя историю!»; дальше картинки истории и «Диаграмма»: «Картинки перемешались! Соедини картинку и номер»</w:t>
-            </w:r>
-          </w:p>
-        </w:tc>
-        <w:tc>
-          <w:tcPr>
-            <w:tcW w:type="dxa" w:w="3000"/>
-            <w:tcMar>
-              <w:top w:type="dxa" w:w="60"/>
-              <w:left w:type="dxa" w:w="90"/>
-              <w:bottom w:type="dxa" w:w="60"/>
-              <w:right w:type="dxa" w:w="90"/>
-            </w:tcMar>
-          </w:tcPr>
-          <w:p>
-            <w:pPr>
-              <w:spacing w:after="20" w:before="20"/>
-              <w:jc w:val="left"/>
-            </w:pPr>
-            <w:r>
-              <w:rPr>
-                <w:b/>
-                <w:bCs/>
-                <w:i w:val="false"/>
-                <w:iCs w:val="false"/>
-                <w:sz w:val="20"/>
-                <w:szCs w:val="20"/>
-              </w:rPr>
-              <w:t xml:space="preserve">sm1_u8_hw4_b4.mp3</w:t>
+              <w:t xml:space="preserve">Аудио внутри «Записи голоса»: «Давай познакомимся с новым героем! Это — Боб… Послушай запись и узнай, что умеет Боб». Перед ним — «Выбери правильный вариант» (I ski. can / can't)</w:t>
+            </w:r>
+          </w:p>
+        </w:tc>
+        <w:tc>
+          <w:tcPr>
+            <w:tcW w:type="dxa" w:w="3300"/>
+            <w:tcMar>
+              <w:top w:type="dxa" w:w="60"/>
+              <w:left w:type="dxa" w:w="90"/>
+              <w:bottom w:type="dxa" w:w="60"/>
+              <w:right w:type="dxa" w:w="90"/>
+            </w:tcMar>
+          </w:tcPr>
+          <w:p>
+            <w:pPr>
+              <w:spacing w:after="20" w:before="20"/>
+              <w:jc w:val="left"/>
+            </w:pPr>
+            <w:r>
+              <w:rPr>
+                <w:b/>
+                <w:bCs/>
+                <w:i w:val="false"/>
+                <w:iCs w:val="false"/>
+                <w:sz w:val="20"/>
+                <w:szCs w:val="20"/>
+              </w:rPr>
+              <w:t xml:space="preserve">sm1_u8_hw2_b7.mp3</w:t>
             </w:r>
           </w:p>
         </w:tc>
@@ -5846,51 +5526,35 @@
         </w:tc>
         <w:tc>
           <w:tcPr>
-            <w:tcW w:type="dxa" w:w="3000"/>
-            <w:tcMar>
-              <w:top w:type="dxa" w:w="60"/>
-              <w:left w:type="dxa" w:w="90"/>
-              <w:bottom w:type="dxa" w:w="60"/>
-              <w:right w:type="dxa" w:w="90"/>
-            </w:tcMar>
-          </w:tcPr>
-          <w:p>
-            <w:pPr>
-              <w:spacing w:after="20" w:before="20"/>
-              <w:jc w:val="left"/>
-            </w:pPr>
-            <w:r>
-              <w:rPr>
-                <w:b/>
-                <w:bCs/>
-                <w:i w:val="false"/>
-                <w:iCs w:val="false"/>
-                <w:sz w:val="20"/>
-                <w:szCs w:val="20"/>
-              </w:rPr>
-              <w:t xml:space="preserve">Unit 8 · ДЗ 4 (часть 2)</w:t>
-            </w:r>
-          </w:p>
-          <w:p>
-            <w:pPr>
-              <w:spacing w:after="20" w:before="20"/>
-              <w:jc w:val="left"/>
-            </w:pPr>
-            <w:hyperlink w:history="1" r:id="rIdnewunl3ytvlkdu3kkxa8f">
-              <w:r>
-                <w:rPr>
-                  <w:rStyle w:val="Hyperlink"/>
-                  <w:sz w:val="16"/>
-                  <w:szCs w:val="16"/>
-                </w:rPr>
-                <w:t xml:space="preserve">https://shkola.app/material/folders/2335862/lesson/update/video/Lpzf1s8Y</w:t>
-              </w:r>
-            </w:hyperlink>
-          </w:p>
-        </w:tc>
-        <w:tc>
-          <w:tcPr>
-            <w:tcW w:type="dxa" w:w="1000"/>
+            <w:tcW w:type="dxa" w:w="2200"/>
+            <w:tcMar>
+              <w:top w:type="dxa" w:w="60"/>
+              <w:left w:type="dxa" w:w="90"/>
+              <w:bottom w:type="dxa" w:w="60"/>
+              <w:right w:type="dxa" w:w="90"/>
+            </w:tcMar>
+          </w:tcPr>
+          <w:p>
+            <w:pPr>
+              <w:spacing w:after="20" w:before="20"/>
+              <w:jc w:val="left"/>
+            </w:pPr>
+            <w:r>
+              <w:rPr>
+                <w:b/>
+                <w:bCs/>
+                <w:i w:val="false"/>
+                <w:iCs w:val="false"/>
+                <w:sz w:val="20"/>
+                <w:szCs w:val="20"/>
+              </w:rPr>
+              <w:t xml:space="preserve">Unit 8 · ДЗ 3</w:t>
+            </w:r>
+          </w:p>
+        </w:tc>
+        <w:tc>
+          <w:tcPr>
+            <w:tcW w:type="dxa" w:w="1300"/>
             <w:tcMar>
               <w:top w:type="dxa" w:w="60"/>
               <w:left w:type="dxa" w:w="90"/>
@@ -5918,29 +5582,29 @@
         </w:tc>
         <w:tc>
           <w:tcPr>
-            <w:tcW w:type="dxa" w:w="6460"/>
-            <w:tcMar>
-              <w:top w:type="dxa" w:w="60"/>
-              <w:left w:type="dxa" w:w="90"/>
-              <w:bottom w:type="dxa" w:w="60"/>
-              <w:right w:type="dxa" w:w="90"/>
-            </w:tcMar>
-          </w:tcPr>
-          <w:p>
-            <w:pPr>
-              <w:spacing w:after="20" w:before="20"/>
-              <w:jc w:val="left"/>
-            </w:pPr>
-            <w:r>
-              <w:rPr>
-                <w:b w:val="false"/>
-                <w:bCs w:val="false"/>
-                <w:i w:val="false"/>
-                <w:iCs w:val="false"/>
-                <w:sz w:val="20"/>
-                <w:szCs w:val="20"/>
-              </w:rPr>
-              <w:t xml:space="preserve">Интерактивное видео (2:11)</w:t>
+            <w:tcW w:type="dxa" w:w="6660"/>
+            <w:tcMar>
+              <w:top w:type="dxa" w:w="60"/>
+              <w:left w:type="dxa" w:w="90"/>
+              <w:bottom w:type="dxa" w:w="60"/>
+              <w:right w:type="dxa" w:w="90"/>
+            </w:tcMar>
+          </w:tcPr>
+          <w:p>
+            <w:pPr>
+              <w:spacing w:after="20" w:before="20"/>
+              <w:jc w:val="left"/>
+            </w:pPr>
+            <w:r>
+              <w:rPr>
+                <w:b w:val="false"/>
+                <w:bCs w:val="false"/>
+                <w:i w:val="false"/>
+                <w:iCs w:val="false"/>
+                <w:sz w:val="20"/>
+                <w:szCs w:val="20"/>
+              </w:rPr>
+              <w:t xml:space="preserve">Can you …?</w:t>
             </w:r>
           </w:p>
           <w:p>
@@ -5957,35 +5621,35 @@
                 <w:sz w:val="18"/>
                 <w:szCs w:val="18"/>
               </w:rPr>
-              <w:t xml:space="preserve">Это вся вторая часть домашки: интерактивное видео с вопросами по ходу просмотра (6 заданий)</w:t>
-            </w:r>
-          </w:p>
-        </w:tc>
-        <w:tc>
-          <w:tcPr>
-            <w:tcW w:type="dxa" w:w="3000"/>
-            <w:tcMar>
-              <w:top w:type="dxa" w:w="60"/>
-              <w:left w:type="dxa" w:w="90"/>
-              <w:bottom w:type="dxa" w:w="60"/>
-              <w:right w:type="dxa" w:w="90"/>
-            </w:tcMar>
-          </w:tcPr>
-          <w:p>
-            <w:pPr>
-              <w:spacing w:after="20" w:before="20"/>
-              <w:jc w:val="left"/>
-            </w:pPr>
-            <w:r>
-              <w:rPr>
-                <w:b/>
-                <w:bCs/>
-                <w:i w:val="false"/>
-                <w:iCs w:val="false"/>
-                <w:sz w:val="20"/>
-                <w:szCs w:val="20"/>
-              </w:rPr>
-              <w:t xml:space="preserve">sm1_u8_hw4_b9.mp4</w:t>
+              <w:t xml:space="preserve">«Медиафайл» «Ура! Мы посмотрим видео! Как думаешь, с какими персонажами ты познакомишься?»; дальше идёт «Найди пару»: «Посмотри видео ещё раз и соедини вопросы и ответы» (Can you swim?)</w:t>
+            </w:r>
+          </w:p>
+        </w:tc>
+        <w:tc>
+          <w:tcPr>
+            <w:tcW w:type="dxa" w:w="3300"/>
+            <w:tcMar>
+              <w:top w:type="dxa" w:w="60"/>
+              <w:left w:type="dxa" w:w="90"/>
+              <w:bottom w:type="dxa" w:w="60"/>
+              <w:right w:type="dxa" w:w="90"/>
+            </w:tcMar>
+          </w:tcPr>
+          <w:p>
+            <w:pPr>
+              <w:spacing w:after="20" w:before="20"/>
+              <w:jc w:val="left"/>
+            </w:pPr>
+            <w:r>
+              <w:rPr>
+                <w:b/>
+                <w:bCs/>
+                <w:i w:val="false"/>
+                <w:iCs w:val="false"/>
+                <w:sz w:val="20"/>
+                <w:szCs w:val="20"/>
+              </w:rPr>
+              <w:t xml:space="preserve">sm1_u8_hw3_b4.mp4</w:t>
             </w:r>
           </w:p>
         </w:tc>
@@ -6049,51 +5713,35 @@
         </w:tc>
         <w:tc>
           <w:tcPr>
-            <w:tcW w:type="dxa" w:w="3000"/>
-            <w:tcMar>
-              <w:top w:type="dxa" w:w="60"/>
-              <w:left w:type="dxa" w:w="90"/>
-              <w:bottom w:type="dxa" w:w="60"/>
-              <w:right w:type="dxa" w:w="90"/>
-            </w:tcMar>
-          </w:tcPr>
-          <w:p>
-            <w:pPr>
-              <w:spacing w:after="20" w:before="20"/>
-              <w:jc w:val="left"/>
-            </w:pPr>
-            <w:r>
-              <w:rPr>
-                <w:b/>
-                <w:bCs/>
-                <w:i w:val="false"/>
-                <w:iCs w:val="false"/>
-                <w:sz w:val="20"/>
-                <w:szCs w:val="20"/>
-              </w:rPr>
-              <w:t xml:space="preserve">Unit 8 · ДЗ 5</w:t>
-            </w:r>
-          </w:p>
-          <w:p>
-            <w:pPr>
-              <w:spacing w:after="20" w:before="20"/>
-              <w:jc w:val="left"/>
-            </w:pPr>
-            <w:hyperlink w:history="1" r:id="rIdpwqvq94caxh4ulw3vhudq">
-              <w:r>
-                <w:rPr>
-                  <w:rStyle w:val="Hyperlink"/>
-                  <w:sz w:val="16"/>
-                  <w:szCs w:val="16"/>
-                </w:rPr>
-                <w:t xml:space="preserve">https://shkola.app/material/folders/2335862/lesson/update/assessment/0fSqaQcX</w:t>
-              </w:r>
-            </w:hyperlink>
-          </w:p>
-        </w:tc>
-        <w:tc>
-          <w:tcPr>
-            <w:tcW w:type="dxa" w:w="1000"/>
+            <w:tcW w:type="dxa" w:w="2200"/>
+            <w:tcMar>
+              <w:top w:type="dxa" w:w="60"/>
+              <w:left w:type="dxa" w:w="90"/>
+              <w:bottom w:type="dxa" w:w="60"/>
+              <w:right w:type="dxa" w:w="90"/>
+            </w:tcMar>
+          </w:tcPr>
+          <w:p>
+            <w:pPr>
+              <w:spacing w:after="20" w:before="20"/>
+              <w:jc w:val="left"/>
+            </w:pPr>
+            <w:r>
+              <w:rPr>
+                <w:b/>
+                <w:bCs/>
+                <w:i w:val="false"/>
+                <w:iCs w:val="false"/>
+                <w:sz w:val="20"/>
+                <w:szCs w:val="20"/>
+              </w:rPr>
+              <w:t xml:space="preserve">Unit 8 · ДЗ 3</w:t>
+            </w:r>
+          </w:p>
+        </w:tc>
+        <w:tc>
+          <w:tcPr>
+            <w:tcW w:type="dxa" w:w="1300"/>
             <w:tcMar>
               <w:top w:type="dxa" w:w="60"/>
               <w:left w:type="dxa" w:w="90"/>
@@ -6121,29 +5769,29 @@
         </w:tc>
         <w:tc>
           <w:tcPr>
-            <w:tcW w:type="dxa" w:w="6460"/>
-            <w:tcMar>
-              <w:top w:type="dxa" w:w="60"/>
-              <w:left w:type="dxa" w:w="90"/>
-              <w:bottom w:type="dxa" w:w="60"/>
-              <w:right w:type="dxa" w:w="90"/>
-            </w:tcMar>
-          </w:tcPr>
-          <w:p>
-            <w:pPr>
-              <w:spacing w:after="20" w:before="20"/>
-              <w:jc w:val="left"/>
-            </w:pPr>
-            <w:r>
-              <w:rPr>
-                <w:b w:val="false"/>
-                <w:bCs w:val="false"/>
-                <w:i w:val="false"/>
-                <w:iCs w:val="false"/>
-                <w:sz w:val="20"/>
-                <w:szCs w:val="20"/>
-              </w:rPr>
-              <w:t xml:space="preserve">«Как я описала своего питомца»</w:t>
+            <w:tcW w:type="dxa" w:w="6660"/>
+            <w:tcMar>
+              <w:top w:type="dxa" w:w="60"/>
+              <w:left w:type="dxa" w:w="90"/>
+              <w:bottom w:type="dxa" w:w="60"/>
+              <w:right w:type="dxa" w:w="90"/>
+            </w:tcMar>
+          </w:tcPr>
+          <w:p>
+            <w:pPr>
+              <w:spacing w:after="20" w:before="20"/>
+              <w:jc w:val="left"/>
+            </w:pPr>
+            <w:r>
+              <w:rPr>
+                <w:b w:val="false"/>
+                <w:bCs w:val="false"/>
+                <w:i w:val="false"/>
+                <w:iCs w:val="false"/>
+                <w:sz w:val="20"/>
+                <w:szCs w:val="20"/>
+              </w:rPr>
+              <w:t xml:space="preserve">«Что умеет мой монстрик»</w:t>
             </w:r>
           </w:p>
           <w:p>
@@ -6160,35 +5808,35 @@
                 <w:sz w:val="18"/>
                 <w:szCs w:val="18"/>
               </w:rPr>
-              <w:t xml:space="preserve">Аудио внутри «Записи голоса»: «Послушай, как я описала своего домашнего животного! Тебе понравился мой дружок?». Перед ним — «Верно / неверно» (Patch can swim.)</w:t>
-            </w:r>
-          </w:p>
-        </w:tc>
-        <w:tc>
-          <w:tcPr>
-            <w:tcW w:type="dxa" w:w="3000"/>
-            <w:tcMar>
-              <w:top w:type="dxa" w:w="60"/>
-              <w:left w:type="dxa" w:w="90"/>
-              <w:bottom w:type="dxa" w:w="60"/>
-              <w:right w:type="dxa" w:w="90"/>
-            </w:tcMar>
-          </w:tcPr>
-          <w:p>
-            <w:pPr>
-              <w:spacing w:after="20" w:before="20"/>
-              <w:jc w:val="left"/>
-            </w:pPr>
-            <w:r>
-              <w:rPr>
-                <w:b/>
-                <w:bCs/>
-                <w:i w:val="false"/>
-                <w:iCs w:val="false"/>
-                <w:sz w:val="20"/>
-                <w:szCs w:val="20"/>
-              </w:rPr>
-              <w:t xml:space="preserve">sm1_u8_hw5_b11.mp3</w:t>
+              <w:t xml:space="preserve">Аудио внутри «Записи голоса»: «Посмотри, это мой монстрик! Послушай, как я описываю, что он умеет делать». Перед ним — «Выбери правильный вариант» (✓ She __ do ballet.)</w:t>
+            </w:r>
+          </w:p>
+        </w:tc>
+        <w:tc>
+          <w:tcPr>
+            <w:tcW w:type="dxa" w:w="3300"/>
+            <w:tcMar>
+              <w:top w:type="dxa" w:w="60"/>
+              <w:left w:type="dxa" w:w="90"/>
+              <w:bottom w:type="dxa" w:w="60"/>
+              <w:right w:type="dxa" w:w="90"/>
+            </w:tcMar>
+          </w:tcPr>
+          <w:p>
+            <w:pPr>
+              <w:spacing w:after="20" w:before="20"/>
+              <w:jc w:val="left"/>
+            </w:pPr>
+            <w:r>
+              <w:rPr>
+                <w:b/>
+                <w:bCs/>
+                <w:i w:val="false"/>
+                <w:iCs w:val="false"/>
+                <w:sz w:val="20"/>
+                <w:szCs w:val="20"/>
+              </w:rPr>
+              <w:t xml:space="preserve">sm1_u8_hw3_b8.mp3</w:t>
             </w:r>
           </w:p>
         </w:tc>
@@ -6252,51 +5900,35 @@
         </w:tc>
         <w:tc>
           <w:tcPr>
-            <w:tcW w:type="dxa" w:w="3000"/>
-            <w:tcMar>
-              <w:top w:type="dxa" w:w="60"/>
-              <w:left w:type="dxa" w:w="90"/>
-              <w:bottom w:type="dxa" w:w="60"/>
-              <w:right w:type="dxa" w:w="90"/>
-            </w:tcMar>
-          </w:tcPr>
-          <w:p>
-            <w:pPr>
-              <w:spacing w:after="20" w:before="20"/>
-              <w:jc w:val="left"/>
-            </w:pPr>
-            <w:r>
-              <w:rPr>
-                <w:b/>
-                <w:bCs/>
-                <w:i w:val="false"/>
-                <w:iCs w:val="false"/>
-                <w:sz w:val="20"/>
-                <w:szCs w:val="20"/>
-              </w:rPr>
-              <w:t xml:space="preserve">Тест Unit 8</w:t>
-            </w:r>
-          </w:p>
-          <w:p>
-            <w:pPr>
-              <w:spacing w:after="20" w:before="20"/>
-              <w:jc w:val="left"/>
-            </w:pPr>
-            <w:hyperlink w:history="1" r:id="rIdrzarzfq_zgwl9qe_6d9wp">
-              <w:r>
-                <w:rPr>
-                  <w:rStyle w:val="Hyperlink"/>
-                  <w:sz w:val="16"/>
-                  <w:szCs w:val="16"/>
-                </w:rPr>
-                <w:t xml:space="preserve">https://shkola.app/material/folders/2335913/lesson/update/assessment/SJYOyFrI</w:t>
-              </w:r>
-            </w:hyperlink>
-          </w:p>
-        </w:tc>
-        <w:tc>
-          <w:tcPr>
-            <w:tcW w:type="dxa" w:w="1000"/>
+            <w:tcW w:type="dxa" w:w="2200"/>
+            <w:tcMar>
+              <w:top w:type="dxa" w:w="60"/>
+              <w:left w:type="dxa" w:w="90"/>
+              <w:bottom w:type="dxa" w:w="60"/>
+              <w:right w:type="dxa" w:w="90"/>
+            </w:tcMar>
+          </w:tcPr>
+          <w:p>
+            <w:pPr>
+              <w:spacing w:after="20" w:before="20"/>
+              <w:jc w:val="left"/>
+            </w:pPr>
+            <w:r>
+              <w:rPr>
+                <w:b/>
+                <w:bCs/>
+                <w:i w:val="false"/>
+                <w:iCs w:val="false"/>
+                <w:sz w:val="20"/>
+                <w:szCs w:val="20"/>
+              </w:rPr>
+              <w:t xml:space="preserve">Unit 8 · ДЗ 4 (часть 1)</w:t>
+            </w:r>
+          </w:p>
+        </w:tc>
+        <w:tc>
+          <w:tcPr>
+            <w:tcW w:type="dxa" w:w="1300"/>
             <w:tcMar>
               <w:top w:type="dxa" w:w="60"/>
               <w:left w:type="dxa" w:w="90"/>
@@ -6324,29 +5956,29 @@
         </w:tc>
         <w:tc>
           <w:tcPr>
-            <w:tcW w:type="dxa" w:w="6460"/>
-            <w:tcMar>
-              <w:top w:type="dxa" w:w="60"/>
-              <w:left w:type="dxa" w:w="90"/>
-              <w:bottom w:type="dxa" w:w="60"/>
-              <w:right w:type="dxa" w:w="90"/>
-            </w:tcMar>
-          </w:tcPr>
-          <w:p>
-            <w:pPr>
-              <w:spacing w:after="20" w:before="20"/>
-              <w:jc w:val="left"/>
-            </w:pPr>
-            <w:r>
-              <w:rPr>
-                <w:b w:val="false"/>
-                <w:bCs w:val="false"/>
-                <w:i w:val="false"/>
-                <w:iCs w:val="false"/>
-                <w:sz w:val="20"/>
-                <w:szCs w:val="20"/>
-              </w:rPr>
-              <w:t xml:space="preserve">Разговор Лили и Тома о новом роботе</w:t>
+            <w:tcW w:type="dxa" w:w="6660"/>
+            <w:tcMar>
+              <w:top w:type="dxa" w:w="60"/>
+              <w:left w:type="dxa" w:w="90"/>
+              <w:bottom w:type="dxa" w:w="60"/>
+              <w:right w:type="dxa" w:w="90"/>
+            </w:tcMar>
+          </w:tcPr>
+          <w:p>
+            <w:pPr>
+              <w:spacing w:after="20" w:before="20"/>
+              <w:jc w:val="left"/>
+            </w:pPr>
+            <w:r>
+              <w:rPr>
+                <w:b w:val="false"/>
+                <w:bCs w:val="false"/>
+                <w:i w:val="false"/>
+                <w:iCs w:val="false"/>
+                <w:sz w:val="20"/>
+                <w:szCs w:val="20"/>
+              </w:rPr>
+              <w:t xml:space="preserve">История «The Problem»</w:t>
             </w:r>
           </w:p>
           <w:p>
@@ -6363,35 +5995,35 @@
                 <w:sz w:val="18"/>
                 <w:szCs w:val="18"/>
               </w:rPr>
-              <w:t xml:space="preserve">Аудио внутри задания «Впиши в пропуски»: «Прочитай разговор Лили и Тома о новом роботе. Впиши только ОДНО недостающее слово» (The robot's name is …). Перед ним — «Тест» про робота Beep</w:t>
-            </w:r>
-          </w:p>
-        </w:tc>
-        <w:tc>
-          <w:tcPr>
-            <w:tcW w:type="dxa" w:w="3000"/>
-            <w:tcMar>
-              <w:top w:type="dxa" w:w="60"/>
-              <w:left w:type="dxa" w:w="90"/>
-              <w:bottom w:type="dxa" w:w="60"/>
-              <w:right w:type="dxa" w:w="90"/>
-            </w:tcMar>
-          </w:tcPr>
-          <w:p>
-            <w:pPr>
-              <w:spacing w:after="20" w:before="20"/>
-              <w:jc w:val="left"/>
-            </w:pPr>
-            <w:r>
-              <w:rPr>
-                <w:b/>
-                <w:bCs/>
-                <w:i w:val="false"/>
-                <w:iCs w:val="false"/>
-                <w:sz w:val="20"/>
-                <w:szCs w:val="20"/>
-              </w:rPr>
-              <w:t xml:space="preserve">sm1_u8_test_b11.mp3</w:t>
+              <w:t xml:space="preserve">«Медиафайл» после текста «Сегодня Misty, Flash, Thunder и Whisper подготовили для тебя историю!»; дальше картинки истории и «Диаграмма»: «Картинки перемешались! Соедини картинку и номер»</w:t>
+            </w:r>
+          </w:p>
+        </w:tc>
+        <w:tc>
+          <w:tcPr>
+            <w:tcW w:type="dxa" w:w="3300"/>
+            <w:tcMar>
+              <w:top w:type="dxa" w:w="60"/>
+              <w:left w:type="dxa" w:w="90"/>
+              <w:bottom w:type="dxa" w:w="60"/>
+              <w:right w:type="dxa" w:w="90"/>
+            </w:tcMar>
+          </w:tcPr>
+          <w:p>
+            <w:pPr>
+              <w:spacing w:after="20" w:before="20"/>
+              <w:jc w:val="left"/>
+            </w:pPr>
+            <w:r>
+              <w:rPr>
+                <w:b/>
+                <w:bCs/>
+                <w:i w:val="false"/>
+                <w:iCs w:val="false"/>
+                <w:sz w:val="20"/>
+                <w:szCs w:val="20"/>
+              </w:rPr>
+              <w:t xml:space="preserve">sm1_u8_hw4_b4.mp3</w:t>
             </w:r>
           </w:p>
         </w:tc>
@@ -6455,51 +6087,35 @@
         </w:tc>
         <w:tc>
           <w:tcPr>
-            <w:tcW w:type="dxa" w:w="3000"/>
-            <w:tcMar>
-              <w:top w:type="dxa" w:w="60"/>
-              <w:left w:type="dxa" w:w="90"/>
-              <w:bottom w:type="dxa" w:w="60"/>
-              <w:right w:type="dxa" w:w="90"/>
-            </w:tcMar>
-          </w:tcPr>
-          <w:p>
-            <w:pPr>
-              <w:spacing w:after="20" w:before="20"/>
-              <w:jc w:val="left"/>
-            </w:pPr>
-            <w:r>
-              <w:rPr>
-                <w:b/>
-                <w:bCs/>
-                <w:i w:val="false"/>
-                <w:iCs w:val="false"/>
-                <w:sz w:val="20"/>
-                <w:szCs w:val="20"/>
-              </w:rPr>
-              <w:t xml:space="preserve">Unit 9 · ДЗ 2</w:t>
-            </w:r>
-          </w:p>
-          <w:p>
-            <w:pPr>
-              <w:spacing w:after="20" w:before="20"/>
-              <w:jc w:val="left"/>
-            </w:pPr>
-            <w:hyperlink w:history="1" r:id="rIdqm3tyy2ceg0j5vycxmb1x">
-              <w:r>
-                <w:rPr>
-                  <w:rStyle w:val="Hyperlink"/>
-                  <w:sz w:val="16"/>
-                  <w:szCs w:val="16"/>
-                </w:rPr>
-                <w:t xml:space="preserve">https://shkola.app/material/folders/2335863/lesson/update/assessment/iNpSvpUS</w:t>
-              </w:r>
-            </w:hyperlink>
-          </w:p>
-        </w:tc>
-        <w:tc>
-          <w:tcPr>
-            <w:tcW w:type="dxa" w:w="1000"/>
+            <w:tcW w:type="dxa" w:w="2200"/>
+            <w:tcMar>
+              <w:top w:type="dxa" w:w="60"/>
+              <w:left w:type="dxa" w:w="90"/>
+              <w:bottom w:type="dxa" w:w="60"/>
+              <w:right w:type="dxa" w:w="90"/>
+            </w:tcMar>
+          </w:tcPr>
+          <w:p>
+            <w:pPr>
+              <w:spacing w:after="20" w:before="20"/>
+              <w:jc w:val="left"/>
+            </w:pPr>
+            <w:r>
+              <w:rPr>
+                <w:b/>
+                <w:bCs/>
+                <w:i w:val="false"/>
+                <w:iCs w:val="false"/>
+                <w:sz w:val="20"/>
+                <w:szCs w:val="20"/>
+              </w:rPr>
+              <w:t xml:space="preserve">Unit 8 · ДЗ 4 (часть 2)</w:t>
+            </w:r>
+          </w:p>
+        </w:tc>
+        <w:tc>
+          <w:tcPr>
+            <w:tcW w:type="dxa" w:w="1300"/>
             <w:tcMar>
               <w:top w:type="dxa" w:w="60"/>
               <w:left w:type="dxa" w:w="90"/>
@@ -6527,29 +6143,29 @@
         </w:tc>
         <w:tc>
           <w:tcPr>
-            <w:tcW w:type="dxa" w:w="6460"/>
-            <w:tcMar>
-              <w:top w:type="dxa" w:w="60"/>
-              <w:left w:type="dxa" w:w="90"/>
-              <w:bottom w:type="dxa" w:w="60"/>
-              <w:right w:type="dxa" w:w="90"/>
-            </w:tcMar>
-          </w:tcPr>
-          <w:p>
-            <w:pPr>
-              <w:spacing w:after="20" w:before="20"/>
-              <w:jc w:val="left"/>
-            </w:pPr>
-            <w:r>
-              <w:rPr>
-                <w:b w:val="false"/>
-                <w:bCs w:val="false"/>
-                <w:i w:val="false"/>
-                <w:iCs w:val="false"/>
-                <w:sz w:val="20"/>
-                <w:szCs w:val="20"/>
-              </w:rPr>
-              <w:t xml:space="preserve">Подружки решают, чем заняться</w:t>
+            <w:tcW w:type="dxa" w:w="6660"/>
+            <w:tcMar>
+              <w:top w:type="dxa" w:w="60"/>
+              <w:left w:type="dxa" w:w="90"/>
+              <w:bottom w:type="dxa" w:w="60"/>
+              <w:right w:type="dxa" w:w="90"/>
+            </w:tcMar>
+          </w:tcPr>
+          <w:p>
+            <w:pPr>
+              <w:spacing w:after="20" w:before="20"/>
+              <w:jc w:val="left"/>
+            </w:pPr>
+            <w:r>
+              <w:rPr>
+                <w:b w:val="false"/>
+                <w:bCs w:val="false"/>
+                <w:i w:val="false"/>
+                <w:iCs w:val="false"/>
+                <w:sz w:val="20"/>
+                <w:szCs w:val="20"/>
+              </w:rPr>
+              <w:t xml:space="preserve">Интерактивное видео (2:11)</w:t>
             </w:r>
           </w:p>
           <w:p>
@@ -6566,35 +6182,35 @@
                 <w:sz w:val="18"/>
                 <w:szCs w:val="18"/>
               </w:rPr>
-              <w:t xml:space="preserve">«Медиафайл» после текста «Для начала посмотри видеоролик. В видео подружки решают, чем им заняться»; дальше идёт «Найди пару»: «Посмотри видео ещё раз и соедини левый столбик с правым» (Let's eat ice cream. — Good idea!)</w:t>
-            </w:r>
-          </w:p>
-        </w:tc>
-        <w:tc>
-          <w:tcPr>
-            <w:tcW w:type="dxa" w:w="3000"/>
-            <w:tcMar>
-              <w:top w:type="dxa" w:w="60"/>
-              <w:left w:type="dxa" w:w="90"/>
-              <w:bottom w:type="dxa" w:w="60"/>
-              <w:right w:type="dxa" w:w="90"/>
-            </w:tcMar>
-          </w:tcPr>
-          <w:p>
-            <w:pPr>
-              <w:spacing w:after="20" w:before="20"/>
-              <w:jc w:val="left"/>
-            </w:pPr>
-            <w:r>
-              <w:rPr>
-                <w:b/>
-                <w:bCs/>
-                <w:i w:val="false"/>
-                <w:iCs w:val="false"/>
-                <w:sz w:val="20"/>
-                <w:szCs w:val="20"/>
-              </w:rPr>
-              <w:t xml:space="preserve">sm1_u9_hw2_b3.mp4</w:t>
+              <w:t xml:space="preserve">Это вся вторая часть домашки: интерактивное видео с вопросами по ходу просмотра (6 заданий)</w:t>
+            </w:r>
+          </w:p>
+        </w:tc>
+        <w:tc>
+          <w:tcPr>
+            <w:tcW w:type="dxa" w:w="3300"/>
+            <w:tcMar>
+              <w:top w:type="dxa" w:w="60"/>
+              <w:left w:type="dxa" w:w="90"/>
+              <w:bottom w:type="dxa" w:w="60"/>
+              <w:right w:type="dxa" w:w="90"/>
+            </w:tcMar>
+          </w:tcPr>
+          <w:p>
+            <w:pPr>
+              <w:spacing w:after="20" w:before="20"/>
+              <w:jc w:val="left"/>
+            </w:pPr>
+            <w:r>
+              <w:rPr>
+                <w:b/>
+                <w:bCs/>
+                <w:i w:val="false"/>
+                <w:iCs w:val="false"/>
+                <w:sz w:val="20"/>
+                <w:szCs w:val="20"/>
+              </w:rPr>
+              <w:t xml:space="preserve">sm1_u8_hw4_b9.mp4</w:t>
             </w:r>
           </w:p>
         </w:tc>
@@ -6658,101 +6274,85 @@
         </w:tc>
         <w:tc>
           <w:tcPr>
-            <w:tcW w:type="dxa" w:w="3000"/>
-            <w:tcMar>
-              <w:top w:type="dxa" w:w="60"/>
-              <w:left w:type="dxa" w:w="90"/>
-              <w:bottom w:type="dxa" w:w="60"/>
-              <w:right w:type="dxa" w:w="90"/>
-            </w:tcMar>
-          </w:tcPr>
-          <w:p>
-            <w:pPr>
-              <w:spacing w:after="20" w:before="20"/>
-              <w:jc w:val="left"/>
-            </w:pPr>
-            <w:r>
-              <w:rPr>
-                <w:b/>
-                <w:bCs/>
-                <w:i w:val="false"/>
-                <w:iCs w:val="false"/>
-                <w:sz w:val="20"/>
-                <w:szCs w:val="20"/>
-              </w:rPr>
-              <w:t xml:space="preserve">Unit 9 · ДЗ 3</w:t>
-            </w:r>
-          </w:p>
-          <w:p>
-            <w:pPr>
-              <w:spacing w:after="20" w:before="20"/>
-              <w:jc w:val="left"/>
-            </w:pPr>
-            <w:hyperlink w:history="1" r:id="rIdo7fd6n6utnlo15ikh_sbm">
-              <w:r>
-                <w:rPr>
-                  <w:rStyle w:val="Hyperlink"/>
-                  <w:sz w:val="16"/>
-                  <w:szCs w:val="16"/>
-                </w:rPr>
-                <w:t xml:space="preserve">https://shkola.app/material/folders/2335863/lesson/update/assessment/uNIIfMPn</w:t>
-              </w:r>
-            </w:hyperlink>
-          </w:p>
-        </w:tc>
-        <w:tc>
-          <w:tcPr>
-            <w:tcW w:type="dxa" w:w="1000"/>
-            <w:tcMar>
-              <w:top w:type="dxa" w:w="60"/>
-              <w:left w:type="dxa" w:w="90"/>
-              <w:bottom w:type="dxa" w:w="60"/>
-              <w:right w:type="dxa" w:w="90"/>
-            </w:tcMar>
-          </w:tcPr>
-          <w:p>
-            <w:pPr>
-              <w:spacing w:after="20" w:before="20"/>
-              <w:jc w:val="left"/>
-            </w:pPr>
-            <w:r>
-              <w:rPr>
-                <w:b w:val="false"/>
-                <w:bCs w:val="false"/>
-                <w:i w:val="false"/>
-                <w:iCs w:val="false"/>
-                <w:sz w:val="20"/>
-                <w:szCs w:val="20"/>
-              </w:rPr>
-              <w:t xml:space="preserve">🎬 видео</w:t>
-            </w:r>
-          </w:p>
-        </w:tc>
-        <w:tc>
-          <w:tcPr>
-            <w:tcW w:type="dxa" w:w="6460"/>
-            <w:tcMar>
-              <w:top w:type="dxa" w:w="60"/>
-              <w:left w:type="dxa" w:w="90"/>
-              <w:bottom w:type="dxa" w:w="60"/>
-              <w:right w:type="dxa" w:w="90"/>
-            </w:tcMar>
-          </w:tcPr>
-          <w:p>
-            <w:pPr>
-              <w:spacing w:after="20" w:before="20"/>
-              <w:jc w:val="left"/>
-            </w:pPr>
-            <w:r>
-              <w:rPr>
-                <w:b w:val="false"/>
-                <w:bCs w:val="false"/>
-                <w:i w:val="false"/>
-                <w:iCs w:val="false"/>
-                <w:sz w:val="20"/>
-                <w:szCs w:val="20"/>
-              </w:rPr>
-              <w:t xml:space="preserve">Где котик?</w:t>
+            <w:tcW w:type="dxa" w:w="2200"/>
+            <w:tcMar>
+              <w:top w:type="dxa" w:w="60"/>
+              <w:left w:type="dxa" w:w="90"/>
+              <w:bottom w:type="dxa" w:w="60"/>
+              <w:right w:type="dxa" w:w="90"/>
+            </w:tcMar>
+          </w:tcPr>
+          <w:p>
+            <w:pPr>
+              <w:spacing w:after="20" w:before="20"/>
+              <w:jc w:val="left"/>
+            </w:pPr>
+            <w:r>
+              <w:rPr>
+                <w:b/>
+                <w:bCs/>
+                <w:i w:val="false"/>
+                <w:iCs w:val="false"/>
+                <w:sz w:val="20"/>
+                <w:szCs w:val="20"/>
+              </w:rPr>
+              <w:t xml:space="preserve">Unit 8 · ДЗ 5</w:t>
+            </w:r>
+          </w:p>
+        </w:tc>
+        <w:tc>
+          <w:tcPr>
+            <w:tcW w:type="dxa" w:w="1300"/>
+            <w:tcMar>
+              <w:top w:type="dxa" w:w="60"/>
+              <w:left w:type="dxa" w:w="90"/>
+              <w:bottom w:type="dxa" w:w="60"/>
+              <w:right w:type="dxa" w:w="90"/>
+            </w:tcMar>
+          </w:tcPr>
+          <w:p>
+            <w:pPr>
+              <w:spacing w:after="20" w:before="20"/>
+              <w:jc w:val="left"/>
+            </w:pPr>
+            <w:r>
+              <w:rPr>
+                <w:b w:val="false"/>
+                <w:bCs w:val="false"/>
+                <w:i w:val="false"/>
+                <w:iCs w:val="false"/>
+                <w:sz w:val="20"/>
+                <w:szCs w:val="20"/>
+              </w:rPr>
+              <w:t xml:space="preserve">🔊 аудио</w:t>
+            </w:r>
+          </w:p>
+        </w:tc>
+        <w:tc>
+          <w:tcPr>
+            <w:tcW w:type="dxa" w:w="6660"/>
+            <w:tcMar>
+              <w:top w:type="dxa" w:w="60"/>
+              <w:left w:type="dxa" w:w="90"/>
+              <w:bottom w:type="dxa" w:w="60"/>
+              <w:right w:type="dxa" w:w="90"/>
+            </w:tcMar>
+          </w:tcPr>
+          <w:p>
+            <w:pPr>
+              <w:spacing w:after="20" w:before="20"/>
+              <w:jc w:val="left"/>
+            </w:pPr>
+            <w:r>
+              <w:rPr>
+                <w:b w:val="false"/>
+                <w:bCs w:val="false"/>
+                <w:i w:val="false"/>
+                <w:iCs w:val="false"/>
+                <w:sz w:val="20"/>
+                <w:szCs w:val="20"/>
+              </w:rPr>
+              <w:t xml:space="preserve">«Как я описала своего питомца»</w:t>
             </w:r>
           </w:p>
           <w:p>
@@ -6769,35 +6369,35 @@
                 <w:sz w:val="18"/>
                 <w:szCs w:val="18"/>
               </w:rPr>
-              <w:t xml:space="preserve">«Медиафайл» «Давай начнём с видео… где спрятался котик (cat)?»; дальше идёт «Найди пару»: «Посмотри видео ещё раз. Соедини вопросы и ответы» (Where are the candies?)</w:t>
-            </w:r>
-          </w:p>
-        </w:tc>
-        <w:tc>
-          <w:tcPr>
-            <w:tcW w:type="dxa" w:w="3000"/>
-            <w:tcMar>
-              <w:top w:type="dxa" w:w="60"/>
-              <w:left w:type="dxa" w:w="90"/>
-              <w:bottom w:type="dxa" w:w="60"/>
-              <w:right w:type="dxa" w:w="90"/>
-            </w:tcMar>
-          </w:tcPr>
-          <w:p>
-            <w:pPr>
-              <w:spacing w:after="20" w:before="20"/>
-              <w:jc w:val="left"/>
-            </w:pPr>
-            <w:r>
-              <w:rPr>
-                <w:b/>
-                <w:bCs/>
-                <w:i w:val="false"/>
-                <w:iCs w:val="false"/>
-                <w:sz w:val="20"/>
-                <w:szCs w:val="20"/>
-              </w:rPr>
-              <w:t xml:space="preserve">sm1_u9_hw3_b3.mp4</w:t>
+              <w:t xml:space="preserve">Аудио внутри «Записи голоса»: «Послушай, как я описала своего домашнего животного! Тебе понравился мой дружок?». Перед ним — «Верно / неверно» (Patch can swim.)</w:t>
+            </w:r>
+          </w:p>
+        </w:tc>
+        <w:tc>
+          <w:tcPr>
+            <w:tcW w:type="dxa" w:w="3300"/>
+            <w:tcMar>
+              <w:top w:type="dxa" w:w="60"/>
+              <w:left w:type="dxa" w:w="90"/>
+              <w:bottom w:type="dxa" w:w="60"/>
+              <w:right w:type="dxa" w:w="90"/>
+            </w:tcMar>
+          </w:tcPr>
+          <w:p>
+            <w:pPr>
+              <w:spacing w:after="20" w:before="20"/>
+              <w:jc w:val="left"/>
+            </w:pPr>
+            <w:r>
+              <w:rPr>
+                <w:b/>
+                <w:bCs/>
+                <w:i w:val="false"/>
+                <w:iCs w:val="false"/>
+                <w:sz w:val="20"/>
+                <w:szCs w:val="20"/>
+              </w:rPr>
+              <w:t xml:space="preserve">sm1_u8_hw5_b11.mp3</w:t>
             </w:r>
           </w:p>
         </w:tc>
@@ -6861,51 +6461,35 @@
         </w:tc>
         <w:tc>
           <w:tcPr>
-            <w:tcW w:type="dxa" w:w="3000"/>
-            <w:tcMar>
-              <w:top w:type="dxa" w:w="60"/>
-              <w:left w:type="dxa" w:w="90"/>
-              <w:bottom w:type="dxa" w:w="60"/>
-              <w:right w:type="dxa" w:w="90"/>
-            </w:tcMar>
-          </w:tcPr>
-          <w:p>
-            <w:pPr>
-              <w:spacing w:after="20" w:before="20"/>
-              <w:jc w:val="left"/>
-            </w:pPr>
-            <w:r>
-              <w:rPr>
-                <w:b/>
-                <w:bCs/>
-                <w:i w:val="false"/>
-                <w:iCs w:val="false"/>
-                <w:sz w:val="20"/>
-                <w:szCs w:val="20"/>
-              </w:rPr>
-              <w:t xml:space="preserve">Unit 9 · ДЗ 4</w:t>
-            </w:r>
-          </w:p>
-          <w:p>
-            <w:pPr>
-              <w:spacing w:after="20" w:before="20"/>
-              <w:jc w:val="left"/>
-            </w:pPr>
-            <w:hyperlink w:history="1" r:id="rIdiq46audos1_s2-j6_wpcw">
-              <w:r>
-                <w:rPr>
-                  <w:rStyle w:val="Hyperlink"/>
-                  <w:sz w:val="16"/>
-                  <w:szCs w:val="16"/>
-                </w:rPr>
-                <w:t xml:space="preserve">https://shkola.app/material/folders/2335863/lesson/update/assessment/Ou97I6UQ</w:t>
-              </w:r>
-            </w:hyperlink>
-          </w:p>
-        </w:tc>
-        <w:tc>
-          <w:tcPr>
-            <w:tcW w:type="dxa" w:w="1000"/>
+            <w:tcW w:type="dxa" w:w="2200"/>
+            <w:tcMar>
+              <w:top w:type="dxa" w:w="60"/>
+              <w:left w:type="dxa" w:w="90"/>
+              <w:bottom w:type="dxa" w:w="60"/>
+              <w:right w:type="dxa" w:w="90"/>
+            </w:tcMar>
+          </w:tcPr>
+          <w:p>
+            <w:pPr>
+              <w:spacing w:after="20" w:before="20"/>
+              <w:jc w:val="left"/>
+            </w:pPr>
+            <w:r>
+              <w:rPr>
+                <w:b/>
+                <w:bCs/>
+                <w:i w:val="false"/>
+                <w:iCs w:val="false"/>
+                <w:sz w:val="20"/>
+                <w:szCs w:val="20"/>
+              </w:rPr>
+              <w:t xml:space="preserve">Тест Unit 8</w:t>
+            </w:r>
+          </w:p>
+        </w:tc>
+        <w:tc>
+          <w:tcPr>
+            <w:tcW w:type="dxa" w:w="1300"/>
             <w:tcMar>
               <w:top w:type="dxa" w:w="60"/>
               <w:left w:type="dxa" w:w="90"/>
@@ -6933,29 +6517,29 @@
         </w:tc>
         <w:tc>
           <w:tcPr>
-            <w:tcW w:type="dxa" w:w="6460"/>
-            <w:tcMar>
-              <w:top w:type="dxa" w:w="60"/>
-              <w:left w:type="dxa" w:w="90"/>
-              <w:bottom w:type="dxa" w:w="60"/>
-              <w:right w:type="dxa" w:w="90"/>
-            </w:tcMar>
-          </w:tcPr>
-          <w:p>
-            <w:pPr>
-              <w:spacing w:after="20" w:before="20"/>
-              <w:jc w:val="left"/>
-            </w:pPr>
-            <w:r>
-              <w:rPr>
-                <w:b w:val="false"/>
-                <w:bCs w:val="false"/>
-                <w:i w:val="false"/>
-                <w:iCs w:val="false"/>
-                <w:sz w:val="20"/>
-                <w:szCs w:val="20"/>
-              </w:rPr>
-              <w:t xml:space="preserve">История «The top of the hill»</w:t>
+            <w:tcW w:type="dxa" w:w="6660"/>
+            <w:tcMar>
+              <w:top w:type="dxa" w:w="60"/>
+              <w:left w:type="dxa" w:w="90"/>
+              <w:bottom w:type="dxa" w:w="60"/>
+              <w:right w:type="dxa" w:w="90"/>
+            </w:tcMar>
+          </w:tcPr>
+          <w:p>
+            <w:pPr>
+              <w:spacing w:after="20" w:before="20"/>
+              <w:jc w:val="left"/>
+            </w:pPr>
+            <w:r>
+              <w:rPr>
+                <w:b w:val="false"/>
+                <w:bCs w:val="false"/>
+                <w:i w:val="false"/>
+                <w:iCs w:val="false"/>
+                <w:sz w:val="20"/>
+                <w:szCs w:val="20"/>
+              </w:rPr>
+              <w:t xml:space="preserve">Разговор Лили и Тома о новом роботе</w:t>
             </w:r>
           </w:p>
           <w:p>
@@ -6972,35 +6556,35 @@
                 <w:sz w:val="18"/>
                 <w:szCs w:val="18"/>
               </w:rPr>
-              <w:t xml:space="preserve">«Медиафайл» «Твоё первое задание — послушать запись истории… взобраться на вершину холма наперегонки»; дальше идёт «Порядок предложений»: «Прослушай историю ещё раз… расставь предложения» (A race?)</w:t>
-            </w:r>
-          </w:p>
-        </w:tc>
-        <w:tc>
-          <w:tcPr>
-            <w:tcW w:type="dxa" w:w="3000"/>
-            <w:tcMar>
-              <w:top w:type="dxa" w:w="60"/>
-              <w:left w:type="dxa" w:w="90"/>
-              <w:bottom w:type="dxa" w:w="60"/>
-              <w:right w:type="dxa" w:w="90"/>
-            </w:tcMar>
-          </w:tcPr>
-          <w:p>
-            <w:pPr>
-              <w:spacing w:after="20" w:before="20"/>
-              <w:jc w:val="left"/>
-            </w:pPr>
-            <w:r>
-              <w:rPr>
-                <w:b/>
-                <w:bCs/>
-                <w:i w:val="false"/>
-                <w:iCs w:val="false"/>
-                <w:sz w:val="20"/>
-                <w:szCs w:val="20"/>
-              </w:rPr>
-              <w:t xml:space="preserve">sm1_u9_hw4_b3.mp3</w:t>
+              <w:t xml:space="preserve">Аудио внутри задания «Впиши в пропуски»: «Прочитай разговор Лили и Тома о новом роботе. Впиши только ОДНО недостающее слово» (The robot's name is …). Перед ним — «Тест» про робота Beep</w:t>
+            </w:r>
+          </w:p>
+        </w:tc>
+        <w:tc>
+          <w:tcPr>
+            <w:tcW w:type="dxa" w:w="3300"/>
+            <w:tcMar>
+              <w:top w:type="dxa" w:w="60"/>
+              <w:left w:type="dxa" w:w="90"/>
+              <w:bottom w:type="dxa" w:w="60"/>
+              <w:right w:type="dxa" w:w="90"/>
+            </w:tcMar>
+          </w:tcPr>
+          <w:p>
+            <w:pPr>
+              <w:spacing w:after="20" w:before="20"/>
+              <w:jc w:val="left"/>
+            </w:pPr>
+            <w:r>
+              <w:rPr>
+                <w:b/>
+                <w:bCs/>
+                <w:i w:val="false"/>
+                <w:iCs w:val="false"/>
+                <w:sz w:val="20"/>
+                <w:szCs w:val="20"/>
+              </w:rPr>
+              <w:t xml:space="preserve">sm1_u8_test_b11.mp3</w:t>
             </w:r>
           </w:p>
         </w:tc>
@@ -7064,51 +6648,35 @@
         </w:tc>
         <w:tc>
           <w:tcPr>
-            <w:tcW w:type="dxa" w:w="3000"/>
-            <w:tcMar>
-              <w:top w:type="dxa" w:w="60"/>
-              <w:left w:type="dxa" w:w="90"/>
-              <w:bottom w:type="dxa" w:w="60"/>
-              <w:right w:type="dxa" w:w="90"/>
-            </w:tcMar>
-          </w:tcPr>
-          <w:p>
-            <w:pPr>
-              <w:spacing w:after="20" w:before="20"/>
-              <w:jc w:val="left"/>
-            </w:pPr>
-            <w:r>
-              <w:rPr>
-                <w:b/>
-                <w:bCs/>
-                <w:i w:val="false"/>
-                <w:iCs w:val="false"/>
-                <w:sz w:val="20"/>
-                <w:szCs w:val="20"/>
-              </w:rPr>
-              <w:t xml:space="preserve">Unit 9 · ДЗ 4</w:t>
-            </w:r>
-          </w:p>
-          <w:p>
-            <w:pPr>
-              <w:spacing w:after="20" w:before="20"/>
-              <w:jc w:val="left"/>
-            </w:pPr>
-            <w:hyperlink w:history="1" r:id="rId8rhqakpeeomqw-kdaigif">
-              <w:r>
-                <w:rPr>
-                  <w:rStyle w:val="Hyperlink"/>
-                  <w:sz w:val="16"/>
-                  <w:szCs w:val="16"/>
-                </w:rPr>
-                <w:t xml:space="preserve">https://shkola.app/material/folders/2335863/lesson/update/assessment/Ou97I6UQ</w:t>
-              </w:r>
-            </w:hyperlink>
-          </w:p>
-        </w:tc>
-        <w:tc>
-          <w:tcPr>
-            <w:tcW w:type="dxa" w:w="1000"/>
+            <w:tcW w:type="dxa" w:w="2200"/>
+            <w:tcMar>
+              <w:top w:type="dxa" w:w="60"/>
+              <w:left w:type="dxa" w:w="90"/>
+              <w:bottom w:type="dxa" w:w="60"/>
+              <w:right w:type="dxa" w:w="90"/>
+            </w:tcMar>
+          </w:tcPr>
+          <w:p>
+            <w:pPr>
+              <w:spacing w:after="20" w:before="20"/>
+              <w:jc w:val="left"/>
+            </w:pPr>
+            <w:r>
+              <w:rPr>
+                <w:b/>
+                <w:bCs/>
+                <w:i w:val="false"/>
+                <w:iCs w:val="false"/>
+                <w:sz w:val="20"/>
+                <w:szCs w:val="20"/>
+              </w:rPr>
+              <w:t xml:space="preserve">Unit 9 · ДЗ 2</w:t>
+            </w:r>
+          </w:p>
+        </w:tc>
+        <w:tc>
+          <w:tcPr>
+            <w:tcW w:type="dxa" w:w="1300"/>
             <w:tcMar>
               <w:top w:type="dxa" w:w="60"/>
               <w:left w:type="dxa" w:w="90"/>
@@ -7136,29 +6704,29 @@
         </w:tc>
         <w:tc>
           <w:tcPr>
-            <w:tcW w:type="dxa" w:w="6460"/>
-            <w:tcMar>
-              <w:top w:type="dxa" w:w="60"/>
-              <w:left w:type="dxa" w:w="90"/>
-              <w:bottom w:type="dxa" w:w="60"/>
-              <w:right w:type="dxa" w:w="90"/>
-            </w:tcMar>
-          </w:tcPr>
-          <w:p>
-            <w:pPr>
-              <w:spacing w:after="20" w:before="20"/>
-              <w:jc w:val="left"/>
-            </w:pPr>
-            <w:r>
-              <w:rPr>
-                <w:b w:val="false"/>
-                <w:bCs w:val="false"/>
-                <w:i w:val="false"/>
-                <w:iCs w:val="false"/>
-                <w:sz w:val="20"/>
-                <w:szCs w:val="20"/>
-              </w:rPr>
-              <w:t xml:space="preserve">Мультфильм «The top of the hill» (доп. задание)</w:t>
+            <w:tcW w:type="dxa" w:w="6660"/>
+            <w:tcMar>
+              <w:top w:type="dxa" w:w="60"/>
+              <w:left w:type="dxa" w:w="90"/>
+              <w:bottom w:type="dxa" w:w="60"/>
+              <w:right w:type="dxa" w:w="90"/>
+            </w:tcMar>
+          </w:tcPr>
+          <w:p>
+            <w:pPr>
+              <w:spacing w:after="20" w:before="20"/>
+              <w:jc w:val="left"/>
+            </w:pPr>
+            <w:r>
+              <w:rPr>
+                <w:b w:val="false"/>
+                <w:bCs w:val="false"/>
+                <w:i w:val="false"/>
+                <w:iCs w:val="false"/>
+                <w:sz w:val="20"/>
+                <w:szCs w:val="20"/>
+              </w:rPr>
+              <w:t xml:space="preserve">Подружки решают, чем заняться</w:t>
             </w:r>
           </w:p>
           <w:p>
@@ -7175,35 +6743,35 @@
                 <w:sz w:val="18"/>
                 <w:szCs w:val="18"/>
               </w:rPr>
-              <w:t xml:space="preserve">«Медиафайл» «Смотри, наша история ожила и превратилась в мультик!»; дальше идёт «Заполни пропуски»: «Вставь пропущенные слова в предложения» (Let's go.)</w:t>
-            </w:r>
-          </w:p>
-        </w:tc>
-        <w:tc>
-          <w:tcPr>
-            <w:tcW w:type="dxa" w:w="3000"/>
-            <w:tcMar>
-              <w:top w:type="dxa" w:w="60"/>
-              <w:left w:type="dxa" w:w="90"/>
-              <w:bottom w:type="dxa" w:w="60"/>
-              <w:right w:type="dxa" w:w="90"/>
-            </w:tcMar>
-          </w:tcPr>
-          <w:p>
-            <w:pPr>
-              <w:spacing w:after="20" w:before="20"/>
-              <w:jc w:val="left"/>
-            </w:pPr>
-            <w:r>
-              <w:rPr>
-                <w:b/>
-                <w:bCs/>
-                <w:i w:val="false"/>
-                <w:iCs w:val="false"/>
-                <w:sz w:val="20"/>
-                <w:szCs w:val="20"/>
-              </w:rPr>
-              <w:t xml:space="preserve">sm1_u9_hw4_b8.mp4</w:t>
+              <w:t xml:space="preserve">«Медиафайл» после текста «Для начала посмотри видеоролик. В видео подружки решают, чем им заняться»; дальше идёт «Найди пару»: «Посмотри видео ещё раз и соедини левый столбик с правым» (Let's eat ice cream. — Good idea!)</w:t>
+            </w:r>
+          </w:p>
+        </w:tc>
+        <w:tc>
+          <w:tcPr>
+            <w:tcW w:type="dxa" w:w="3300"/>
+            <w:tcMar>
+              <w:top w:type="dxa" w:w="60"/>
+              <w:left w:type="dxa" w:w="90"/>
+              <w:bottom w:type="dxa" w:w="60"/>
+              <w:right w:type="dxa" w:w="90"/>
+            </w:tcMar>
+          </w:tcPr>
+          <w:p>
+            <w:pPr>
+              <w:spacing w:after="20" w:before="20"/>
+              <w:jc w:val="left"/>
+            </w:pPr>
+            <w:r>
+              <w:rPr>
+                <w:b/>
+                <w:bCs/>
+                <w:i w:val="false"/>
+                <w:iCs w:val="false"/>
+                <w:sz w:val="20"/>
+                <w:szCs w:val="20"/>
+              </w:rPr>
+              <w:t xml:space="preserve">sm1_u9_hw2_b3.mp4</w:t>
             </w:r>
           </w:p>
         </w:tc>
@@ -7267,85 +6835,85 @@
         </w:tc>
         <w:tc>
           <w:tcPr>
-            <w:tcW w:type="dxa" w:w="3000"/>
-            <w:tcMar>
-              <w:top w:type="dxa" w:w="60"/>
-              <w:left w:type="dxa" w:w="90"/>
-              <w:bottom w:type="dxa" w:w="60"/>
-              <w:right w:type="dxa" w:w="90"/>
-            </w:tcMar>
-          </w:tcPr>
-          <w:p>
-            <w:pPr>
-              <w:spacing w:after="20" w:before="20"/>
-              <w:jc w:val="left"/>
-            </w:pPr>
-            <w:r>
-              <w:rPr>
-                <w:b/>
-                <w:bCs/>
-                <w:i w:val="false"/>
-                <w:iCs w:val="false"/>
-                <w:sz w:val="20"/>
-                <w:szCs w:val="20"/>
-              </w:rPr>
-              <w:t xml:space="preserve">Unit 9 · ДЗ 5</w:t>
-            </w:r>
-          </w:p>
-        </w:tc>
-        <w:tc>
-          <w:tcPr>
-            <w:tcW w:type="dxa" w:w="1000"/>
-            <w:tcMar>
-              <w:top w:type="dxa" w:w="60"/>
-              <w:left w:type="dxa" w:w="90"/>
-              <w:bottom w:type="dxa" w:w="60"/>
-              <w:right w:type="dxa" w:w="90"/>
-            </w:tcMar>
-          </w:tcPr>
-          <w:p>
-            <w:pPr>
-              <w:spacing w:after="20" w:before="20"/>
-              <w:jc w:val="left"/>
-            </w:pPr>
-            <w:r>
-              <w:rPr>
-                <w:b w:val="false"/>
-                <w:bCs w:val="false"/>
-                <w:i w:val="false"/>
-                <w:iCs w:val="false"/>
-                <w:sz w:val="20"/>
-                <w:szCs w:val="20"/>
-              </w:rPr>
-              <w:t xml:space="preserve">🔊 аудио</w:t>
-            </w:r>
-          </w:p>
-        </w:tc>
-        <w:tc>
-          <w:tcPr>
-            <w:tcW w:type="dxa" w:w="6460"/>
-            <w:tcMar>
-              <w:top w:type="dxa" w:w="60"/>
-              <w:left w:type="dxa" w:w="90"/>
-              <w:bottom w:type="dxa" w:w="60"/>
-              <w:right w:type="dxa" w:w="90"/>
-            </w:tcMar>
-          </w:tcPr>
-          <w:p>
-            <w:pPr>
-              <w:spacing w:after="20" w:before="20"/>
-              <w:jc w:val="left"/>
-            </w:pPr>
-            <w:r>
-              <w:rPr>
-                <w:b w:val="false"/>
-                <w:bCs w:val="false"/>
-                <w:i w:val="false"/>
-                <w:iCs w:val="false"/>
-                <w:sz w:val="20"/>
-                <w:szCs w:val="20"/>
-              </w:rPr>
-              <w:t xml:space="preserve">Как зовут детей на пляже</w:t>
+            <w:tcW w:type="dxa" w:w="2200"/>
+            <w:tcMar>
+              <w:top w:type="dxa" w:w="60"/>
+              <w:left w:type="dxa" w:w="90"/>
+              <w:bottom w:type="dxa" w:w="60"/>
+              <w:right w:type="dxa" w:w="90"/>
+            </w:tcMar>
+          </w:tcPr>
+          <w:p>
+            <w:pPr>
+              <w:spacing w:after="20" w:before="20"/>
+              <w:jc w:val="left"/>
+            </w:pPr>
+            <w:r>
+              <w:rPr>
+                <w:b/>
+                <w:bCs/>
+                <w:i w:val="false"/>
+                <w:iCs w:val="false"/>
+                <w:sz w:val="20"/>
+                <w:szCs w:val="20"/>
+              </w:rPr>
+              <w:t xml:space="preserve">Unit 9 · ДЗ 3</w:t>
+            </w:r>
+          </w:p>
+        </w:tc>
+        <w:tc>
+          <w:tcPr>
+            <w:tcW w:type="dxa" w:w="1300"/>
+            <w:tcMar>
+              <w:top w:type="dxa" w:w="60"/>
+              <w:left w:type="dxa" w:w="90"/>
+              <w:bottom w:type="dxa" w:w="60"/>
+              <w:right w:type="dxa" w:w="90"/>
+            </w:tcMar>
+          </w:tcPr>
+          <w:p>
+            <w:pPr>
+              <w:spacing w:after="20" w:before="20"/>
+              <w:jc w:val="left"/>
+            </w:pPr>
+            <w:r>
+              <w:rPr>
+                <w:b w:val="false"/>
+                <w:bCs w:val="false"/>
+                <w:i w:val="false"/>
+                <w:iCs w:val="false"/>
+                <w:sz w:val="20"/>
+                <w:szCs w:val="20"/>
+              </w:rPr>
+              <w:t xml:space="preserve">🎬 видео</w:t>
+            </w:r>
+          </w:p>
+        </w:tc>
+        <w:tc>
+          <w:tcPr>
+            <w:tcW w:type="dxa" w:w="6660"/>
+            <w:tcMar>
+              <w:top w:type="dxa" w:w="60"/>
+              <w:left w:type="dxa" w:w="90"/>
+              <w:bottom w:type="dxa" w:w="60"/>
+              <w:right w:type="dxa" w:w="90"/>
+            </w:tcMar>
+          </w:tcPr>
+          <w:p>
+            <w:pPr>
+              <w:spacing w:after="20" w:before="20"/>
+              <w:jc w:val="left"/>
+            </w:pPr>
+            <w:r>
+              <w:rPr>
+                <w:b w:val="false"/>
+                <w:bCs w:val="false"/>
+                <w:i w:val="false"/>
+                <w:iCs w:val="false"/>
+                <w:sz w:val="20"/>
+                <w:szCs w:val="20"/>
+              </w:rPr>
+              <w:t xml:space="preserve">Где котик?</w:t>
             </w:r>
           </w:p>
           <w:p>
@@ -7362,35 +6930,35 @@
                 <w:sz w:val="18"/>
                 <w:szCs w:val="18"/>
               </w:rPr>
-              <w:t xml:space="preserve">Аудио «Сейчас тебе нужно прослушать аудио и соединить имена с детьми на картинке ниже»; дальше идёт «Послушай аудио и соедини имена с детьми на картинке» (Sue, Jim, Tom, Mia, Bob)</w:t>
-            </w:r>
-          </w:p>
-        </w:tc>
-        <w:tc>
-          <w:tcPr>
-            <w:tcW w:type="dxa" w:w="3000"/>
-            <w:tcMar>
-              <w:top w:type="dxa" w:w="60"/>
-              <w:left w:type="dxa" w:w="90"/>
-              <w:bottom w:type="dxa" w:w="60"/>
-              <w:right w:type="dxa" w:w="90"/>
-            </w:tcMar>
-          </w:tcPr>
-          <w:p>
-            <w:pPr>
-              <w:spacing w:after="20" w:before="20"/>
-              <w:jc w:val="left"/>
-            </w:pPr>
-            <w:r>
-              <w:rPr>
-                <w:b/>
-                <w:bCs/>
-                <w:i w:val="false"/>
-                <w:iCs w:val="false"/>
-                <w:sz w:val="20"/>
-                <w:szCs w:val="20"/>
-              </w:rPr>
-              <w:t xml:space="preserve">sm1_u9_hw5_b7.mp3</w:t>
+              <w:t xml:space="preserve">«Медиафайл» «Давай начнём с видео… где спрятался котик (cat)?»; дальше идёт «Найди пару»: «Посмотри видео ещё раз. Соедини вопросы и ответы» (Where are the candies?)</w:t>
+            </w:r>
+          </w:p>
+        </w:tc>
+        <w:tc>
+          <w:tcPr>
+            <w:tcW w:type="dxa" w:w="3300"/>
+            <w:tcMar>
+              <w:top w:type="dxa" w:w="60"/>
+              <w:left w:type="dxa" w:w="90"/>
+              <w:bottom w:type="dxa" w:w="60"/>
+              <w:right w:type="dxa" w:w="90"/>
+            </w:tcMar>
+          </w:tcPr>
+          <w:p>
+            <w:pPr>
+              <w:spacing w:after="20" w:before="20"/>
+              <w:jc w:val="left"/>
+            </w:pPr>
+            <w:r>
+              <w:rPr>
+                <w:b/>
+                <w:bCs/>
+                <w:i w:val="false"/>
+                <w:iCs w:val="false"/>
+                <w:sz w:val="20"/>
+                <w:szCs w:val="20"/>
+              </w:rPr>
+              <w:t xml:space="preserve">sm1_u9_hw3_b3.mp4</w:t>
             </w:r>
           </w:p>
         </w:tc>
@@ -7454,51 +7022,35 @@
         </w:tc>
         <w:tc>
           <w:tcPr>
-            <w:tcW w:type="dxa" w:w="3000"/>
-            <w:tcMar>
-              <w:top w:type="dxa" w:w="60"/>
-              <w:left w:type="dxa" w:w="90"/>
-              <w:bottom w:type="dxa" w:w="60"/>
-              <w:right w:type="dxa" w:w="90"/>
-            </w:tcMar>
-          </w:tcPr>
-          <w:p>
-            <w:pPr>
-              <w:spacing w:after="20" w:before="20"/>
-              <w:jc w:val="left"/>
-            </w:pPr>
-            <w:r>
-              <w:rPr>
-                <w:b/>
-                <w:bCs/>
-                <w:i w:val="false"/>
-                <w:iCs w:val="false"/>
-                <w:sz w:val="20"/>
-                <w:szCs w:val="20"/>
-              </w:rPr>
-              <w:t xml:space="preserve">Тест Unit 9</w:t>
-            </w:r>
-          </w:p>
-          <w:p>
-            <w:pPr>
-              <w:spacing w:after="20" w:before="20"/>
-              <w:jc w:val="left"/>
-            </w:pPr>
-            <w:hyperlink w:history="1" r:id="rIdk-5bke2sebrramikfh_ou">
-              <w:r>
-                <w:rPr>
-                  <w:rStyle w:val="Hyperlink"/>
-                  <w:sz w:val="16"/>
-                  <w:szCs w:val="16"/>
-                </w:rPr>
-                <w:t xml:space="preserve">https://shkola.app/material/folders/2335914/lesson/update/assessment/z654glzO</w:t>
-              </w:r>
-            </w:hyperlink>
-          </w:p>
-        </w:tc>
-        <w:tc>
-          <w:tcPr>
-            <w:tcW w:type="dxa" w:w="1000"/>
+            <w:tcW w:type="dxa" w:w="2200"/>
+            <w:tcMar>
+              <w:top w:type="dxa" w:w="60"/>
+              <w:left w:type="dxa" w:w="90"/>
+              <w:bottom w:type="dxa" w:w="60"/>
+              <w:right w:type="dxa" w:w="90"/>
+            </w:tcMar>
+          </w:tcPr>
+          <w:p>
+            <w:pPr>
+              <w:spacing w:after="20" w:before="20"/>
+              <w:jc w:val="left"/>
+            </w:pPr>
+            <w:r>
+              <w:rPr>
+                <w:b/>
+                <w:bCs/>
+                <w:i w:val="false"/>
+                <w:iCs w:val="false"/>
+                <w:sz w:val="20"/>
+                <w:szCs w:val="20"/>
+              </w:rPr>
+              <w:t xml:space="preserve">Unit 9 · ДЗ 4</w:t>
+            </w:r>
+          </w:p>
+        </w:tc>
+        <w:tc>
+          <w:tcPr>
+            <w:tcW w:type="dxa" w:w="1300"/>
             <w:tcMar>
               <w:top w:type="dxa" w:w="60"/>
               <w:left w:type="dxa" w:w="90"/>
@@ -7526,29 +7078,29 @@
         </w:tc>
         <w:tc>
           <w:tcPr>
-            <w:tcW w:type="dxa" w:w="6460"/>
-            <w:tcMar>
-              <w:top w:type="dxa" w:w="60"/>
-              <w:left w:type="dxa" w:w="90"/>
-              <w:bottom w:type="dxa" w:w="60"/>
-              <w:right w:type="dxa" w:w="90"/>
-            </w:tcMar>
-          </w:tcPr>
-          <w:p>
-            <w:pPr>
-              <w:spacing w:after="20" w:before="20"/>
-              <w:jc w:val="left"/>
-            </w:pPr>
-            <w:r>
-              <w:rPr>
-                <w:b w:val="false"/>
-                <w:bCs w:val="false"/>
-                <w:i w:val="false"/>
-                <w:iCs w:val="false"/>
-                <w:sz w:val="20"/>
-                <w:szCs w:val="20"/>
-              </w:rPr>
-              <w:t xml:space="preserve">Бен и семья на пляже</w:t>
+            <w:tcW w:type="dxa" w:w="6660"/>
+            <w:tcMar>
+              <w:top w:type="dxa" w:w="60"/>
+              <w:left w:type="dxa" w:w="90"/>
+              <w:bottom w:type="dxa" w:w="60"/>
+              <w:right w:type="dxa" w:w="90"/>
+            </w:tcMar>
+          </w:tcPr>
+          <w:p>
+            <w:pPr>
+              <w:spacing w:after="20" w:before="20"/>
+              <w:jc w:val="left"/>
+            </w:pPr>
+            <w:r>
+              <w:rPr>
+                <w:b w:val="false"/>
+                <w:bCs w:val="false"/>
+                <w:i w:val="false"/>
+                <w:iCs w:val="false"/>
+                <w:sz w:val="20"/>
+                <w:szCs w:val="20"/>
+              </w:rPr>
+              <w:t xml:space="preserve">История «The top of the hill»</w:t>
             </w:r>
           </w:p>
           <w:p>
@@ -7565,35 +7117,35 @@
                 <w:sz w:val="18"/>
                 <w:szCs w:val="18"/>
               </w:rPr>
-              <w:t xml:space="preserve">Аудио внутри задания «Тест»: «Послушай аудио: Бен и его семья проводят выходной на пляже» (1. What does Ben want to do?). Перед ним — «Составь предложение» «They are on my head.»</w:t>
-            </w:r>
-          </w:p>
-        </w:tc>
-        <w:tc>
-          <w:tcPr>
-            <w:tcW w:type="dxa" w:w="3000"/>
-            <w:tcMar>
-              <w:top w:type="dxa" w:w="60"/>
-              <w:left w:type="dxa" w:w="90"/>
-              <w:bottom w:type="dxa" w:w="60"/>
-              <w:right w:type="dxa" w:w="90"/>
-            </w:tcMar>
-          </w:tcPr>
-          <w:p>
-            <w:pPr>
-              <w:spacing w:after="20" w:before="20"/>
-              <w:jc w:val="left"/>
-            </w:pPr>
-            <w:r>
-              <w:rPr>
-                <w:b/>
-                <w:bCs/>
-                <w:i w:val="false"/>
-                <w:iCs w:val="false"/>
-                <w:sz w:val="20"/>
-                <w:szCs w:val="20"/>
-              </w:rPr>
-              <w:t xml:space="preserve">sm1_u9_test_b9.mp3</w:t>
+              <w:t xml:space="preserve">«Медиафайл» «Твоё первое задание — послушать запись истории… взобраться на вершину холма наперегонки»; дальше идёт «Порядок предложений»: «Прослушай историю ещё раз… расставь предложения» (A race?)</w:t>
+            </w:r>
+          </w:p>
+        </w:tc>
+        <w:tc>
+          <w:tcPr>
+            <w:tcW w:type="dxa" w:w="3300"/>
+            <w:tcMar>
+              <w:top w:type="dxa" w:w="60"/>
+              <w:left w:type="dxa" w:w="90"/>
+              <w:bottom w:type="dxa" w:w="60"/>
+              <w:right w:type="dxa" w:w="90"/>
+            </w:tcMar>
+          </w:tcPr>
+          <w:p>
+            <w:pPr>
+              <w:spacing w:after="20" w:before="20"/>
+              <w:jc w:val="left"/>
+            </w:pPr>
+            <w:r>
+              <w:rPr>
+                <w:b/>
+                <w:bCs/>
+                <w:i w:val="false"/>
+                <w:iCs w:val="false"/>
+                <w:sz w:val="20"/>
+                <w:szCs w:val="20"/>
+              </w:rPr>
+              <w:t xml:space="preserve">sm1_u9_hw4_b3.mp3</w:t>
             </w:r>
           </w:p>
         </w:tc>
@@ -7657,101 +7209,85 @@
         </w:tc>
         <w:tc>
           <w:tcPr>
-            <w:tcW w:type="dxa" w:w="3000"/>
-            <w:tcMar>
-              <w:top w:type="dxa" w:w="60"/>
-              <w:left w:type="dxa" w:w="90"/>
-              <w:bottom w:type="dxa" w:w="60"/>
-              <w:right w:type="dxa" w:w="90"/>
-            </w:tcMar>
-          </w:tcPr>
-          <w:p>
-            <w:pPr>
-              <w:spacing w:after="20" w:before="20"/>
-              <w:jc w:val="left"/>
-            </w:pPr>
-            <w:r>
-              <w:rPr>
-                <w:b/>
-                <w:bCs/>
-                <w:i w:val="false"/>
-                <w:iCs w:val="false"/>
-                <w:sz w:val="20"/>
-                <w:szCs w:val="20"/>
-              </w:rPr>
-              <w:t xml:space="preserve">Final Test (Listening)</w:t>
-            </w:r>
-          </w:p>
-          <w:p>
-            <w:pPr>
-              <w:spacing w:after="20" w:before="20"/>
-              <w:jc w:val="left"/>
-            </w:pPr>
-            <w:hyperlink w:history="1" r:id="rIdxtovlpixtkemth5583_5a">
-              <w:r>
-                <w:rPr>
-                  <w:rStyle w:val="Hyperlink"/>
-                  <w:sz w:val="16"/>
-                  <w:szCs w:val="16"/>
-                </w:rPr>
-                <w:t xml:space="preserve">https://shkola.app/material/folders/2335915/lesson/update/assessment/JsTTJIn5</w:t>
-              </w:r>
-            </w:hyperlink>
-          </w:p>
-        </w:tc>
-        <w:tc>
-          <w:tcPr>
-            <w:tcW w:type="dxa" w:w="1000"/>
-            <w:tcMar>
-              <w:top w:type="dxa" w:w="60"/>
-              <w:left w:type="dxa" w:w="90"/>
-              <w:bottom w:type="dxa" w:w="60"/>
-              <w:right w:type="dxa" w:w="90"/>
-            </w:tcMar>
-          </w:tcPr>
-          <w:p>
-            <w:pPr>
-              <w:spacing w:after="20" w:before="20"/>
-              <w:jc w:val="left"/>
-            </w:pPr>
-            <w:r>
-              <w:rPr>
-                <w:b w:val="false"/>
-                <w:bCs w:val="false"/>
-                <w:i w:val="false"/>
-                <w:iCs w:val="false"/>
-                <w:sz w:val="20"/>
-                <w:szCs w:val="20"/>
-              </w:rPr>
-              <w:t xml:space="preserve">🔊 аудио</w:t>
-            </w:r>
-          </w:p>
-        </w:tc>
-        <w:tc>
-          <w:tcPr>
-            <w:tcW w:type="dxa" w:w="6460"/>
-            <w:tcMar>
-              <w:top w:type="dxa" w:w="60"/>
-              <w:left w:type="dxa" w:w="90"/>
-              <w:bottom w:type="dxa" w:w="60"/>
-              <w:right w:type="dxa" w:w="90"/>
-            </w:tcMar>
-          </w:tcPr>
-          <w:p>
-            <w:pPr>
-              <w:spacing w:after="20" w:before="20"/>
-              <w:jc w:val="left"/>
-            </w:pPr>
-            <w:r>
-              <w:rPr>
-                <w:b w:val="false"/>
-                <w:bCs w:val="false"/>
-                <w:i w:val="false"/>
-                <w:iCs w:val="false"/>
-                <w:sz w:val="20"/>
-                <w:szCs w:val="20"/>
-              </w:rPr>
-              <w:t xml:space="preserve">Final test Listening (2:46)</w:t>
+            <w:tcW w:type="dxa" w:w="2200"/>
+            <w:tcMar>
+              <w:top w:type="dxa" w:w="60"/>
+              <w:left w:type="dxa" w:w="90"/>
+              <w:bottom w:type="dxa" w:w="60"/>
+              <w:right w:type="dxa" w:w="90"/>
+            </w:tcMar>
+          </w:tcPr>
+          <w:p>
+            <w:pPr>
+              <w:spacing w:after="20" w:before="20"/>
+              <w:jc w:val="left"/>
+            </w:pPr>
+            <w:r>
+              <w:rPr>
+                <w:b/>
+                <w:bCs/>
+                <w:i w:val="false"/>
+                <w:iCs w:val="false"/>
+                <w:sz w:val="20"/>
+                <w:szCs w:val="20"/>
+              </w:rPr>
+              <w:t xml:space="preserve">Unit 9 · ДЗ 4</w:t>
+            </w:r>
+          </w:p>
+        </w:tc>
+        <w:tc>
+          <w:tcPr>
+            <w:tcW w:type="dxa" w:w="1300"/>
+            <w:tcMar>
+              <w:top w:type="dxa" w:w="60"/>
+              <w:left w:type="dxa" w:w="90"/>
+              <w:bottom w:type="dxa" w:w="60"/>
+              <w:right w:type="dxa" w:w="90"/>
+            </w:tcMar>
+          </w:tcPr>
+          <w:p>
+            <w:pPr>
+              <w:spacing w:after="20" w:before="20"/>
+              <w:jc w:val="left"/>
+            </w:pPr>
+            <w:r>
+              <w:rPr>
+                <w:b w:val="false"/>
+                <w:bCs w:val="false"/>
+                <w:i w:val="false"/>
+                <w:iCs w:val="false"/>
+                <w:sz w:val="20"/>
+                <w:szCs w:val="20"/>
+              </w:rPr>
+              <w:t xml:space="preserve">🎬 видео</w:t>
+            </w:r>
+          </w:p>
+        </w:tc>
+        <w:tc>
+          <w:tcPr>
+            <w:tcW w:type="dxa" w:w="6660"/>
+            <w:tcMar>
+              <w:top w:type="dxa" w:w="60"/>
+              <w:left w:type="dxa" w:w="90"/>
+              <w:bottom w:type="dxa" w:w="60"/>
+              <w:right w:type="dxa" w:w="90"/>
+            </w:tcMar>
+          </w:tcPr>
+          <w:p>
+            <w:pPr>
+              <w:spacing w:after="20" w:before="20"/>
+              <w:jc w:val="left"/>
+            </w:pPr>
+            <w:r>
+              <w:rPr>
+                <w:b w:val="false"/>
+                <w:bCs w:val="false"/>
+                <w:i w:val="false"/>
+                <w:iCs w:val="false"/>
+                <w:sz w:val="20"/>
+                <w:szCs w:val="20"/>
+              </w:rPr>
+              <w:t xml:space="preserve">Мультфильм «The top of the hill» (доп. задание)</w:t>
             </w:r>
           </w:p>
           <w:p>
@@ -7768,13 +7304,574 @@
                 <w:sz w:val="18"/>
                 <w:szCs w:val="18"/>
               </w:rPr>
+              <w:t xml:space="preserve">«Медиафайл» «Смотри, наша история ожила и превратилась в мультик!»; дальше идёт «Заполни пропуски»: «Вставь пропущенные слова в предложения» (Let's go.)</w:t>
+            </w:r>
+          </w:p>
+        </w:tc>
+        <w:tc>
+          <w:tcPr>
+            <w:tcW w:type="dxa" w:w="3300"/>
+            <w:tcMar>
+              <w:top w:type="dxa" w:w="60"/>
+              <w:left w:type="dxa" w:w="90"/>
+              <w:bottom w:type="dxa" w:w="60"/>
+              <w:right w:type="dxa" w:w="90"/>
+            </w:tcMar>
+          </w:tcPr>
+          <w:p>
+            <w:pPr>
+              <w:spacing w:after="20" w:before="20"/>
+              <w:jc w:val="left"/>
+            </w:pPr>
+            <w:r>
+              <w:rPr>
+                <w:b/>
+                <w:bCs/>
+                <w:i w:val="false"/>
+                <w:iCs w:val="false"/>
+                <w:sz w:val="20"/>
+                <w:szCs w:val="20"/>
+              </w:rPr>
+              <w:t xml:space="preserve">sm1_u9_hw4_b8.mp4</w:t>
+            </w:r>
+          </w:p>
+        </w:tc>
+      </w:tr>
+      <w:tr>
+        <w:tc>
+          <w:tcPr>
+            <w:tcW w:type="dxa" w:w="420"/>
+            <w:tcMar>
+              <w:top w:type="dxa" w:w="60"/>
+              <w:left w:type="dxa" w:w="90"/>
+              <w:bottom w:type="dxa" w:w="60"/>
+              <w:right w:type="dxa" w:w="90"/>
+            </w:tcMar>
+          </w:tcPr>
+          <w:p>
+            <w:pPr>
+              <w:spacing w:after="20" w:before="20"/>
+              <w:jc w:val="center"/>
+            </w:pPr>
+            <w:r>
+              <w:rPr>
+                <w:b w:val="false"/>
+                <w:bCs w:val="false"/>
+                <w:i w:val="false"/>
+                <w:iCs w:val="false"/>
+                <w:sz w:val="20"/>
+                <w:szCs w:val="20"/>
+              </w:rPr>
+              <w:t xml:space="preserve">☐</w:t>
+            </w:r>
+          </w:p>
+        </w:tc>
+        <w:tc>
+          <w:tcPr>
+            <w:tcW w:type="dxa" w:w="520"/>
+            <w:tcMar>
+              <w:top w:type="dxa" w:w="60"/>
+              <w:left w:type="dxa" w:w="90"/>
+              <w:bottom w:type="dxa" w:w="60"/>
+              <w:right w:type="dxa" w:w="90"/>
+            </w:tcMar>
+          </w:tcPr>
+          <w:p>
+            <w:pPr>
+              <w:spacing w:after="20" w:before="20"/>
+              <w:jc w:val="center"/>
+            </w:pPr>
+            <w:r>
+              <w:rPr>
+                <w:b w:val="false"/>
+                <w:bCs w:val="false"/>
+                <w:i w:val="false"/>
+                <w:iCs w:val="false"/>
+                <w:sz w:val="20"/>
+                <w:szCs w:val="20"/>
+              </w:rPr>
+              <w:t xml:space="preserve">39</w:t>
+            </w:r>
+          </w:p>
+        </w:tc>
+        <w:tc>
+          <w:tcPr>
+            <w:tcW w:type="dxa" w:w="2200"/>
+            <w:tcMar>
+              <w:top w:type="dxa" w:w="60"/>
+              <w:left w:type="dxa" w:w="90"/>
+              <w:bottom w:type="dxa" w:w="60"/>
+              <w:right w:type="dxa" w:w="90"/>
+            </w:tcMar>
+          </w:tcPr>
+          <w:p>
+            <w:pPr>
+              <w:spacing w:after="20" w:before="20"/>
+              <w:jc w:val="left"/>
+            </w:pPr>
+            <w:r>
+              <w:rPr>
+                <w:b/>
+                <w:bCs/>
+                <w:i w:val="false"/>
+                <w:iCs w:val="false"/>
+                <w:sz w:val="20"/>
+                <w:szCs w:val="20"/>
+              </w:rPr>
+              <w:t xml:space="preserve">Unit 9 · ДЗ 5</w:t>
+            </w:r>
+          </w:p>
+        </w:tc>
+        <w:tc>
+          <w:tcPr>
+            <w:tcW w:type="dxa" w:w="1300"/>
+            <w:tcMar>
+              <w:top w:type="dxa" w:w="60"/>
+              <w:left w:type="dxa" w:w="90"/>
+              <w:bottom w:type="dxa" w:w="60"/>
+              <w:right w:type="dxa" w:w="90"/>
+            </w:tcMar>
+          </w:tcPr>
+          <w:p>
+            <w:pPr>
+              <w:spacing w:after="20" w:before="20"/>
+              <w:jc w:val="left"/>
+            </w:pPr>
+            <w:r>
+              <w:rPr>
+                <w:b w:val="false"/>
+                <w:bCs w:val="false"/>
+                <w:i w:val="false"/>
+                <w:iCs w:val="false"/>
+                <w:sz w:val="20"/>
+                <w:szCs w:val="20"/>
+              </w:rPr>
+              <w:t xml:space="preserve">🔊 аудио</w:t>
+            </w:r>
+          </w:p>
+        </w:tc>
+        <w:tc>
+          <w:tcPr>
+            <w:tcW w:type="dxa" w:w="6660"/>
+            <w:tcMar>
+              <w:top w:type="dxa" w:w="60"/>
+              <w:left w:type="dxa" w:w="90"/>
+              <w:bottom w:type="dxa" w:w="60"/>
+              <w:right w:type="dxa" w:w="90"/>
+            </w:tcMar>
+          </w:tcPr>
+          <w:p>
+            <w:pPr>
+              <w:spacing w:after="20" w:before="20"/>
+              <w:jc w:val="left"/>
+            </w:pPr>
+            <w:r>
+              <w:rPr>
+                <w:b w:val="false"/>
+                <w:bCs w:val="false"/>
+                <w:i w:val="false"/>
+                <w:iCs w:val="false"/>
+                <w:sz w:val="20"/>
+                <w:szCs w:val="20"/>
+              </w:rPr>
+              <w:t xml:space="preserve">Как зовут детей на пляже</w:t>
+            </w:r>
+          </w:p>
+          <w:p>
+            <w:pPr>
+              <w:spacing w:after="20" w:before="20"/>
+              <w:jc w:val="left"/>
+            </w:pPr>
+            <w:r>
+              <w:rPr>
+                <w:b w:val="false"/>
+                <w:bCs w:val="false"/>
+                <w:i/>
+                <w:iCs/>
+                <w:sz w:val="18"/>
+                <w:szCs w:val="18"/>
+              </w:rPr>
+              <w:t xml:space="preserve">Аудио «Сейчас тебе нужно прослушать аудио и соединить имена с детьми на картинке ниже»; дальше идёт «Послушай аудио и соедини имена с детьми на картинке» (Sue, Jim, Tom, Mia, Bob)</w:t>
+            </w:r>
+          </w:p>
+        </w:tc>
+        <w:tc>
+          <w:tcPr>
+            <w:tcW w:type="dxa" w:w="3300"/>
+            <w:tcMar>
+              <w:top w:type="dxa" w:w="60"/>
+              <w:left w:type="dxa" w:w="90"/>
+              <w:bottom w:type="dxa" w:w="60"/>
+              <w:right w:type="dxa" w:w="90"/>
+            </w:tcMar>
+          </w:tcPr>
+          <w:p>
+            <w:pPr>
+              <w:spacing w:after="20" w:before="20"/>
+              <w:jc w:val="left"/>
+            </w:pPr>
+            <w:r>
+              <w:rPr>
+                <w:b/>
+                <w:bCs/>
+                <w:i w:val="false"/>
+                <w:iCs w:val="false"/>
+                <w:sz w:val="20"/>
+                <w:szCs w:val="20"/>
+              </w:rPr>
+              <w:t xml:space="preserve">sm1_u9_hw5_b7.mp3</w:t>
+            </w:r>
+          </w:p>
+        </w:tc>
+      </w:tr>
+      <w:tr>
+        <w:tc>
+          <w:tcPr>
+            <w:tcW w:type="dxa" w:w="420"/>
+            <w:tcMar>
+              <w:top w:type="dxa" w:w="60"/>
+              <w:left w:type="dxa" w:w="90"/>
+              <w:bottom w:type="dxa" w:w="60"/>
+              <w:right w:type="dxa" w:w="90"/>
+            </w:tcMar>
+          </w:tcPr>
+          <w:p>
+            <w:pPr>
+              <w:spacing w:after="20" w:before="20"/>
+              <w:jc w:val="center"/>
+            </w:pPr>
+            <w:r>
+              <w:rPr>
+                <w:b w:val="false"/>
+                <w:bCs w:val="false"/>
+                <w:i w:val="false"/>
+                <w:iCs w:val="false"/>
+                <w:sz w:val="20"/>
+                <w:szCs w:val="20"/>
+              </w:rPr>
+              <w:t xml:space="preserve">☐</w:t>
+            </w:r>
+          </w:p>
+        </w:tc>
+        <w:tc>
+          <w:tcPr>
+            <w:tcW w:type="dxa" w:w="520"/>
+            <w:tcMar>
+              <w:top w:type="dxa" w:w="60"/>
+              <w:left w:type="dxa" w:w="90"/>
+              <w:bottom w:type="dxa" w:w="60"/>
+              <w:right w:type="dxa" w:w="90"/>
+            </w:tcMar>
+          </w:tcPr>
+          <w:p>
+            <w:pPr>
+              <w:spacing w:after="20" w:before="20"/>
+              <w:jc w:val="center"/>
+            </w:pPr>
+            <w:r>
+              <w:rPr>
+                <w:b w:val="false"/>
+                <w:bCs w:val="false"/>
+                <w:i w:val="false"/>
+                <w:iCs w:val="false"/>
+                <w:sz w:val="20"/>
+                <w:szCs w:val="20"/>
+              </w:rPr>
+              <w:t xml:space="preserve">40</w:t>
+            </w:r>
+          </w:p>
+        </w:tc>
+        <w:tc>
+          <w:tcPr>
+            <w:tcW w:type="dxa" w:w="2200"/>
+            <w:tcMar>
+              <w:top w:type="dxa" w:w="60"/>
+              <w:left w:type="dxa" w:w="90"/>
+              <w:bottom w:type="dxa" w:w="60"/>
+              <w:right w:type="dxa" w:w="90"/>
+            </w:tcMar>
+          </w:tcPr>
+          <w:p>
+            <w:pPr>
+              <w:spacing w:after="20" w:before="20"/>
+              <w:jc w:val="left"/>
+            </w:pPr>
+            <w:r>
+              <w:rPr>
+                <w:b/>
+                <w:bCs/>
+                <w:i w:val="false"/>
+                <w:iCs w:val="false"/>
+                <w:sz w:val="20"/>
+                <w:szCs w:val="20"/>
+              </w:rPr>
+              <w:t xml:space="preserve">Тест Unit 9</w:t>
+            </w:r>
+          </w:p>
+        </w:tc>
+        <w:tc>
+          <w:tcPr>
+            <w:tcW w:type="dxa" w:w="1300"/>
+            <w:tcMar>
+              <w:top w:type="dxa" w:w="60"/>
+              <w:left w:type="dxa" w:w="90"/>
+              <w:bottom w:type="dxa" w:w="60"/>
+              <w:right w:type="dxa" w:w="90"/>
+            </w:tcMar>
+          </w:tcPr>
+          <w:p>
+            <w:pPr>
+              <w:spacing w:after="20" w:before="20"/>
+              <w:jc w:val="left"/>
+            </w:pPr>
+            <w:r>
+              <w:rPr>
+                <w:b w:val="false"/>
+                <w:bCs w:val="false"/>
+                <w:i w:val="false"/>
+                <w:iCs w:val="false"/>
+                <w:sz w:val="20"/>
+                <w:szCs w:val="20"/>
+              </w:rPr>
+              <w:t xml:space="preserve">🔊 аудио</w:t>
+            </w:r>
+          </w:p>
+        </w:tc>
+        <w:tc>
+          <w:tcPr>
+            <w:tcW w:type="dxa" w:w="6660"/>
+            <w:tcMar>
+              <w:top w:type="dxa" w:w="60"/>
+              <w:left w:type="dxa" w:w="90"/>
+              <w:bottom w:type="dxa" w:w="60"/>
+              <w:right w:type="dxa" w:w="90"/>
+            </w:tcMar>
+          </w:tcPr>
+          <w:p>
+            <w:pPr>
+              <w:spacing w:after="20" w:before="20"/>
+              <w:jc w:val="left"/>
+            </w:pPr>
+            <w:r>
+              <w:rPr>
+                <w:b w:val="false"/>
+                <w:bCs w:val="false"/>
+                <w:i w:val="false"/>
+                <w:iCs w:val="false"/>
+                <w:sz w:val="20"/>
+                <w:szCs w:val="20"/>
+              </w:rPr>
+              <w:t xml:space="preserve">Бен и семья на пляже</w:t>
+            </w:r>
+          </w:p>
+          <w:p>
+            <w:pPr>
+              <w:spacing w:after="20" w:before="20"/>
+              <w:jc w:val="left"/>
+            </w:pPr>
+            <w:r>
+              <w:rPr>
+                <w:b w:val="false"/>
+                <w:bCs w:val="false"/>
+                <w:i/>
+                <w:iCs/>
+                <w:sz w:val="18"/>
+                <w:szCs w:val="18"/>
+              </w:rPr>
+              <w:t xml:space="preserve">Аудио внутри задания «Тест»: «Послушай аудио: Бен и его семья проводят выходной на пляже» (1. What does Ben want to do?). Перед ним — «Составь предложение» «They are on my head.»</w:t>
+            </w:r>
+          </w:p>
+        </w:tc>
+        <w:tc>
+          <w:tcPr>
+            <w:tcW w:type="dxa" w:w="3300"/>
+            <w:tcMar>
+              <w:top w:type="dxa" w:w="60"/>
+              <w:left w:type="dxa" w:w="90"/>
+              <w:bottom w:type="dxa" w:w="60"/>
+              <w:right w:type="dxa" w:w="90"/>
+            </w:tcMar>
+          </w:tcPr>
+          <w:p>
+            <w:pPr>
+              <w:spacing w:after="20" w:before="20"/>
+              <w:jc w:val="left"/>
+            </w:pPr>
+            <w:r>
+              <w:rPr>
+                <w:b/>
+                <w:bCs/>
+                <w:i w:val="false"/>
+                <w:iCs w:val="false"/>
+                <w:sz w:val="20"/>
+                <w:szCs w:val="20"/>
+              </w:rPr>
+              <w:t xml:space="preserve">sm1_u9_test_b9.mp3</w:t>
+            </w:r>
+          </w:p>
+        </w:tc>
+      </w:tr>
+      <w:tr>
+        <w:tc>
+          <w:tcPr>
+            <w:tcW w:type="dxa" w:w="420"/>
+            <w:tcMar>
+              <w:top w:type="dxa" w:w="60"/>
+              <w:left w:type="dxa" w:w="90"/>
+              <w:bottom w:type="dxa" w:w="60"/>
+              <w:right w:type="dxa" w:w="90"/>
+            </w:tcMar>
+          </w:tcPr>
+          <w:p>
+            <w:pPr>
+              <w:spacing w:after="20" w:before="20"/>
+              <w:jc w:val="center"/>
+            </w:pPr>
+            <w:r>
+              <w:rPr>
+                <w:b w:val="false"/>
+                <w:bCs w:val="false"/>
+                <w:i w:val="false"/>
+                <w:iCs w:val="false"/>
+                <w:sz w:val="20"/>
+                <w:szCs w:val="20"/>
+              </w:rPr>
+              <w:t xml:space="preserve">☐</w:t>
+            </w:r>
+          </w:p>
+        </w:tc>
+        <w:tc>
+          <w:tcPr>
+            <w:tcW w:type="dxa" w:w="520"/>
+            <w:tcMar>
+              <w:top w:type="dxa" w:w="60"/>
+              <w:left w:type="dxa" w:w="90"/>
+              <w:bottom w:type="dxa" w:w="60"/>
+              <w:right w:type="dxa" w:w="90"/>
+            </w:tcMar>
+          </w:tcPr>
+          <w:p>
+            <w:pPr>
+              <w:spacing w:after="20" w:before="20"/>
+              <w:jc w:val="center"/>
+            </w:pPr>
+            <w:r>
+              <w:rPr>
+                <w:b w:val="false"/>
+                <w:bCs w:val="false"/>
+                <w:i w:val="false"/>
+                <w:iCs w:val="false"/>
+                <w:sz w:val="20"/>
+                <w:szCs w:val="20"/>
+              </w:rPr>
+              <w:t xml:space="preserve">41</w:t>
+            </w:r>
+          </w:p>
+        </w:tc>
+        <w:tc>
+          <w:tcPr>
+            <w:tcW w:type="dxa" w:w="2200"/>
+            <w:tcMar>
+              <w:top w:type="dxa" w:w="60"/>
+              <w:left w:type="dxa" w:w="90"/>
+              <w:bottom w:type="dxa" w:w="60"/>
+              <w:right w:type="dxa" w:w="90"/>
+            </w:tcMar>
+          </w:tcPr>
+          <w:p>
+            <w:pPr>
+              <w:spacing w:after="20" w:before="20"/>
+              <w:jc w:val="left"/>
+            </w:pPr>
+            <w:r>
+              <w:rPr>
+                <w:b/>
+                <w:bCs/>
+                <w:i w:val="false"/>
+                <w:iCs w:val="false"/>
+                <w:sz w:val="20"/>
+                <w:szCs w:val="20"/>
+              </w:rPr>
+              <w:t xml:space="preserve">Final Test (Listening)</w:t>
+            </w:r>
+          </w:p>
+        </w:tc>
+        <w:tc>
+          <w:tcPr>
+            <w:tcW w:type="dxa" w:w="1300"/>
+            <w:tcMar>
+              <w:top w:type="dxa" w:w="60"/>
+              <w:left w:type="dxa" w:w="90"/>
+              <w:bottom w:type="dxa" w:w="60"/>
+              <w:right w:type="dxa" w:w="90"/>
+            </w:tcMar>
+          </w:tcPr>
+          <w:p>
+            <w:pPr>
+              <w:spacing w:after="20" w:before="20"/>
+              <w:jc w:val="left"/>
+            </w:pPr>
+            <w:r>
+              <w:rPr>
+                <w:b w:val="false"/>
+                <w:bCs w:val="false"/>
+                <w:i w:val="false"/>
+                <w:iCs w:val="false"/>
+                <w:sz w:val="20"/>
+                <w:szCs w:val="20"/>
+              </w:rPr>
+              <w:t xml:space="preserve">🔊 аудио</w:t>
+            </w:r>
+          </w:p>
+        </w:tc>
+        <w:tc>
+          <w:tcPr>
+            <w:tcW w:type="dxa" w:w="6660"/>
+            <w:tcMar>
+              <w:top w:type="dxa" w:w="60"/>
+              <w:left w:type="dxa" w:w="90"/>
+              <w:bottom w:type="dxa" w:w="60"/>
+              <w:right w:type="dxa" w:w="90"/>
+            </w:tcMar>
+          </w:tcPr>
+          <w:p>
+            <w:pPr>
+              <w:spacing w:after="20" w:before="20"/>
+              <w:jc w:val="left"/>
+            </w:pPr>
+            <w:r>
+              <w:rPr>
+                <w:b w:val="false"/>
+                <w:bCs w:val="false"/>
+                <w:i w:val="false"/>
+                <w:iCs w:val="false"/>
+                <w:sz w:val="20"/>
+                <w:szCs w:val="20"/>
+              </w:rPr>
+              <w:t xml:space="preserve">Final test Listening (2:46)</w:t>
+            </w:r>
+          </w:p>
+          <w:p>
+            <w:pPr>
+              <w:spacing w:after="20" w:before="20"/>
+              <w:jc w:val="left"/>
+            </w:pPr>
+            <w:r>
+              <w:rPr>
+                <w:b w:val="false"/>
+                <w:bCs w:val="false"/>
+                <w:i/>
+                <w:iCs/>
+                <w:sz w:val="18"/>
+                <w:szCs w:val="18"/>
+              </w:rPr>
               <w:t xml:space="preserve">Первое задание урока Listening — «Медиафайл» «Послушай аудио и выполни задание ниже»; дальше идёт «Диаграмма»: «Послушай аудио и соедини имена людей с их изображениями» (Jane, Mike, Laura, Clare, Paul)</w:t>
             </w:r>
           </w:p>
         </w:tc>
         <w:tc>
           <w:tcPr>
-            <w:tcW w:type="dxa" w:w="3000"/>
+            <w:tcW w:type="dxa" w:w="3300"/>
             <w:tcMar>
               <w:top w:type="dxa" w:w="60"/>
               <w:left w:type="dxa" w:w="90"/>
@@ -7797,6 +7894,193 @@
                 <w:szCs w:val="20"/>
               </w:rPr>
               <w:t xml:space="preserve">sm1_final_b1.mp3</w:t>
+            </w:r>
+          </w:p>
+        </w:tc>
+      </w:tr>
+      <w:tr>
+        <w:tc>
+          <w:tcPr>
+            <w:tcW w:type="dxa" w:w="420"/>
+            <w:tcMar>
+              <w:top w:type="dxa" w:w="60"/>
+              <w:left w:type="dxa" w:w="90"/>
+              <w:bottom w:type="dxa" w:w="60"/>
+              <w:right w:type="dxa" w:w="90"/>
+            </w:tcMar>
+          </w:tcPr>
+          <w:p>
+            <w:pPr>
+              <w:spacing w:after="20" w:before="20"/>
+              <w:jc w:val="center"/>
+            </w:pPr>
+            <w:r>
+              <w:rPr>
+                <w:b w:val="false"/>
+                <w:bCs w:val="false"/>
+                <w:i w:val="false"/>
+                <w:iCs w:val="false"/>
+                <w:sz w:val="20"/>
+                <w:szCs w:val="20"/>
+              </w:rPr>
+              <w:t xml:space="preserve">☐</w:t>
+            </w:r>
+          </w:p>
+        </w:tc>
+        <w:tc>
+          <w:tcPr>
+            <w:tcW w:type="dxa" w:w="520"/>
+            <w:tcMar>
+              <w:top w:type="dxa" w:w="60"/>
+              <w:left w:type="dxa" w:w="90"/>
+              <w:bottom w:type="dxa" w:w="60"/>
+              <w:right w:type="dxa" w:w="90"/>
+            </w:tcMar>
+          </w:tcPr>
+          <w:p>
+            <w:pPr>
+              <w:spacing w:after="20" w:before="20"/>
+              <w:jc w:val="center"/>
+            </w:pPr>
+            <w:r>
+              <w:rPr>
+                <w:b w:val="false"/>
+                <w:bCs w:val="false"/>
+                <w:i w:val="false"/>
+                <w:iCs w:val="false"/>
+                <w:sz w:val="20"/>
+                <w:szCs w:val="20"/>
+              </w:rPr>
+              <w:t xml:space="preserve">42</w:t>
+            </w:r>
+          </w:p>
+        </w:tc>
+        <w:tc>
+          <w:tcPr>
+            <w:tcW w:type="dxa" w:w="2200"/>
+            <w:tcMar>
+              <w:top w:type="dxa" w:w="60"/>
+              <w:left w:type="dxa" w:w="90"/>
+              <w:bottom w:type="dxa" w:w="60"/>
+              <w:right w:type="dxa" w:w="90"/>
+            </w:tcMar>
+          </w:tcPr>
+          <w:p>
+            <w:pPr>
+              <w:spacing w:after="20" w:before="20"/>
+              <w:jc w:val="left"/>
+            </w:pPr>
+            <w:r>
+              <w:rPr>
+                <w:b/>
+                <w:bCs/>
+                <w:i w:val="false"/>
+                <w:iCs w:val="false"/>
+                <w:sz w:val="20"/>
+                <w:szCs w:val="20"/>
+              </w:rPr>
+              <w:t xml:space="preserve">Final Test</w:t>
+            </w:r>
+          </w:p>
+        </w:tc>
+        <w:tc>
+          <w:tcPr>
+            <w:tcW w:type="dxa" w:w="1300"/>
+            <w:tcMar>
+              <w:top w:type="dxa" w:w="60"/>
+              <w:left w:type="dxa" w:w="90"/>
+              <w:bottom w:type="dxa" w:w="60"/>
+              <w:right w:type="dxa" w:w="90"/>
+            </w:tcMar>
+          </w:tcPr>
+          <w:p>
+            <w:pPr>
+              <w:spacing w:after="20" w:before="20"/>
+              <w:jc w:val="left"/>
+            </w:pPr>
+            <w:r>
+              <w:rPr>
+                <w:b w:val="false"/>
+                <w:bCs w:val="false"/>
+                <w:i w:val="false"/>
+                <w:iCs w:val="false"/>
+                <w:sz w:val="20"/>
+                <w:szCs w:val="20"/>
+              </w:rPr>
+              <w:t xml:space="preserve">🖼 картинка</w:t>
+            </w:r>
+          </w:p>
+        </w:tc>
+        <w:tc>
+          <w:tcPr>
+            <w:tcW w:type="dxa" w:w="6660"/>
+            <w:tcMar>
+              <w:top w:type="dxa" w:w="60"/>
+              <w:left w:type="dxa" w:w="90"/>
+              <w:bottom w:type="dxa" w:w="60"/>
+              <w:right w:type="dxa" w:w="90"/>
+            </w:tcMar>
+          </w:tcPr>
+          <w:p>
+            <w:pPr>
+              <w:spacing w:after="20" w:before="20"/>
+              <w:jc w:val="left"/>
+            </w:pPr>
+            <w:r>
+              <w:rPr>
+                <w:b w:val="false"/>
+                <w:bCs w:val="false"/>
+                <w:i w:val="false"/>
+                <w:iCs w:val="false"/>
+                <w:sz w:val="20"/>
+                <w:szCs w:val="20"/>
+              </w:rPr>
+              <w:t xml:space="preserve">Картинки вариантов к 5 вопросам Listening (Tom, Anna, Sue, Ben, Nick) — по 3 на вопрос, всего 15</w:t>
+            </w:r>
+          </w:p>
+          <w:p>
+            <w:pPr>
+              <w:spacing w:after="20" w:before="20"/>
+              <w:jc w:val="left"/>
+            </w:pPr>
+            <w:r>
+              <w:rPr>
+                <w:b w:val="false"/>
+                <w:bCs w:val="false"/>
+                <w:i/>
+                <w:iCs/>
+                <w:sz w:val="18"/>
+                <w:szCs w:val="18"/>
+              </w:rPr>
+              <w:t xml:space="preserve">вопросы сразу после записи Listening</w:t>
+            </w:r>
+          </w:p>
+        </w:tc>
+        <w:tc>
+          <w:tcPr>
+            <w:tcW w:type="dxa" w:w="3300"/>
+            <w:tcMar>
+              <w:top w:type="dxa" w:w="60"/>
+              <w:left w:type="dxa" w:w="90"/>
+              <w:bottom w:type="dxa" w:w="60"/>
+              <w:right w:type="dxa" w:w="90"/>
+            </w:tcMar>
+          </w:tcPr>
+          <w:p>
+            <w:pPr>
+              <w:spacing w:after="20" w:before="20"/>
+              <w:jc w:val="left"/>
+            </w:pPr>
+            <w:r>
+              <w:rPr>
+                <w:b/>
+                <w:bCs/>
+                <w:i w:val="false"/>
+                <w:iCs w:val="false"/>
+                <w:sz w:val="20"/>
+                <w:szCs w:val="20"/>
+              </w:rPr>
+              <w:t xml:space="preserve">sm1_final_q1_1.png … sm1_final_q5_3.png (вопрос_вариант)</w:t>
             </w:r>
           </w:p>
         </w:tc>
